--- a/index.docx
+++ b/index.docx
@@ -256,7 +256,7 @@
           <w:r>
             <w:fldChar w:fldCharType="separate"/>
           </w:r>
-          <w:hyperlink w:anchor="_Toc239693974" w:history="1">
+          <w:hyperlink w:anchor="_Toc240225697" w:history="1">
             <w:r>
               <w:rPr>
                 <w:rStyle w:val="Lienhypertexte"/>
@@ -283,7 +283,7 @@
                 <w:noProof/>
                 <w:webHidden/>
               </w:rPr>
-              <w:instrText xml:space="preserve"> PAGEREF _Toc239693974 \h </w:instrText>
+              <w:instrText xml:space="preserve"> PAGEREF _Toc240225697 \h </w:instrText>
             </w:r>
             <w:r>
               <w:rPr>
@@ -329,7 +329,7 @@
               <w:lang w:eastAsia="fr-FR"/>
             </w:rPr>
           </w:pPr>
-          <w:hyperlink w:anchor="_Toc239693975" w:history="1">
+          <w:hyperlink w:anchor="_Toc240225698" w:history="1">
             <w:r>
               <w:rPr>
                 <w:rStyle w:val="Lienhypertexte"/>
@@ -356,7 +356,7 @@
                 <w:noProof/>
                 <w:webHidden/>
               </w:rPr>
-              <w:instrText xml:space="preserve"> PAGEREF _Toc239693975 \h </w:instrText>
+              <w:instrText xml:space="preserve"> PAGEREF _Toc240225698 \h </w:instrText>
             </w:r>
             <w:r>
               <w:rPr>
@@ -402,7 +402,7 @@
               <w:lang w:eastAsia="fr-FR"/>
             </w:rPr>
           </w:pPr>
-          <w:hyperlink w:anchor="_Toc239693976" w:history="1">
+          <w:hyperlink w:anchor="_Toc240225699" w:history="1">
             <w:r>
               <w:rPr>
                 <w:rStyle w:val="Lienhypertexte"/>
@@ -429,7 +429,7 @@
                 <w:noProof/>
                 <w:webHidden/>
               </w:rPr>
-              <w:instrText xml:space="preserve"> PAGEREF _Toc239693976 \h </w:instrText>
+              <w:instrText xml:space="preserve"> PAGEREF _Toc240225699 \h </w:instrText>
             </w:r>
             <w:r>
               <w:rPr>
@@ -475,7 +475,7 @@
               <w:lang w:eastAsia="fr-FR"/>
             </w:rPr>
           </w:pPr>
-          <w:hyperlink w:anchor="_Toc239693977" w:history="1">
+          <w:hyperlink w:anchor="_Toc240225700" w:history="1">
             <w:r>
               <w:rPr>
                 <w:rStyle w:val="Lienhypertexte"/>
@@ -502,7 +502,7 @@
                 <w:noProof/>
                 <w:webHidden/>
               </w:rPr>
-              <w:instrText xml:space="preserve"> PAGEREF _Toc239693977 \h </w:instrText>
+              <w:instrText xml:space="preserve"> PAGEREF _Toc240225700 \h </w:instrText>
             </w:r>
             <w:r>
               <w:rPr>
@@ -548,7 +548,7 @@
               <w:lang w:eastAsia="fr-FR"/>
             </w:rPr>
           </w:pPr>
-          <w:hyperlink w:anchor="_Toc239693978" w:history="1">
+          <w:hyperlink w:anchor="_Toc240225701" w:history="1">
             <w:r>
               <w:rPr>
                 <w:rStyle w:val="Lienhypertexte"/>
@@ -575,7 +575,7 @@
                 <w:noProof/>
                 <w:webHidden/>
               </w:rPr>
-              <w:instrText xml:space="preserve"> PAGEREF _Toc239693978 \h </w:instrText>
+              <w:instrText xml:space="preserve"> PAGEREF _Toc240225701 \h </w:instrText>
             </w:r>
             <w:r>
               <w:rPr>
@@ -619,7 +619,7 @@
       <w:pPr>
         <w:pStyle w:val="Titre2"/>
       </w:pPr>
-      <w:bookmarkStart w:id="0" w:name="_Toc239693974"/>
+      <w:bookmarkStart w:id="0" w:name="_Toc240225697"/>
       <w:r>
         <w:t>I – Pourquoi remplacer les services numériques américains</w:t>
       </w:r>
@@ -630,15 +630,41 @@
         <w:jc w:val="both"/>
       </w:pPr>
       <w:r>
-        <w:t xml:space="preserve">Le Cloud Act et plus particulièrement le </w:t>
-      </w:r>
+        <w:t xml:space="preserve">Le Cloud </w:t>
+      </w:r>
+      <w:proofErr w:type="spellStart"/>
+      <w:r>
+        <w:t>Act</w:t>
+      </w:r>
+      <w:proofErr w:type="spellEnd"/>
+      <w:r>
+        <w:t xml:space="preserve"> et plus particulièrement le </w:t>
+      </w:r>
+      <w:proofErr w:type="spellStart"/>
       <w:r>
         <w:rPr>
           <w:i/>
           <w:iCs/>
         </w:rPr>
-        <w:t>Foreign Intelligence Surveillance Act</w:t>
-      </w:r>
+        <w:t>Foreign</w:t>
+      </w:r>
+      <w:proofErr w:type="spellEnd"/>
+      <w:r>
+        <w:rPr>
+          <w:i/>
+          <w:iCs/>
+        </w:rPr>
+        <w:t xml:space="preserve"> Intelligence Surveillance </w:t>
+      </w:r>
+      <w:proofErr w:type="spellStart"/>
+      <w:r>
+        <w:rPr>
+          <w:i/>
+          <w:iCs/>
+        </w:rPr>
+        <w:t>Act</w:t>
+      </w:r>
+      <w:proofErr w:type="spellEnd"/>
       <w:r>
         <w:t xml:space="preserve"> </w:t>
       </w:r>
@@ -887,7 +913,7 @@
       <w:pPr>
         <w:pStyle w:val="Titre2"/>
       </w:pPr>
-      <w:bookmarkStart w:id="1" w:name="_Toc239693975"/>
+      <w:bookmarkStart w:id="1" w:name="_Toc240225698"/>
       <w:r>
         <w:t>II – Choix de solutions</w:t>
       </w:r>
@@ -947,8 +973,13 @@
         <w:t xml:space="preserve">les alternatives non européennes </w:t>
       </w:r>
       <w:r>
-        <w:t>mais non soumises au Cloud Act</w:t>
-      </w:r>
+        <w:t xml:space="preserve">mais non soumises au Cloud </w:t>
+      </w:r>
+      <w:proofErr w:type="spellStart"/>
+      <w:r>
+        <w:t>Act</w:t>
+      </w:r>
+      <w:proofErr w:type="spellEnd"/>
       <w:r>
         <w:t xml:space="preserve"> lorsque par exemple l’ergonomie le justifie,</w:t>
       </w:r>
@@ -1226,8 +1257,18 @@
                 <w:bCs/>
                 <w:color w:val="EE0000"/>
               </w:rPr>
-              <w:t>Google Search</w:t>
-            </w:r>
+              <w:t xml:space="preserve">Google </w:t>
+            </w:r>
+            <w:proofErr w:type="spellStart"/>
+            <w:r>
+              <w:rPr>
+                <w:b/>
+                <w:bCs/>
+                <w:color w:val="EE0000"/>
+              </w:rPr>
+              <w:t>Search</w:t>
+            </w:r>
+            <w:proofErr w:type="spellEnd"/>
             <w:r>
               <w:t xml:space="preserve"> et </w:t>
             </w:r>
@@ -1270,6 +1311,7 @@
             <w:pPr>
               <w:jc w:val="center"/>
             </w:pPr>
+            <w:proofErr w:type="spellStart"/>
             <w:r>
               <w:rPr>
                 <w:b/>
@@ -1278,6 +1320,7 @@
               </w:rPr>
               <w:t>Startpage</w:t>
             </w:r>
+            <w:proofErr w:type="spellEnd"/>
             <w:r>
               <w:rPr>
                 <w:color w:val="00B050"/>
@@ -1298,55 +1341,43 @@
                 <w:t>https://www.startpage.com/fr/</w:t>
               </w:r>
             </w:hyperlink>
-          </w:p>
-          <w:p>
-            <w:pPr>
-              <w:jc w:val="center"/>
-              <w:rPr>
-                <w:lang w:val="en-US"/>
-              </w:rPr>
-            </w:pPr>
+            <w:r>
+              <w:br/>
+            </w:r>
+            <w:r>
+              <w:t xml:space="preserve">ou </w:t>
+            </w:r>
+            <w:proofErr w:type="spellStart"/>
             <w:r>
               <w:rPr>
                 <w:b/>
                 <w:bCs/>
                 <w:color w:val="00B050"/>
-                <w:lang w:val="en-US"/>
               </w:rPr>
               <w:t>Qwant</w:t>
             </w:r>
+            <w:proofErr w:type="spellEnd"/>
             <w:r>
               <w:rPr>
                 <w:color w:val="00B050"/>
-                <w:lang w:val="en-US"/>
               </w:rPr>
               <w:t xml:space="preserve"> </w:t>
             </w:r>
             <w:r>
-              <w:rPr>
-                <w:lang w:val="en-US"/>
-              </w:rPr>
               <w:t>(France)</w:t>
             </w:r>
             <w:r>
-              <w:rPr>
-                <w:lang w:val="en-US"/>
-              </w:rPr>
               <w:br/>
             </w:r>
             <w:hyperlink r:id="rId11" w:tooltip="https://www.qwant.com/?l=fr" w:history="1">
               <w:r>
                 <w:rPr>
                   <w:rStyle w:val="Lienhypertexte"/>
-                  <w:lang w:val="en-US"/>
                 </w:rPr>
                 <w:t>https://www.qwant.com/?l=fr</w:t>
               </w:r>
             </w:hyperlink>
             <w:r>
-              <w:rPr>
-                <w:lang w:val="en-US"/>
-              </w:rPr>
               <w:t xml:space="preserve"> </w:t>
             </w:r>
           </w:p>
@@ -1385,6 +1416,7 @@
             <w:pPr>
               <w:jc w:val="center"/>
             </w:pPr>
+            <w:proofErr w:type="spellStart"/>
             <w:r>
               <w:rPr>
                 <w:i/>
@@ -1392,7 +1424,17 @@
                 <w:color w:val="0070C0"/>
                 <w:lang w:val="en-US"/>
               </w:rPr>
-              <w:t>Remplacement f</w:t>
+              <w:t>Remplacement</w:t>
+            </w:r>
+            <w:proofErr w:type="spellEnd"/>
+            <w:r>
+              <w:rPr>
+                <w:i/>
+                <w:iCs/>
+                <w:color w:val="0070C0"/>
+                <w:lang w:val="en-US"/>
+              </w:rPr>
+              <w:t xml:space="preserve"> f</w:t>
             </w:r>
             <w:r>
               <w:rPr>
@@ -1413,7 +1455,7 @@
             <w:pPr>
               <w:jc w:val="center"/>
               <w:rPr>
-                <w:lang w:val="it-IT"/>
+                <w:lang w:val="en-US"/>
               </w:rPr>
             </w:pPr>
             <w:r>
@@ -1421,26 +1463,26 @@
                 <w:b/>
                 <w:bCs/>
                 <w:color w:val="00B050"/>
-                <w:lang w:val="it-IT"/>
+                <w:lang w:val="en-US"/>
               </w:rPr>
               <w:t>Telegram</w:t>
             </w:r>
             <w:r>
               <w:rPr>
                 <w:color w:val="00B050"/>
-                <w:lang w:val="it-IT"/>
+                <w:lang w:val="en-US"/>
               </w:rPr>
               <w:t xml:space="preserve"> </w:t>
             </w:r>
             <w:r>
               <w:rPr>
-                <w:lang w:val="it-IT"/>
+                <w:lang w:val="en-US"/>
               </w:rPr>
               <w:t>(Dubai)</w:t>
             </w:r>
             <w:r>
               <w:rPr>
-                <w:lang w:val="it-IT"/>
+                <w:lang w:val="en-US"/>
               </w:rPr>
               <w:br/>
             </w:r>
@@ -1448,14 +1490,73 @@
               <w:r>
                 <w:rPr>
                   <w:rStyle w:val="Lienhypertexte"/>
-                  <w:lang w:val="it-IT"/>
+                  <w:lang w:val="en-US"/>
                 </w:rPr>
                 <w:t>https://telegram.org/</w:t>
               </w:r>
             </w:hyperlink>
             <w:r>
               <w:rPr>
-                <w:lang w:val="it-IT"/>
+                <w:lang w:val="en-US"/>
+              </w:rPr>
+              <w:br/>
+            </w:r>
+            <w:proofErr w:type="spellStart"/>
+            <w:r>
+              <w:rPr>
+                <w:lang w:val="en-US"/>
+              </w:rPr>
+              <w:t>ou</w:t>
+            </w:r>
+            <w:proofErr w:type="spellEnd"/>
+            <w:r>
+              <w:rPr>
+                <w:lang w:val="en-US"/>
+              </w:rPr>
+              <w:t xml:space="preserve"> </w:t>
+            </w:r>
+            <w:proofErr w:type="spellStart"/>
+            <w:r>
+              <w:rPr>
+                <w:b/>
+                <w:bCs/>
+                <w:color w:val="00B050"/>
+                <w:lang w:val="en-US"/>
+              </w:rPr>
+              <w:t>Olvid</w:t>
+            </w:r>
+            <w:proofErr w:type="spellEnd"/>
+            <w:r>
+              <w:rPr>
+                <w:color w:val="00B050"/>
+                <w:lang w:val="en-US"/>
+              </w:rPr>
+              <w:t xml:space="preserve"> </w:t>
+            </w:r>
+            <w:r>
+              <w:rPr>
+                <w:lang w:val="en-US"/>
+              </w:rPr>
+              <w:t>(France)</w:t>
+            </w:r>
+            <w:r>
+              <w:rPr>
+                <w:lang w:val="en-US"/>
+              </w:rPr>
+              <w:br/>
+            </w:r>
+            <w:hyperlink r:id="rId13" w:history="1">
+              <w:r>
+                <w:rPr>
+                  <w:rStyle w:val="Lienhypertexte"/>
+                  <w:lang w:val="en-US"/>
+                </w:rPr>
+                <w:t>https://www.olvid.io/download/fr/</w:t>
+              </w:r>
+            </w:hyperlink>
+            <w:r>
+              <w:rPr>
+                <w:lang w:val="en-US"/>
               </w:rPr>
               <w:t xml:space="preserve"> </w:t>
             </w:r>
@@ -1490,6 +1591,7 @@
             <w:r>
               <w:t xml:space="preserve"> </w:t>
             </w:r>
+            <w:proofErr w:type="spellStart"/>
             <w:r>
               <w:rPr>
                 <w:b/>
@@ -1498,6 +1600,7 @@
               </w:rPr>
               <w:t>Maps</w:t>
             </w:r>
+            <w:proofErr w:type="spellEnd"/>
             <w:r>
               <w:t xml:space="preserve">, </w:t>
             </w:r>
@@ -1514,6 +1617,7 @@
             <w:pPr>
               <w:jc w:val="center"/>
             </w:pPr>
+            <w:proofErr w:type="spellStart"/>
             <w:r>
               <w:rPr>
                 <w:i/>
@@ -1521,7 +1625,17 @@
                 <w:color w:val="0070C0"/>
                 <w:lang w:val="en-US"/>
               </w:rPr>
-              <w:t>Remplacement f</w:t>
+              <w:t>Remplacement</w:t>
+            </w:r>
+            <w:proofErr w:type="spellEnd"/>
+            <w:r>
+              <w:rPr>
+                <w:i/>
+                <w:iCs/>
+                <w:color w:val="0070C0"/>
+                <w:lang w:val="en-US"/>
+              </w:rPr>
+              <w:t xml:space="preserve"> f</w:t>
             </w:r>
             <w:r>
               <w:rPr>
@@ -1573,46 +1687,13 @@
               </w:rPr>
               <w:br/>
             </w:r>
-            <w:hyperlink r:id="rId13" w:tooltip="https://wego.here.com/" w:history="1">
+            <w:hyperlink r:id="rId14" w:tooltip="https://wego.here.com/" w:history="1">
               <w:r>
                 <w:rPr>
                   <w:rStyle w:val="Lienhypertexte"/>
                   <w:lang w:val="en-US"/>
                 </w:rPr>
                 <w:t>https://wego.here.com/</w:t>
-              </w:r>
-            </w:hyperlink>
-          </w:p>
-          <w:p>
-            <w:pPr>
-              <w:jc w:val="center"/>
-            </w:pPr>
-            <w:r>
-              <w:t xml:space="preserve">ou </w:t>
-            </w:r>
-            <w:r>
-              <w:rPr>
-                <w:b/>
-                <w:bCs/>
-                <w:color w:val="00B050"/>
-              </w:rPr>
-              <w:t>Mappy</w:t>
-            </w:r>
-            <w:r>
-              <w:rPr>
-                <w:color w:val="00B050"/>
-              </w:rPr>
-              <w:t xml:space="preserve"> </w:t>
-            </w:r>
-            <w:r>
-              <w:t xml:space="preserve">(France) </w:t>
-            </w:r>
-            <w:hyperlink r:id="rId14" w:history="1">
-              <w:r>
-                <w:rPr>
-                  <w:rStyle w:val="Lienhypertexte"/>
-                </w:rPr>
-                <w:t>https://fr.mappy.com/</w:t>
               </w:r>
             </w:hyperlink>
           </w:p>
@@ -1666,6 +1747,7 @@
             <w:r>
               <w:t xml:space="preserve">, </w:t>
             </w:r>
+            <w:proofErr w:type="spellStart"/>
             <w:r>
               <w:rPr>
                 <w:b/>
@@ -1674,6 +1756,7 @@
               </w:rPr>
               <w:t>Grok</w:t>
             </w:r>
+            <w:proofErr w:type="spellEnd"/>
             <w:r>
               <w:t>, etc.)</w:t>
             </w:r>
@@ -1739,11 +1822,9 @@
                 <w:t>https://chat.mistral.ai/chat</w:t>
               </w:r>
             </w:hyperlink>
-          </w:p>
-          <w:p>
-            <w:pPr>
-              <w:jc w:val="center"/>
-            </w:pPr>
+            <w:r>
+              <w:br/>
+            </w:r>
             <w:r>
               <w:t xml:space="preserve">ou </w:t>
             </w:r>
@@ -1753,7 +1834,25 @@
                 <w:bCs/>
                 <w:color w:val="00B050"/>
               </w:rPr>
-              <w:t xml:space="preserve">Vanish Startpage Private AI </w:t>
+              <w:t xml:space="preserve">Vanish </w:t>
+            </w:r>
+            <w:proofErr w:type="spellStart"/>
+            <w:r>
+              <w:rPr>
+                <w:b/>
+                <w:bCs/>
+                <w:color w:val="00B050"/>
+              </w:rPr>
+              <w:t>Startpage</w:t>
+            </w:r>
+            <w:proofErr w:type="spellEnd"/>
+            <w:r>
+              <w:rPr>
+                <w:b/>
+                <w:bCs/>
+                <w:color w:val="00B050"/>
+              </w:rPr>
+              <w:t xml:space="preserve"> Private AI </w:t>
             </w:r>
             <w:r>
               <w:t>(Pays-Bas)</w:t>
@@ -1791,6 +1890,9 @@
             <w:pPr>
               <w:jc w:val="center"/>
               <w:rPr>
+                <w:b/>
+                <w:bCs/>
+                <w:color w:val="EE0000"/>
                 <w:lang w:val="en-US"/>
               </w:rPr>
             </w:pPr>
@@ -1848,15 +1950,15 @@
               </w:rPr>
               <w:t>Cisco Webex</w:t>
             </w:r>
-            <w:r>
+          </w:p>
+          <w:p>
+            <w:pPr>
+              <w:jc w:val="center"/>
               <w:rPr>
-                <w:b/>
-                <w:bCs/>
-                <w:color w:val="EE0000"/>
                 <w:lang w:val="en-US"/>
               </w:rPr>
-              <w:br/>
-            </w:r>
+            </w:pPr>
+            <w:proofErr w:type="spellStart"/>
             <w:r>
               <w:rPr>
                 <w:i/>
@@ -1864,7 +1966,17 @@
                 <w:color w:val="0070C0"/>
                 <w:lang w:val="en-US"/>
               </w:rPr>
-              <w:t>Remplacement f</w:t>
+              <w:t>Remplacement</w:t>
+            </w:r>
+            <w:proofErr w:type="spellEnd"/>
+            <w:r>
+              <w:rPr>
+                <w:i/>
+                <w:iCs/>
+                <w:color w:val="0070C0"/>
+                <w:lang w:val="en-US"/>
+              </w:rPr>
+              <w:t xml:space="preserve"> f</w:t>
             </w:r>
             <w:r>
               <w:rPr>
@@ -1885,6 +1997,7 @@
             <w:pPr>
               <w:jc w:val="center"/>
             </w:pPr>
+            <w:proofErr w:type="spellStart"/>
             <w:r>
               <w:rPr>
                 <w:b/>
@@ -1893,6 +2006,7 @@
               </w:rPr>
               <w:t>kMeet</w:t>
             </w:r>
+            <w:proofErr w:type="spellEnd"/>
             <w:r>
               <w:rPr>
                 <w:color w:val="00B050"/>
@@ -1914,11 +2028,11 @@
               </w:r>
             </w:hyperlink>
             <w:r>
-              <w:t xml:space="preserve"> </w:t>
-            </w:r>
-            <w:r>
               <w:br/>
-              <w:t xml:space="preserve">Pour les professionnels, l’outil </w:t>
+              <w:t>ou p</w:t>
+            </w:r>
+            <w:r>
+              <w:t xml:space="preserve">our les professionnels, l’outil </w:t>
             </w:r>
             <w:r>
               <w:rPr>
@@ -1937,11 +2051,9 @@
             <w:r>
               <w:t>de la suite numérique du gouvernement.</w:t>
             </w:r>
-          </w:p>
-          <w:p>
-            <w:pPr>
-              <w:jc w:val="center"/>
-            </w:pPr>
+            <w:r>
+              <w:br/>
+            </w:r>
             <w:r>
               <w:t>(France)</w:t>
             </w:r>
@@ -2023,6 +2135,7 @@
               </w:rPr>
               <w:t xml:space="preserve">Cloud Premium </w:t>
             </w:r>
+            <w:proofErr w:type="spellStart"/>
             <w:r>
               <w:rPr>
                 <w:b/>
@@ -2032,6 +2145,7 @@
               </w:rPr>
               <w:t>Cloudeezy</w:t>
             </w:r>
+            <w:proofErr w:type="spellEnd"/>
             <w:r>
               <w:rPr>
                 <w:color w:val="00B050"/>
@@ -2074,6 +2188,7 @@
               </w:rPr>
               <w:t xml:space="preserve">Application </w:t>
             </w:r>
+            <w:proofErr w:type="spellStart"/>
             <w:r>
               <w:rPr>
                 <w:b/>
@@ -2083,11 +2198,26 @@
               </w:rPr>
               <w:t>Nextcloud</w:t>
             </w:r>
+            <w:proofErr w:type="spellEnd"/>
             <w:r>
               <w:rPr>
                 <w:lang w:val="en-US"/>
               </w:rPr>
-              <w:t xml:space="preserve"> sur Windows (Allemagne)</w:t>
+              <w:t xml:space="preserve"> sur Windows (</w:t>
+            </w:r>
+            <w:proofErr w:type="spellStart"/>
+            <w:r>
+              <w:rPr>
+                <w:lang w:val="en-US"/>
+              </w:rPr>
+              <w:t>Allemagne</w:t>
+            </w:r>
+            <w:proofErr w:type="spellEnd"/>
+            <w:r>
+              <w:rPr>
+                <w:lang w:val="en-US"/>
+              </w:rPr>
+              <w:t>)</w:t>
             </w:r>
             <w:r>
               <w:rPr>
@@ -2189,20 +2319,38 @@
                 <w:color w:val="EE0000"/>
               </w:rPr>
             </w:pPr>
+            <w:proofErr w:type="spellStart"/>
             <w:r>
               <w:rPr>
                 <w:color w:val="77206D" w:themeColor="accent5" w:themeShade="BF"/>
                 <w:lang w:val="en-US"/>
               </w:rPr>
-              <w:t>Remplacement p</w:t>
-            </w:r>
+              <w:t>Remplacement</w:t>
+            </w:r>
+            <w:proofErr w:type="spellEnd"/>
             <w:r>
               <w:rPr>
                 <w:color w:val="77206D" w:themeColor="accent5" w:themeShade="BF"/>
                 <w:lang w:val="en-US"/>
               </w:rPr>
-              <w:t>lus délicat</w:t>
-            </w:r>
+              <w:t xml:space="preserve"> p</w:t>
+            </w:r>
+            <w:r>
+              <w:rPr>
+                <w:color w:val="77206D" w:themeColor="accent5" w:themeShade="BF"/>
+                <w:lang w:val="en-US"/>
+              </w:rPr>
+              <w:t xml:space="preserve">lus </w:t>
+            </w:r>
+            <w:proofErr w:type="spellStart"/>
+            <w:r>
+              <w:rPr>
+                <w:color w:val="77206D" w:themeColor="accent5" w:themeShade="BF"/>
+                <w:lang w:val="en-US"/>
+              </w:rPr>
+              <w:t>délicat</w:t>
+            </w:r>
+            <w:proofErr w:type="spellEnd"/>
           </w:p>
         </w:tc>
         <w:tc>
@@ -2227,9 +2375,6 @@
           <w:p>
             <w:pPr>
               <w:jc w:val="center"/>
-              <w:rPr>
-                <w:lang w:val="en-US"/>
-              </w:rPr>
             </w:pPr>
             <w:r>
               <w:rPr>
@@ -2259,16 +2404,25 @@
               </w:rPr>
               <w:t>Windows</w:t>
             </w:r>
-          </w:p>
-          <w:p>
-            <w:pPr>
-              <w:jc w:val="center"/>
-            </w:pPr>
             <w:r>
               <w:rPr>
                 <w:lang w:val="en-US"/>
               </w:rPr>
-              <w:t xml:space="preserve">Gratuit. </w:t>
+              <w:br/>
+            </w:r>
+            <w:proofErr w:type="spellStart"/>
+            <w:r>
+              <w:rPr>
+                <w:lang w:val="en-US"/>
+              </w:rPr>
+              <w:t>Gratuit</w:t>
+            </w:r>
+            <w:proofErr w:type="spellEnd"/>
+            <w:r>
+              <w:rPr>
+                <w:lang w:val="en-US"/>
+              </w:rPr>
+              <w:t xml:space="preserve">. </w:t>
             </w:r>
             <w:r>
               <w:t>Don de 15 € optionnel (Open Source)</w:t>
@@ -2307,14 +2461,13 @@
             <w:r>
               <w:t> : il s’agit ici d’avoir sur son téléphone un accès partagé avec son PC à ses fichiers, mails, contacts et calendriers sans utiliser OneDrive et Outlook :</w:t>
             </w:r>
-          </w:p>
-          <w:p>
-            <w:pPr>
-              <w:jc w:val="center"/>
-            </w:pPr>
+            <w:r>
+              <w:br/>
+            </w:r>
             <w:r>
               <w:t xml:space="preserve">Application </w:t>
             </w:r>
+            <w:proofErr w:type="spellStart"/>
             <w:r>
               <w:rPr>
                 <w:b/>
@@ -2323,6 +2476,7 @@
               </w:rPr>
               <w:t>Nextcloud</w:t>
             </w:r>
+            <w:proofErr w:type="spellEnd"/>
             <w:r>
               <w:t xml:space="preserve"> sur Android (Allemagne)</w:t>
             </w:r>
@@ -2362,11 +2516,9 @@
             <w:r>
               <w:t>Android</w:t>
             </w:r>
-          </w:p>
-          <w:p>
-            <w:pPr>
-              <w:jc w:val="center"/>
-            </w:pPr>
+            <w:r>
+              <w:br/>
+            </w:r>
             <w:r>
               <w:t>Gratuit. Don de 15 € optionnel (Open Source)</w:t>
             </w:r>
@@ -2389,14 +2541,34 @@
             <w:r>
               <w:t xml:space="preserve">Applications </w:t>
             </w:r>
+            <w:proofErr w:type="spellStart"/>
             <w:r>
               <w:rPr>
                 <w:b/>
                 <w:bCs/>
                 <w:color w:val="00B050"/>
               </w:rPr>
-              <w:t>Nextcloud Calendar</w:t>
-            </w:r>
+              <w:t>Nextcloud</w:t>
+            </w:r>
+            <w:proofErr w:type="spellEnd"/>
+            <w:r>
+              <w:rPr>
+                <w:b/>
+                <w:bCs/>
+                <w:color w:val="00B050"/>
+              </w:rPr>
+              <w:t xml:space="preserve"> </w:t>
+            </w:r>
+            <w:proofErr w:type="spellStart"/>
+            <w:r>
+              <w:rPr>
+                <w:b/>
+                <w:bCs/>
+                <w:color w:val="00B050"/>
+              </w:rPr>
+              <w:t>Calendar</w:t>
+            </w:r>
+            <w:proofErr w:type="spellEnd"/>
             <w:r>
               <w:rPr>
                 <w:color w:val="00B050"/>
@@ -2479,6 +2651,7 @@
                 <w:lang w:val="en-US"/>
               </w:rPr>
             </w:pPr>
+            <w:proofErr w:type="spellStart"/>
             <w:r>
               <w:rPr>
                 <w:i/>
@@ -2486,7 +2659,17 @@
                 <w:color w:val="0070C0"/>
                 <w:lang w:val="en-US"/>
               </w:rPr>
-              <w:t>Remplacement f</w:t>
+              <w:t>Remplacement</w:t>
+            </w:r>
+            <w:proofErr w:type="spellEnd"/>
+            <w:r>
+              <w:rPr>
+                <w:i/>
+                <w:iCs/>
+                <w:color w:val="0070C0"/>
+                <w:lang w:val="en-US"/>
+              </w:rPr>
+              <w:t xml:space="preserve"> f</w:t>
             </w:r>
             <w:r>
               <w:rPr>
@@ -2507,6 +2690,7 @@
             <w:pPr>
               <w:jc w:val="center"/>
             </w:pPr>
+            <w:proofErr w:type="spellStart"/>
             <w:r>
               <w:rPr>
                 <w:b/>
@@ -2515,8 +2699,17 @@
               </w:rPr>
               <w:t>OnlyOffice</w:t>
             </w:r>
-            <w:r>
-              <w:t xml:space="preserve"> version online incluse dans Cloudeezy et version Desktop</w:t>
+            <w:proofErr w:type="spellEnd"/>
+            <w:r>
+              <w:t xml:space="preserve"> version online incluse dans </w:t>
+            </w:r>
+            <w:proofErr w:type="spellStart"/>
+            <w:r>
+              <w:t>Cloudeezy</w:t>
+            </w:r>
+            <w:proofErr w:type="spellEnd"/>
+            <w:r>
+              <w:t xml:space="preserve"> et version Desktop</w:t>
             </w:r>
             <w:r>
               <w:br/>
@@ -2532,11 +2725,9 @@
             <w:r>
               <w:t xml:space="preserve"> (Royaume-Unis / Lettonie)</w:t>
             </w:r>
-          </w:p>
-          <w:p>
-            <w:pPr>
-              <w:jc w:val="center"/>
-            </w:pPr>
+            <w:r>
+              <w:br/>
+            </w:r>
             <w:r>
               <w:t xml:space="preserve">en attendant </w:t>
             </w:r>
@@ -2601,6 +2792,7 @@
             <w:r>
               <w:t xml:space="preserve">, </w:t>
             </w:r>
+            <w:proofErr w:type="spellStart"/>
             <w:r>
               <w:rPr>
                 <w:b/>
@@ -2609,9 +2801,11 @@
               </w:rPr>
               <w:t>outlook</w:t>
             </w:r>
+            <w:proofErr w:type="spellEnd"/>
             <w:r>
               <w:t xml:space="preserve">, </w:t>
             </w:r>
+            <w:proofErr w:type="spellStart"/>
             <w:r>
               <w:rPr>
                 <w:b/>
@@ -2620,6 +2814,7 @@
               </w:rPr>
               <w:t>gmail</w:t>
             </w:r>
+            <w:proofErr w:type="spellEnd"/>
           </w:p>
           <w:p>
             <w:pPr>
@@ -2628,6 +2823,7 @@
                 <w:color w:val="EE0000"/>
               </w:rPr>
             </w:pPr>
+            <w:proofErr w:type="spellStart"/>
             <w:r>
               <w:rPr>
                 <w:i/>
@@ -2635,7 +2831,17 @@
                 <w:color w:val="0070C0"/>
                 <w:lang w:val="en-US"/>
               </w:rPr>
-              <w:t>Remplacement f</w:t>
+              <w:t>Remplacement</w:t>
+            </w:r>
+            <w:proofErr w:type="spellEnd"/>
+            <w:r>
+              <w:rPr>
+                <w:i/>
+                <w:iCs/>
+                <w:color w:val="0070C0"/>
+                <w:lang w:val="en-US"/>
+              </w:rPr>
+              <w:t xml:space="preserve"> f</w:t>
             </w:r>
             <w:r>
               <w:rPr>
@@ -2655,9 +2861,6 @@
           <w:p>
             <w:pPr>
               <w:jc w:val="center"/>
-              <w:rPr>
-                <w:color w:val="00B050"/>
-              </w:rPr>
             </w:pPr>
             <w:r>
               <w:t xml:space="preserve">Choisir un </w:t>
@@ -2672,17 +2875,20 @@
             </w:r>
             <w:r>
               <w:rPr>
+                <w:b/>
+                <w:bCs/>
                 <w:color w:val="00B050"/>
               </w:rPr>
-              <w:t xml:space="preserve"> </w:t>
-            </w:r>
-          </w:p>
-          <w:p>
-            <w:pPr>
-              <w:jc w:val="center"/>
-            </w:pPr>
-            <w:r>
-              <w:t>Free, Orange, Bouygues Telecom, etc. ou voir les offres européennes ici :</w:t>
+              <w:br/>
+            </w:r>
+            <w:r>
+              <w:t xml:space="preserve">Free, Orange, Bouygues Telecom, </w:t>
+            </w:r>
+            <w:r>
+              <w:t xml:space="preserve">Proton mail, </w:t>
+            </w:r>
+            <w:r>
+              <w:t>etc. ou voir les offres européennes ici :</w:t>
             </w:r>
             <w:r>
               <w:br/>
@@ -2790,7 +2996,7 @@
       <w:pPr>
         <w:pStyle w:val="Titre2"/>
       </w:pPr>
-      <w:bookmarkStart w:id="2" w:name="_Toc239693976"/>
+      <w:bookmarkStart w:id="2" w:name="_Toc240225699"/>
       <w:r>
         <w:t>III - Conclusion</w:t>
       </w:r>
@@ -2828,6 +3034,7 @@
         <w:t xml:space="preserve">Et qui sait, vous êtes peut-être prêt pour basculer sur un smartphone </w:t>
       </w:r>
       <w:hyperlink r:id="rId28" w:tooltip="https://www.fairphone.com/fr" w:history="1">
+        <w:proofErr w:type="spellStart"/>
         <w:r>
           <w:rPr>
             <w:rStyle w:val="Lienhypertexte"/>
@@ -2836,9 +3043,18 @@
           </w:rPr>
           <w:t>Fairphone</w:t>
         </w:r>
+        <w:proofErr w:type="spellEnd"/>
       </w:hyperlink>
       <w:r>
-        <w:t xml:space="preserve"> réparable, équitable et équipé d’un système d’exploitation Open Source Murena (</w:t>
+        <w:t xml:space="preserve"> réparable, équitable et équipé d’un système d’exploitation Open Source </w:t>
+      </w:r>
+      <w:proofErr w:type="spellStart"/>
+      <w:r>
+        <w:t>Murena</w:t>
+      </w:r>
+      <w:proofErr w:type="spellEnd"/>
+      <w:r>
+        <w:t xml:space="preserve"> (</w:t>
       </w:r>
       <w:r>
         <w:rPr>
@@ -2848,7 +3064,15 @@
         <w:t>e/OS</w:t>
       </w:r>
       <w:r>
-        <w:t>) entièrement « dégoogelisé » et conçu en Europe !</w:t>
+        <w:t>) entièrement « </w:t>
+      </w:r>
+      <w:proofErr w:type="spellStart"/>
+      <w:r>
+        <w:t>dégoogelisé</w:t>
+      </w:r>
+      <w:proofErr w:type="spellEnd"/>
+      <w:r>
+        <w:t> » et conçu en Europe !</w:t>
       </w:r>
     </w:p>
     <w:p>
@@ -2884,7 +3108,7 @@
       <w:pPr>
         <w:pStyle w:val="Titre2"/>
       </w:pPr>
-      <w:bookmarkStart w:id="3" w:name="_Toc239693977"/>
+      <w:bookmarkStart w:id="3" w:name="_Toc240225700"/>
       <w:r>
         <w:t xml:space="preserve">IV </w:t>
       </w:r>
@@ -2904,7 +3128,15 @@
     </w:p>
     <w:p>
       <w:r>
-        <w:t xml:space="preserve">Vous trouverez le mode d’emploi détaillé pour remplacer les services numériques soumis au Cloud Act dans le document </w:t>
+        <w:t xml:space="preserve">Vous trouverez le mode d’emploi détaillé pour remplacer les services numériques soumis au Cloud </w:t>
+      </w:r>
+      <w:proofErr w:type="spellStart"/>
+      <w:r>
+        <w:t>Act</w:t>
+      </w:r>
+      <w:proofErr w:type="spellEnd"/>
+      <w:r>
+        <w:t xml:space="preserve"> dans le document </w:t>
       </w:r>
       <w:hyperlink r:id="rId30" w:history="1">
         <w:r>
@@ -2926,7 +3158,7 @@
       <w:pPr>
         <w:pStyle w:val="Titre2"/>
       </w:pPr>
-      <w:bookmarkStart w:id="4" w:name="_Toc239693978"/>
+      <w:bookmarkStart w:id="4" w:name="_Toc240225701"/>
       <w:r>
         <w:t xml:space="preserve">Annexe – </w:t>
       </w:r>
@@ -2953,7 +3185,23 @@
       </w:r>
       <w:r>
         <w:br/>
-        <w:t>Le FISA (Foreign Intelligence Surveillance Act) section 702 autorise la surveillance de personnes non-</w:t>
+        <w:t>Le FISA (</w:t>
+      </w:r>
+      <w:proofErr w:type="spellStart"/>
+      <w:r>
+        <w:t>Foreign</w:t>
+      </w:r>
+      <w:proofErr w:type="spellEnd"/>
+      <w:r>
+        <w:t xml:space="preserve"> Intelligence Surveillance </w:t>
+      </w:r>
+      <w:proofErr w:type="spellStart"/>
+      <w:r>
+        <w:t>Act</w:t>
+      </w:r>
+      <w:proofErr w:type="spellEnd"/>
+      <w:r>
+        <w:t>) section 702 autorise la surveillance de personnes non-</w:t>
       </w:r>
       <w:r>
         <w:t>américaines</w:t>
@@ -3309,7 +3557,23 @@
     </w:p>
     <w:p>
       <w:r>
-        <w:t>Suite Cloudeezy, opéré par des Français avec une technologie Nextcloud allemande et Open Source :</w:t>
+        <w:t xml:space="preserve">Suite </w:t>
+      </w:r>
+      <w:proofErr w:type="spellStart"/>
+      <w:r>
+        <w:t>Cloudeezy</w:t>
+      </w:r>
+      <w:proofErr w:type="spellEnd"/>
+      <w:r>
+        <w:t xml:space="preserve">, opéré par des Français avec une technologie </w:t>
+      </w:r>
+      <w:proofErr w:type="spellStart"/>
+      <w:r>
+        <w:t>Nextcloud</w:t>
+      </w:r>
+      <w:proofErr w:type="spellEnd"/>
+      <w:r>
+        <w:t xml:space="preserve"> allemande et Open Source :</w:t>
       </w:r>
     </w:p>
     <w:p>
@@ -3323,6 +3587,7 @@
       <w:r>
         <w:t xml:space="preserve">Suite numérique </w:t>
       </w:r>
+      <w:proofErr w:type="spellStart"/>
       <w:r>
         <w:rPr>
           <w:b/>
@@ -3330,15 +3595,21 @@
         </w:rPr>
         <w:t>Cloudeezy</w:t>
       </w:r>
+      <w:proofErr w:type="spellEnd"/>
       <w:r>
         <w:t xml:space="preserve"> (France)</w:t>
       </w:r>
       <w:r>
-        <w:t xml:space="preserve"> de la société R</w:t>
+        <w:t xml:space="preserve"> de la société </w:t>
+      </w:r>
+      <w:proofErr w:type="spellStart"/>
+      <w:r>
+        <w:t>R</w:t>
       </w:r>
       <w:r>
         <w:t>eendex</w:t>
       </w:r>
+      <w:proofErr w:type="spellEnd"/>
       <w:r>
         <w:t xml:space="preserve"> </w:t>
       </w:r>
@@ -3420,8 +3691,33 @@
           <w:b/>
           <w:bCs/>
         </w:rPr>
-        <w:t>documentation Cloudeezy/Nextcloud</w:t>
-      </w:r>
+        <w:t xml:space="preserve">documentation </w:t>
+      </w:r>
+      <w:proofErr w:type="spellStart"/>
+      <w:r>
+        <w:rPr>
+          <w:b/>
+          <w:bCs/>
+        </w:rPr>
+        <w:t>Cloudeezy</w:t>
+      </w:r>
+      <w:proofErr w:type="spellEnd"/>
+      <w:r>
+        <w:rPr>
+          <w:b/>
+          <w:bCs/>
+        </w:rPr>
+        <w:t>/</w:t>
+      </w:r>
+      <w:proofErr w:type="spellStart"/>
+      <w:r>
+        <w:rPr>
+          <w:b/>
+          <w:bCs/>
+        </w:rPr>
+        <w:t>Nextcloud</w:t>
+      </w:r>
+      <w:proofErr w:type="spellEnd"/>
       <w:r>
         <w:t xml:space="preserve"> </w:t>
       </w:r>
@@ -3499,8 +3795,16 @@
         <w:rPr>
           <w:lang w:val="en-US"/>
         </w:rPr>
-        <w:t xml:space="preserve"> installation avancée</w:t>
-      </w:r>
+        <w:t xml:space="preserve"> installation </w:t>
+      </w:r>
+      <w:proofErr w:type="spellStart"/>
+      <w:r>
+        <w:rPr>
+          <w:lang w:val="en-US"/>
+        </w:rPr>
+        <w:t>avancée</w:t>
+      </w:r>
+      <w:proofErr w:type="spellEnd"/>
       <w:r>
         <w:t xml:space="preserve"> </w:t>
       </w:r>
@@ -3533,7 +3837,23 @@
           <w:b/>
           <w:bCs/>
         </w:rPr>
-        <w:t xml:space="preserve">Se connecter aux contacts et calendrier Cloudeezy </w:t>
+        <w:t xml:space="preserve">Se connecter aux contacts et calendrier </w:t>
+      </w:r>
+      <w:proofErr w:type="spellStart"/>
+      <w:r>
+        <w:rPr>
+          <w:b/>
+          <w:bCs/>
+        </w:rPr>
+        <w:t>Cloudeezy</w:t>
+      </w:r>
+      <w:proofErr w:type="spellEnd"/>
+      <w:r>
+        <w:rPr>
+          <w:b/>
+          <w:bCs/>
+        </w:rPr>
+        <w:t xml:space="preserve"> </w:t>
       </w:r>
       <w:hyperlink r:id="rId49" w:tooltip="https://docs.nextcloud.com/server/31/user_manual/en/groupware/sync_thunderbird.html" w:history="1">
         <w:r>
@@ -3619,8 +3939,17 @@
         </w:numPr>
       </w:pPr>
       <w:r>
-        <w:t xml:space="preserve">Chiffrer ses fichiers sensibles sur Cloudeezy avec </w:t>
-      </w:r>
+        <w:t xml:space="preserve">Chiffrer ses fichiers sensibles sur </w:t>
+      </w:r>
+      <w:proofErr w:type="spellStart"/>
+      <w:r>
+        <w:t>Cloudeezy</w:t>
+      </w:r>
+      <w:proofErr w:type="spellEnd"/>
+      <w:r>
+        <w:t xml:space="preserve"> avec </w:t>
+      </w:r>
+      <w:proofErr w:type="spellStart"/>
       <w:r>
         <w:rPr>
           <w:b/>
@@ -3628,6 +3957,7 @@
         </w:rPr>
         <w:t>Cryptomator</w:t>
       </w:r>
+      <w:proofErr w:type="spellEnd"/>
       <w:r>
         <w:t xml:space="preserve"> (</w:t>
       </w:r>
@@ -3658,8 +3988,17 @@
         </w:numPr>
       </w:pPr>
       <w:r>
-        <w:t xml:space="preserve">Faire des sauvegardes ou copier des fichiers de OneDrive vers Nextcloud sans remplir son disque dur avec </w:t>
-      </w:r>
+        <w:t xml:space="preserve">Faire des sauvegardes ou copier des fichiers de OneDrive vers </w:t>
+      </w:r>
+      <w:proofErr w:type="spellStart"/>
+      <w:r>
+        <w:t>Nextcloud</w:t>
+      </w:r>
+      <w:proofErr w:type="spellEnd"/>
+      <w:r>
+        <w:t xml:space="preserve"> sans remplir son disque dur avec </w:t>
+      </w:r>
+      <w:proofErr w:type="spellStart"/>
       <w:r>
         <w:rPr>
           <w:b/>
@@ -3667,8 +4006,17 @@
         </w:rPr>
         <w:t>rclone</w:t>
       </w:r>
-      <w:r>
-        <w:t xml:space="preserve"> (Open Source sur Github) : </w:t>
+      <w:proofErr w:type="spellEnd"/>
+      <w:r>
+        <w:t xml:space="preserve"> (Open Source sur </w:t>
+      </w:r>
+      <w:proofErr w:type="spellStart"/>
+      <w:r>
+        <w:t>Github</w:t>
+      </w:r>
+      <w:proofErr w:type="spellEnd"/>
+      <w:r>
+        <w:t xml:space="preserve">) : </w:t>
       </w:r>
       <w:hyperlink r:id="rId53" w:history="1">
         <w:r>
@@ -3738,6 +4086,7 @@
       <w:r>
         <w:t xml:space="preserve">Une autre suite numérique française </w:t>
       </w:r>
+      <w:proofErr w:type="spellStart"/>
       <w:r>
         <w:rPr>
           <w:b/>
@@ -3745,6 +4094,7 @@
         </w:rPr>
         <w:t>Twake</w:t>
       </w:r>
+      <w:proofErr w:type="spellEnd"/>
       <w:r>
         <w:t xml:space="preserve"> de Linagora (France) </w:t>
       </w:r>
@@ -3861,6 +4211,7 @@
           <w:numId w:val="27"/>
         </w:numPr>
       </w:pPr>
+      <w:proofErr w:type="spellStart"/>
       <w:r>
         <w:rPr>
           <w:b/>
@@ -3868,6 +4219,7 @@
         </w:rPr>
         <w:t>Digiposte</w:t>
       </w:r>
+      <w:proofErr w:type="spellEnd"/>
       <w:r>
         <w:t xml:space="preserve"> (France) 4€/mois pour 100 Go </w:t>
       </w:r>
@@ -3937,11 +4289,19 @@
           <w:lang w:val="en-US"/>
         </w:rPr>
       </w:pPr>
+      <w:proofErr w:type="spellStart"/>
       <w:r>
         <w:rPr>
           <w:lang w:val="en-US"/>
         </w:rPr>
-        <w:t xml:space="preserve">Navigateur </w:t>
+        <w:t>Navigateur</w:t>
+      </w:r>
+      <w:proofErr w:type="spellEnd"/>
+      <w:r>
+        <w:rPr>
+          <w:lang w:val="en-US"/>
+        </w:rPr>
+        <w:t xml:space="preserve"> </w:t>
       </w:r>
       <w:r>
         <w:rPr>
@@ -4068,6 +4428,7 @@
       <w:r>
         <w:t xml:space="preserve">Moteur de recherche </w:t>
       </w:r>
+      <w:proofErr w:type="spellStart"/>
       <w:r>
         <w:rPr>
           <w:b/>
@@ -4075,6 +4436,7 @@
         </w:rPr>
         <w:t>Startpage</w:t>
       </w:r>
+      <w:proofErr w:type="spellEnd"/>
       <w:r>
         <w:t xml:space="preserve"> (Pays-Bas) </w:t>
       </w:r>
@@ -4101,6 +4463,7 @@
       <w:r>
         <w:t xml:space="preserve">Moteur de recherche </w:t>
       </w:r>
+      <w:proofErr w:type="spellStart"/>
       <w:r>
         <w:rPr>
           <w:b/>
@@ -4108,6 +4471,7 @@
         </w:rPr>
         <w:t>DuckDuckGo</w:t>
       </w:r>
+      <w:proofErr w:type="spellEnd"/>
       <w:r>
         <w:t xml:space="preserve"> intéressant mais pas européen (Californie) </w:t>
       </w:r>
@@ -4200,12 +4564,21 @@
       <w:r>
         <w:t xml:space="preserve">IA recherche et traduction </w:t>
       </w:r>
+      <w:proofErr w:type="spellStart"/>
       <w:r>
         <w:rPr>
           <w:b/>
           <w:bCs/>
         </w:rPr>
-        <w:t>Startpage Vanish IA</w:t>
+        <w:t>Startpage</w:t>
+      </w:r>
+      <w:proofErr w:type="spellEnd"/>
+      <w:r>
+        <w:rPr>
+          <w:b/>
+          <w:bCs/>
+        </w:rPr>
+        <w:t xml:space="preserve"> Vanish IA</w:t>
       </w:r>
       <w:r>
         <w:t xml:space="preserve"> </w:t>
@@ -4288,6 +4661,7 @@
       <w:r>
         <w:t xml:space="preserve">Traduction </w:t>
       </w:r>
+      <w:proofErr w:type="spellStart"/>
       <w:r>
         <w:rPr>
           <w:b/>
@@ -4295,6 +4669,7 @@
         </w:rPr>
         <w:t>DeepL</w:t>
       </w:r>
+      <w:proofErr w:type="spellEnd"/>
       <w:r>
         <w:t xml:space="preserve"> (Allemagne) </w:t>
       </w:r>
@@ -4334,6 +4709,7 @@
         </w:rPr>
         <w:t xml:space="preserve">ail </w:t>
       </w:r>
+      <w:proofErr w:type="spellStart"/>
       <w:r>
         <w:rPr>
           <w:b/>
@@ -4342,6 +4718,7 @@
         </w:rPr>
         <w:t>Mailspring</w:t>
       </w:r>
+      <w:proofErr w:type="spellEnd"/>
       <w:r>
         <w:rPr>
           <w:lang w:val="en-US"/>
@@ -4432,6 +4809,7 @@
       <w:r>
         <w:t xml:space="preserve">Mail jetable </w:t>
       </w:r>
+      <w:proofErr w:type="spellStart"/>
       <w:r>
         <w:rPr>
           <w:b/>
@@ -4439,6 +4817,7 @@
         </w:rPr>
         <w:t>Yopmail</w:t>
       </w:r>
+      <w:proofErr w:type="spellEnd"/>
       <w:r>
         <w:t xml:space="preserve"> </w:t>
       </w:r>
@@ -4509,12 +4888,21 @@
           <w:lang w:val="en-US"/>
         </w:rPr>
       </w:pPr>
+      <w:proofErr w:type="spellStart"/>
       <w:r>
         <w:rPr>
           <w:b/>
           <w:bCs/>
         </w:rPr>
-        <w:t>Mullvad VPN</w:t>
+        <w:t>Mullvad</w:t>
+      </w:r>
+      <w:proofErr w:type="spellEnd"/>
+      <w:r>
+        <w:rPr>
+          <w:b/>
+          <w:bCs/>
+        </w:rPr>
+        <w:t xml:space="preserve"> VPN</w:t>
       </w:r>
       <w:r>
         <w:t xml:space="preserve"> </w:t>
@@ -4547,7 +4935,15 @@
         <w:t>Telegram</w:t>
       </w:r>
       <w:r>
-        <w:t xml:space="preserve"> (Dubai) </w:t>
+        <w:t xml:space="preserve"> (</w:t>
+      </w:r>
+      <w:proofErr w:type="spellStart"/>
+      <w:r>
+        <w:t>Dubai</w:t>
+      </w:r>
+      <w:proofErr w:type="spellEnd"/>
+      <w:r>
+        <w:t xml:space="preserve">) </w:t>
       </w:r>
       <w:hyperlink r:id="rId76" w:tooltip="https://telegram.org/" w:history="1">
         <w:r>
@@ -4572,7 +4968,23 @@
         <w:t>Fragment</w:t>
       </w:r>
       <w:r>
-        <w:t xml:space="preserve"> (achat en tokens de la blockchain TON soit quelques euros avec Tonkeeper par exemple </w:t>
+        <w:t xml:space="preserve"> (achat en </w:t>
+      </w:r>
+      <w:proofErr w:type="spellStart"/>
+      <w:r>
+        <w:t>tokens</w:t>
+      </w:r>
+      <w:proofErr w:type="spellEnd"/>
+      <w:r>
+        <w:t xml:space="preserve"> de la blockchain TON soit quelques euros avec </w:t>
+      </w:r>
+      <w:proofErr w:type="spellStart"/>
+      <w:r>
+        <w:t>Tonkeeper</w:t>
+      </w:r>
+      <w:proofErr w:type="spellEnd"/>
+      <w:r>
+        <w:t xml:space="preserve"> par exemple </w:t>
       </w:r>
       <w:hyperlink r:id="rId77" w:tooltip="https://telegram.org/blog/ultimate-privacy-topics-2-0/fr" w:history="1">
         <w:r>
@@ -4605,14 +5017,20 @@
         <w:t>Olvid</w:t>
       </w:r>
       <w:r>
-        <w:t xml:space="preserve"> (France), la plus sécurisée </w:t>
-      </w:r>
-      <w:hyperlink r:id="rId78" w:tooltip="https://www.olvid.io/fr/" w:history="1">
+        <w:t xml:space="preserve"> (France), la plus sécurisée</w:t>
+      </w:r>
+      <w:r>
+        <w:t xml:space="preserve"> mais il faut s’échanger des clés avant de pouvoir échanger ou créer des groupes</w:t>
+      </w:r>
+      <w:r>
+        <w:t xml:space="preserve"> </w:t>
+      </w:r>
+      <w:hyperlink r:id="rId78" w:history="1">
         <w:r>
           <w:rPr>
             <w:rStyle w:val="Lienhypertexte"/>
           </w:rPr>
-          <w:t>https://www.olvid.io/fr/</w:t>
+          <w:t>https://www.olvid.io/technology/fr/</w:t>
         </w:r>
       </w:hyperlink>
       <w:r>
@@ -4630,12 +5048,37 @@
       <w:r>
         <w:t xml:space="preserve">Cartographie </w:t>
       </w:r>
+      <w:proofErr w:type="spellStart"/>
       <w:r>
         <w:rPr>
           <w:b/>
           <w:bCs/>
         </w:rPr>
-        <w:t>Here We Go</w:t>
+        <w:t>Here</w:t>
+      </w:r>
+      <w:proofErr w:type="spellEnd"/>
+      <w:r>
+        <w:rPr>
+          <w:b/>
+          <w:bCs/>
+        </w:rPr>
+        <w:t xml:space="preserve"> </w:t>
+      </w:r>
+      <w:proofErr w:type="spellStart"/>
+      <w:r>
+        <w:rPr>
+          <w:b/>
+          <w:bCs/>
+        </w:rPr>
+        <w:t>We</w:t>
+      </w:r>
+      <w:proofErr w:type="spellEnd"/>
+      <w:r>
+        <w:rPr>
+          <w:b/>
+          <w:bCs/>
+        </w:rPr>
+        <w:t xml:space="preserve"> Go</w:t>
       </w:r>
       <w:r>
         <w:t xml:space="preserve"> (Pays-Bas) </w:t>
@@ -4747,6 +5190,7 @@
       <w:r>
         <w:t xml:space="preserve">Cartographie </w:t>
       </w:r>
+      <w:proofErr w:type="spellStart"/>
       <w:r>
         <w:rPr>
           <w:b/>
@@ -4754,6 +5198,7 @@
         </w:rPr>
         <w:t>CoMaps</w:t>
       </w:r>
+      <w:proofErr w:type="spellEnd"/>
       <w:r>
         <w:t xml:space="preserve"> (Open source) mais un peu pauvre </w:t>
       </w:r>
@@ -4780,13 +5225,31 @@
       <w:r>
         <w:t xml:space="preserve">Cartographie </w:t>
       </w:r>
+      <w:proofErr w:type="spellStart"/>
       <w:r>
         <w:rPr>
           <w:b/>
           <w:bCs/>
         </w:rPr>
-        <w:t>Organic map</w:t>
-      </w:r>
+        <w:t>Organic</w:t>
+      </w:r>
+      <w:proofErr w:type="spellEnd"/>
+      <w:r>
+        <w:rPr>
+          <w:b/>
+          <w:bCs/>
+        </w:rPr>
+        <w:t xml:space="preserve"> </w:t>
+      </w:r>
+      <w:proofErr w:type="spellStart"/>
+      <w:r>
+        <w:rPr>
+          <w:b/>
+          <w:bCs/>
+        </w:rPr>
+        <w:t>map</w:t>
+      </w:r>
+      <w:proofErr w:type="spellEnd"/>
       <w:r>
         <w:t xml:space="preserve"> </w:t>
       </w:r>
@@ -4859,6 +5322,7 @@
       <w:r>
         <w:t xml:space="preserve">Bureautique </w:t>
       </w:r>
+      <w:proofErr w:type="spellStart"/>
       <w:r>
         <w:rPr>
           <w:b/>
@@ -4866,6 +5330,7 @@
         </w:rPr>
         <w:t>Onlyoffice</w:t>
       </w:r>
+      <w:proofErr w:type="spellEnd"/>
       <w:r>
         <w:t xml:space="preserve"> (Royaume-Unis, Lettonie/Russie ?) </w:t>
       </w:r>
@@ -4900,7 +5365,15 @@
         <w:t>Euro-Office</w:t>
       </w:r>
       <w:r>
-        <w:t xml:space="preserve"> (Europén, Open source en cours de stabilisation) </w:t>
+        <w:t xml:space="preserve"> (</w:t>
+      </w:r>
+      <w:proofErr w:type="spellStart"/>
+      <w:r>
+        <w:t>Europén</w:t>
+      </w:r>
+      <w:proofErr w:type="spellEnd"/>
+      <w:r>
+        <w:t xml:space="preserve">, Open source en cours de stabilisation) </w:t>
       </w:r>
       <w:hyperlink r:id="rId86" w:tooltip="https://euro-office.github.io/documentation/installation/docker/" w:history="1">
         <w:r>
@@ -4932,7 +5405,49 @@
         <w:rPr>
           <w:lang w:val="en-US"/>
         </w:rPr>
-        <w:t>Alternatives au streaming vidéo (Youtube, Netflix, Amazon Prime Vidéo, Disney+)</w:t>
+        <w:t xml:space="preserve">Alternatives au streaming </w:t>
+      </w:r>
+      <w:proofErr w:type="spellStart"/>
+      <w:r>
+        <w:rPr>
+          <w:lang w:val="en-US"/>
+        </w:rPr>
+        <w:t>vidéo</w:t>
+      </w:r>
+      <w:proofErr w:type="spellEnd"/>
+      <w:r>
+        <w:rPr>
+          <w:lang w:val="en-US"/>
+        </w:rPr>
+        <w:t xml:space="preserve"> (</w:t>
+      </w:r>
+      <w:proofErr w:type="spellStart"/>
+      <w:r>
+        <w:rPr>
+          <w:lang w:val="en-US"/>
+        </w:rPr>
+        <w:t>Youtube</w:t>
+      </w:r>
+      <w:proofErr w:type="spellEnd"/>
+      <w:r>
+        <w:rPr>
+          <w:lang w:val="en-US"/>
+        </w:rPr>
+        <w:t xml:space="preserve">, Netflix, Amazon Prime </w:t>
+      </w:r>
+      <w:proofErr w:type="spellStart"/>
+      <w:r>
+        <w:rPr>
+          <w:lang w:val="en-US"/>
+        </w:rPr>
+        <w:t>Vidéo</w:t>
+      </w:r>
+      <w:proofErr w:type="spellEnd"/>
+      <w:r>
+        <w:rPr>
+          <w:lang w:val="en-US"/>
+        </w:rPr>
+        <w:t>, Disney+)</w:t>
       </w:r>
     </w:p>
     <w:p>
@@ -4960,15 +5475,28 @@
         </w:rPr>
         <w:t xml:space="preserve">(France) </w:t>
       </w:r>
-      <w:hyperlink r:id="rId88" w:tooltip="https://www.dailymotion.com/fr" w:history="1">
-        <w:r>
-          <w:rPr>
-            <w:rStyle w:val="Lienhypertexte"/>
-            <w:lang w:val="en-US"/>
-          </w:rPr>
-          <w:t>https://www.dailymotion.com/fr</w:t>
-        </w:r>
-      </w:hyperlink>
+      <w:r>
+        <w:fldChar w:fldCharType="begin"/>
+      </w:r>
+      <w:r>
+        <w:rPr>
+          <w:lang w:val="en-US"/>
+        </w:rPr>
+        <w:instrText>HYPERLINK "https://www.dailymotion.com/fr" \o "https://www.dailymotion.com/fr"</w:instrText>
+      </w:r>
+      <w:r>
+        <w:fldChar w:fldCharType="separate"/>
+      </w:r>
+      <w:r>
+        <w:rPr>
+          <w:rStyle w:val="Lienhypertexte"/>
+          <w:lang w:val="en-US"/>
+        </w:rPr>
+        <w:t>https://www.dailymotion.com/fr</w:t>
+      </w:r>
+      <w:r>
+        <w:fldChar w:fldCharType="end"/>
+      </w:r>
     </w:p>
     <w:p>
       <w:pPr>
@@ -4983,12 +5511,28 @@
           <w:b/>
           <w:bCs/>
         </w:rPr>
-        <w:t>Arte series et fictions</w:t>
+        <w:t xml:space="preserve">Arte </w:t>
+      </w:r>
+      <w:proofErr w:type="spellStart"/>
+      <w:r>
+        <w:rPr>
+          <w:b/>
+          <w:bCs/>
+        </w:rPr>
+        <w:t>series</w:t>
+      </w:r>
+      <w:proofErr w:type="spellEnd"/>
+      <w:r>
+        <w:rPr>
+          <w:b/>
+          <w:bCs/>
+        </w:rPr>
+        <w:t xml:space="preserve"> et fictions</w:t>
       </w:r>
       <w:r>
         <w:t xml:space="preserve"> (France, Allemagne) </w:t>
       </w:r>
-      <w:hyperlink r:id="rId89" w:tooltip="https://www.arte.tv/fr/videos/series-et-fictions/" w:history="1">
+      <w:hyperlink r:id="rId88" w:tooltip="https://www.arte.tv/fr/videos/series-et-fictions/" w:history="1">
         <w:r>
           <w:rPr>
             <w:rStyle w:val="Lienhypertexte"/>
@@ -5011,6 +5555,7 @@
           <w:lang w:val="en-US"/>
         </w:rPr>
       </w:pPr>
+      <w:proofErr w:type="spellStart"/>
       <w:r>
         <w:rPr>
           <w:b/>
@@ -5019,21 +5564,35 @@
         </w:rPr>
         <w:t>Peertube</w:t>
       </w:r>
+      <w:proofErr w:type="spellEnd"/>
       <w:r>
         <w:rPr>
           <w:lang w:val="en-US"/>
         </w:rPr>
         <w:t xml:space="preserve"> (Open source) </w:t>
       </w:r>
-      <w:hyperlink r:id="rId90" w:tooltip="https://joinpeertube.org/fr_FR" w:history="1">
-        <w:r>
-          <w:rPr>
-            <w:rStyle w:val="Lienhypertexte"/>
-            <w:lang w:val="en-US"/>
-          </w:rPr>
-          <w:t>https://joinpeertube.org/fr_FR</w:t>
-        </w:r>
-      </w:hyperlink>
+      <w:r>
+        <w:fldChar w:fldCharType="begin"/>
+      </w:r>
+      <w:r>
+        <w:rPr>
+          <w:lang w:val="en-US"/>
+        </w:rPr>
+        <w:instrText>HYPERLINK "https://joinpeertube.org/fr_FR" \o "https://joinpeertube.org/fr_FR"</w:instrText>
+      </w:r>
+      <w:r>
+        <w:fldChar w:fldCharType="separate"/>
+      </w:r>
+      <w:r>
+        <w:rPr>
+          <w:rStyle w:val="Lienhypertexte"/>
+          <w:lang w:val="en-US"/>
+        </w:rPr>
+        <w:t>https://joinpeertube.org/fr_FR</w:t>
+      </w:r>
+      <w:r>
+        <w:fldChar w:fldCharType="end"/>
+      </w:r>
     </w:p>
     <w:p>
       <w:pPr>
@@ -5048,6 +5607,7 @@
           <w:lang w:val="en-US"/>
         </w:rPr>
       </w:pPr>
+      <w:proofErr w:type="spellStart"/>
       <w:r>
         <w:rPr>
           <w:b/>
@@ -5056,13 +5616,28 @@
         </w:rPr>
         <w:t>Alugha</w:t>
       </w:r>
+      <w:proofErr w:type="spellEnd"/>
       <w:r>
         <w:rPr>
           <w:lang w:val="en-US"/>
         </w:rPr>
-        <w:t xml:space="preserve"> (Allemagne) </w:t>
-      </w:r>
-      <w:hyperlink r:id="rId91" w:tooltip="https://alugha.com" w:history="1">
+        <w:t xml:space="preserve"> (</w:t>
+      </w:r>
+      <w:proofErr w:type="spellStart"/>
+      <w:r>
+        <w:rPr>
+          <w:lang w:val="en-US"/>
+        </w:rPr>
+        <w:t>Allemagne</w:t>
+      </w:r>
+      <w:proofErr w:type="spellEnd"/>
+      <w:r>
+        <w:rPr>
+          <w:lang w:val="en-US"/>
+        </w:rPr>
+        <w:t xml:space="preserve">) </w:t>
+      </w:r>
+      <w:hyperlink r:id="rId89" w:tooltip="https://alugha.com" w:history="1">
         <w:r>
           <w:rPr>
             <w:rStyle w:val="Lienhypertexte"/>
@@ -5160,7 +5735,7 @@
       <w:r>
         <w:t xml:space="preserve"> (France) </w:t>
       </w:r>
-      <w:hyperlink r:id="rId92" w:tooltip="https://www.deezer.com/fr/" w:history="1">
+      <w:hyperlink r:id="rId90" w:tooltip="https://www.deezer.com/fr/" w:history="1">
         <w:r>
           <w:rPr>
             <w:rStyle w:val="Lienhypertexte"/>
@@ -5187,7 +5762,7 @@
       <w:r>
         <w:t xml:space="preserve"> (Suède) </w:t>
       </w:r>
-      <w:hyperlink r:id="rId93" w:tooltip="https://open.spotify.com/intl-fr" w:history="1">
+      <w:hyperlink r:id="rId91" w:tooltip="https://open.spotify.com/intl-fr" w:history="1">
         <w:r>
           <w:rPr>
             <w:rStyle w:val="Lienhypertexte"/>
@@ -5204,6 +5779,7 @@
           <w:numId w:val="13"/>
         </w:numPr>
       </w:pPr>
+      <w:proofErr w:type="spellStart"/>
       <w:r>
         <w:rPr>
           <w:b/>
@@ -5211,10 +5787,11 @@
         </w:rPr>
         <w:t>Qobuz</w:t>
       </w:r>
+      <w:proofErr w:type="spellEnd"/>
       <w:r>
         <w:t xml:space="preserve"> (France) </w:t>
       </w:r>
-      <w:hyperlink r:id="rId94" w:tooltip="https://www.qobuz.com/fr-fr/discover" w:history="1">
+      <w:hyperlink r:id="rId92" w:tooltip="https://www.qobuz.com/fr-fr/discover" w:history="1">
         <w:r>
           <w:rPr>
             <w:rStyle w:val="Lienhypertexte"/>
@@ -5228,7 +5805,15 @@
     </w:p>
     <w:p>
       <w:r>
-        <w:t>Alternative aux réseaux X, Instagram, TikTok, Facebook</w:t>
+        <w:t xml:space="preserve">Alternative aux réseaux X, Instagram, </w:t>
+      </w:r>
+      <w:proofErr w:type="spellStart"/>
+      <w:r>
+        <w:t>TikTok</w:t>
+      </w:r>
+      <w:proofErr w:type="spellEnd"/>
+      <w:r>
+        <w:t>, Facebook</w:t>
       </w:r>
     </w:p>
     <w:p>
@@ -5256,19 +5841,40 @@
         </w:rPr>
         <w:t xml:space="preserve"> (Open source) </w:t>
       </w:r>
-      <w:hyperlink r:id="rId95" w:tooltip="https://joinmastodon.org/fr" w:history="1">
-        <w:r>
-          <w:rPr>
-            <w:rStyle w:val="Lienhypertexte"/>
-            <w:lang w:val="en-US"/>
-          </w:rPr>
-          <w:t>https://joinmastodon.org/fr</w:t>
-        </w:r>
-      </w:hyperlink>
+      <w:r>
+        <w:fldChar w:fldCharType="begin"/>
+      </w:r>
+      <w:r>
+        <w:rPr>
+          <w:lang w:val="en-US"/>
+        </w:rPr>
+        <w:instrText>HYPERLINK "https://joinmastodon.org/fr" \o "https://joinmastodon.org/fr"</w:instrText>
+      </w:r>
+      <w:r>
+        <w:fldChar w:fldCharType="separate"/>
+      </w:r>
+      <w:r>
+        <w:rPr>
+          <w:rStyle w:val="Lienhypertexte"/>
+          <w:lang w:val="en-US"/>
+        </w:rPr>
+        <w:t>https://joinmastodon.org/fr</w:t>
+      </w:r>
+      <w:r>
+        <w:fldChar w:fldCharType="end"/>
+      </w:r>
     </w:p>
     <w:p>
       <w:r>
-        <w:t>Alternatives aux systèmes d’exploitation (Windows, MacOS, Android, iPhone)</w:t>
+        <w:t xml:space="preserve">Alternatives aux systèmes d’exploitation (Windows, </w:t>
+      </w:r>
+      <w:proofErr w:type="spellStart"/>
+      <w:r>
+        <w:t>MacOS</w:t>
+      </w:r>
+      <w:proofErr w:type="spellEnd"/>
+      <w:r>
+        <w:t>, Android, iPhone)</w:t>
       </w:r>
     </w:p>
     <w:p>
@@ -5299,7 +5905,7 @@
       <w:r>
         <w:t xml:space="preserve"> </w:t>
       </w:r>
-      <w:hyperlink r:id="rId96" w:tooltip="https://www.linuxmint.com/" w:history="1">
+      <w:hyperlink r:id="rId93" w:tooltip="https://www.linuxmint.com/" w:history="1">
         <w:r>
           <w:rPr>
             <w:rStyle w:val="Lienhypertexte"/>
@@ -5338,12 +5944,13 @@
           <w:b/>
           <w:bCs/>
         </w:rPr>
+        <w:lastRenderedPageBreak/>
         <w:t>/e/OS</w:t>
       </w:r>
       <w:r>
         <w:t xml:space="preserve"> Android sans Google </w:t>
       </w:r>
-      <w:hyperlink r:id="rId97" w:tooltip="https://e.foundation/fr/e-os/" w:history="1">
+      <w:hyperlink r:id="rId94" w:tooltip="https://e.foundation/fr/e-os/" w:history="1">
         <w:r>
           <w:rPr>
             <w:rStyle w:val="Lienhypertexte"/>
@@ -5354,6 +5961,7 @@
       <w:r>
         <w:t xml:space="preserve"> ou </w:t>
       </w:r>
+      <w:proofErr w:type="spellStart"/>
       <w:r>
         <w:rPr>
           <w:b/>
@@ -5361,10 +5969,11 @@
         </w:rPr>
         <w:t>LineageOS</w:t>
       </w:r>
+      <w:proofErr w:type="spellEnd"/>
       <w:r>
         <w:t xml:space="preserve"> </w:t>
       </w:r>
-      <w:hyperlink r:id="rId98" w:history="1">
+      <w:hyperlink r:id="rId95" w:history="1">
         <w:r>
           <w:rPr>
             <w:rStyle w:val="Lienhypertexte"/>
@@ -5384,23 +5993,40 @@
           <w:numId w:val="17"/>
         </w:numPr>
       </w:pPr>
+      <w:proofErr w:type="spellStart"/>
       <w:r>
         <w:rPr>
           <w:b/>
           <w:bCs/>
         </w:rPr>
-        <w:lastRenderedPageBreak/>
-        <w:t xml:space="preserve">Fairphone </w:t>
-      </w:r>
-      <w:r>
-        <w:t xml:space="preserve">téléphone réparable, équitable et équipé d’un système d’exploitation Open Source </w:t>
-      </w:r>
+        <w:t>Fairphone</w:t>
+      </w:r>
+      <w:proofErr w:type="spellEnd"/>
       <w:r>
         <w:rPr>
           <w:b/>
           <w:bCs/>
         </w:rPr>
-        <w:t>Murena e/OS</w:t>
+        <w:t xml:space="preserve"> </w:t>
+      </w:r>
+      <w:r>
+        <w:t xml:space="preserve">téléphone réparable, équitable et équipé d’un système d’exploitation Open Source </w:t>
+      </w:r>
+      <w:proofErr w:type="spellStart"/>
+      <w:r>
+        <w:rPr>
+          <w:b/>
+          <w:bCs/>
+        </w:rPr>
+        <w:t>Murena</w:t>
+      </w:r>
+      <w:proofErr w:type="spellEnd"/>
+      <w:r>
+        <w:rPr>
+          <w:b/>
+          <w:bCs/>
+        </w:rPr>
+        <w:t xml:space="preserve"> e/OS</w:t>
       </w:r>
       <w:r>
         <w:t xml:space="preserve"> conçu en Europe</w:t>
@@ -5408,7 +6034,7 @@
       <w:r>
         <w:br/>
       </w:r>
-      <w:hyperlink r:id="rId99" w:tooltip="https://www.fairphone.com/fr" w:history="1">
+      <w:hyperlink r:id="rId96" w:tooltip="https://www.fairphone.com/fr" w:history="1">
         <w:r>
           <w:rPr>
             <w:rStyle w:val="Lienhypertexte"/>
@@ -5426,7 +6052,7 @@
       <w:r>
         <w:t xml:space="preserve">et </w:t>
       </w:r>
-      <w:hyperlink r:id="rId100" w:tooltip="https://murena.com/fr/smartphones/" w:history="1">
+      <w:hyperlink r:id="rId97" w:tooltip="https://murena.com/fr/smartphones/" w:history="1">
         <w:r>
           <w:rPr>
             <w:rStyle w:val="Lienhypertexte"/>
@@ -5451,7 +6077,7 @@
           <w:numId w:val="17"/>
         </w:numPr>
       </w:pPr>
-      <w:hyperlink r:id="rId101" w:tooltip="https://www.journaux.fr/produits/presse/Informatique-3/Linux%20Inside-162163" w:history="1">
+      <w:hyperlink r:id="rId98" w:tooltip="https://www.journaux.fr/produits/presse/Informatique-3/Linux%20Inside-162163" w:history="1">
         <w:r>
           <w:rPr>
             <w:rStyle w:val="Lienhypertexte"/>

--- a/index.docx
+++ b/index.docx
@@ -630,41 +630,15 @@
         <w:jc w:val="both"/>
       </w:pPr>
       <w:r>
-        <w:t xml:space="preserve">Le Cloud </w:t>
-      </w:r>
-      <w:proofErr w:type="spellStart"/>
-      <w:r>
-        <w:t>Act</w:t>
-      </w:r>
-      <w:proofErr w:type="spellEnd"/>
-      <w:r>
-        <w:t xml:space="preserve"> et plus particulièrement le </w:t>
-      </w:r>
-      <w:proofErr w:type="spellStart"/>
+        <w:t xml:space="preserve">Le Cloud Act et plus particulièrement le </w:t>
+      </w:r>
       <w:r>
         <w:rPr>
           <w:i/>
           <w:iCs/>
         </w:rPr>
-        <w:t>Foreign</w:t>
-      </w:r>
-      <w:proofErr w:type="spellEnd"/>
-      <w:r>
-        <w:rPr>
-          <w:i/>
-          <w:iCs/>
-        </w:rPr>
-        <w:t xml:space="preserve"> Intelligence Surveillance </w:t>
-      </w:r>
-      <w:proofErr w:type="spellStart"/>
-      <w:r>
-        <w:rPr>
-          <w:i/>
-          <w:iCs/>
-        </w:rPr>
-        <w:t>Act</w:t>
-      </w:r>
-      <w:proofErr w:type="spellEnd"/>
+        <w:t>Foreign Intelligence Surveillance Act</w:t>
+      </w:r>
       <w:r>
         <w:t xml:space="preserve"> </w:t>
       </w:r>
@@ -973,13 +947,8 @@
         <w:t xml:space="preserve">les alternatives non européennes </w:t>
       </w:r>
       <w:r>
-        <w:t xml:space="preserve">mais non soumises au Cloud </w:t>
-      </w:r>
-      <w:proofErr w:type="spellStart"/>
-      <w:r>
-        <w:t>Act</w:t>
-      </w:r>
-      <w:proofErr w:type="spellEnd"/>
+        <w:t>mais non soumises au Cloud Act</w:t>
+      </w:r>
       <w:r>
         <w:t xml:space="preserve"> lorsque par exemple l’ergonomie le justifie,</w:t>
       </w:r>
@@ -1257,18 +1226,8 @@
                 <w:bCs/>
                 <w:color w:val="EE0000"/>
               </w:rPr>
-              <w:t xml:space="preserve">Google </w:t>
-            </w:r>
-            <w:proofErr w:type="spellStart"/>
-            <w:r>
-              <w:rPr>
-                <w:b/>
-                <w:bCs/>
-                <w:color w:val="EE0000"/>
-              </w:rPr>
-              <w:t>Search</w:t>
-            </w:r>
-            <w:proofErr w:type="spellEnd"/>
+              <w:t>Google Search</w:t>
+            </w:r>
             <w:r>
               <w:t xml:space="preserve"> et </w:t>
             </w:r>
@@ -1311,7 +1270,6 @@
             <w:pPr>
               <w:jc w:val="center"/>
             </w:pPr>
-            <w:proofErr w:type="spellStart"/>
             <w:r>
               <w:rPr>
                 <w:b/>
@@ -1320,7 +1278,6 @@
               </w:rPr>
               <w:t>Startpage</w:t>
             </w:r>
-            <w:proofErr w:type="spellEnd"/>
             <w:r>
               <w:rPr>
                 <w:color w:val="00B050"/>
@@ -1347,7 +1304,6 @@
             <w:r>
               <w:t xml:space="preserve">ou </w:t>
             </w:r>
-            <w:proofErr w:type="spellStart"/>
             <w:r>
               <w:rPr>
                 <w:b/>
@@ -1356,7 +1312,6 @@
               </w:rPr>
               <w:t>Qwant</w:t>
             </w:r>
-            <w:proofErr w:type="spellEnd"/>
             <w:r>
               <w:rPr>
                 <w:color w:val="00B050"/>
@@ -1416,7 +1371,6 @@
             <w:pPr>
               <w:jc w:val="center"/>
             </w:pPr>
-            <w:proofErr w:type="spellStart"/>
             <w:r>
               <w:rPr>
                 <w:i/>
@@ -1424,17 +1378,7 @@
                 <w:color w:val="0070C0"/>
                 <w:lang w:val="en-US"/>
               </w:rPr>
-              <w:t>Remplacement</w:t>
-            </w:r>
-            <w:proofErr w:type="spellEnd"/>
-            <w:r>
-              <w:rPr>
-                <w:i/>
-                <w:iCs/>
-                <w:color w:val="0070C0"/>
-                <w:lang w:val="en-US"/>
-              </w:rPr>
-              <w:t xml:space="preserve"> f</w:t>
+              <w:t>Remplacement f</w:t>
             </w:r>
             <w:r>
               <w:rPr>
@@ -1501,21 +1445,12 @@
               </w:rPr>
               <w:br/>
             </w:r>
-            <w:proofErr w:type="spellStart"/>
             <w:r>
               <w:rPr>
                 <w:lang w:val="en-US"/>
               </w:rPr>
-              <w:t>ou</w:t>
-            </w:r>
-            <w:proofErr w:type="spellEnd"/>
-            <w:r>
-              <w:rPr>
-                <w:lang w:val="en-US"/>
-              </w:rPr>
-              <w:t xml:space="preserve"> </w:t>
-            </w:r>
-            <w:proofErr w:type="spellStart"/>
+              <w:t xml:space="preserve">ou </w:t>
+            </w:r>
             <w:r>
               <w:rPr>
                 <w:b/>
@@ -1525,7 +1460,6 @@
               </w:rPr>
               <w:t>Olvid</w:t>
             </w:r>
-            <w:proofErr w:type="spellEnd"/>
             <w:r>
               <w:rPr>
                 <w:color w:val="00B050"/>
@@ -1551,7 +1485,7 @@
                   <w:rStyle w:val="Lienhypertexte"/>
                   <w:lang w:val="en-US"/>
                 </w:rPr>
-                <w:t>https://www.olvid.io/download/fr/</w:t>
+                <w:t>https://www.olvid.io/technology/fr/</w:t>
               </w:r>
             </w:hyperlink>
             <w:r>
@@ -1591,7 +1525,6 @@
             <w:r>
               <w:t xml:space="preserve"> </w:t>
             </w:r>
-            <w:proofErr w:type="spellStart"/>
             <w:r>
               <w:rPr>
                 <w:b/>
@@ -1600,7 +1533,6 @@
               </w:rPr>
               <w:t>Maps</w:t>
             </w:r>
-            <w:proofErr w:type="spellEnd"/>
             <w:r>
               <w:t xml:space="preserve">, </w:t>
             </w:r>
@@ -1617,7 +1549,6 @@
             <w:pPr>
               <w:jc w:val="center"/>
             </w:pPr>
-            <w:proofErr w:type="spellStart"/>
             <w:r>
               <w:rPr>
                 <w:i/>
@@ -1625,17 +1556,7 @@
                 <w:color w:val="0070C0"/>
                 <w:lang w:val="en-US"/>
               </w:rPr>
-              <w:t>Remplacement</w:t>
-            </w:r>
-            <w:proofErr w:type="spellEnd"/>
-            <w:r>
-              <w:rPr>
-                <w:i/>
-                <w:iCs/>
-                <w:color w:val="0070C0"/>
-                <w:lang w:val="en-US"/>
-              </w:rPr>
-              <w:t xml:space="preserve"> f</w:t>
+              <w:t>Remplacement f</w:t>
             </w:r>
             <w:r>
               <w:rPr>
@@ -1747,7 +1668,6 @@
             <w:r>
               <w:t xml:space="preserve">, </w:t>
             </w:r>
-            <w:proofErr w:type="spellStart"/>
             <w:r>
               <w:rPr>
                 <w:b/>
@@ -1756,7 +1676,6 @@
               </w:rPr>
               <w:t>Grok</w:t>
             </w:r>
-            <w:proofErr w:type="spellEnd"/>
             <w:r>
               <w:t>, etc.)</w:t>
             </w:r>
@@ -1834,25 +1753,7 @@
                 <w:bCs/>
                 <w:color w:val="00B050"/>
               </w:rPr>
-              <w:t xml:space="preserve">Vanish </w:t>
-            </w:r>
-            <w:proofErr w:type="spellStart"/>
-            <w:r>
-              <w:rPr>
-                <w:b/>
-                <w:bCs/>
-                <w:color w:val="00B050"/>
-              </w:rPr>
-              <w:t>Startpage</w:t>
-            </w:r>
-            <w:proofErr w:type="spellEnd"/>
-            <w:r>
-              <w:rPr>
-                <w:b/>
-                <w:bCs/>
-                <w:color w:val="00B050"/>
-              </w:rPr>
-              <w:t xml:space="preserve"> Private AI </w:t>
+              <w:t xml:space="preserve">Vanish Startpage Private AI </w:t>
             </w:r>
             <w:r>
               <w:t>(Pays-Bas)</w:t>
@@ -1958,7 +1859,6 @@
                 <w:lang w:val="en-US"/>
               </w:rPr>
             </w:pPr>
-            <w:proofErr w:type="spellStart"/>
             <w:r>
               <w:rPr>
                 <w:i/>
@@ -1966,17 +1866,7 @@
                 <w:color w:val="0070C0"/>
                 <w:lang w:val="en-US"/>
               </w:rPr>
-              <w:t>Remplacement</w:t>
-            </w:r>
-            <w:proofErr w:type="spellEnd"/>
-            <w:r>
-              <w:rPr>
-                <w:i/>
-                <w:iCs/>
-                <w:color w:val="0070C0"/>
-                <w:lang w:val="en-US"/>
-              </w:rPr>
-              <w:t xml:space="preserve"> f</w:t>
+              <w:t>Remplacement f</w:t>
             </w:r>
             <w:r>
               <w:rPr>
@@ -1997,7 +1887,6 @@
             <w:pPr>
               <w:jc w:val="center"/>
             </w:pPr>
-            <w:proofErr w:type="spellStart"/>
             <w:r>
               <w:rPr>
                 <w:b/>
@@ -2006,7 +1895,6 @@
               </w:rPr>
               <w:t>kMeet</w:t>
             </w:r>
-            <w:proofErr w:type="spellEnd"/>
             <w:r>
               <w:rPr>
                 <w:color w:val="00B050"/>
@@ -2135,7 +2023,6 @@
               </w:rPr>
               <w:t xml:space="preserve">Cloud Premium </w:t>
             </w:r>
-            <w:proofErr w:type="spellStart"/>
             <w:r>
               <w:rPr>
                 <w:b/>
@@ -2145,7 +2032,6 @@
               </w:rPr>
               <w:t>Cloudeezy</w:t>
             </w:r>
-            <w:proofErr w:type="spellEnd"/>
             <w:r>
               <w:rPr>
                 <w:color w:val="00B050"/>
@@ -2188,7 +2074,6 @@
               </w:rPr>
               <w:t xml:space="preserve">Application </w:t>
             </w:r>
-            <w:proofErr w:type="spellStart"/>
             <w:r>
               <w:rPr>
                 <w:b/>
@@ -2198,26 +2083,11 @@
               </w:rPr>
               <w:t>Nextcloud</w:t>
             </w:r>
-            <w:proofErr w:type="spellEnd"/>
             <w:r>
               <w:rPr>
                 <w:lang w:val="en-US"/>
               </w:rPr>
-              <w:t xml:space="preserve"> sur Windows (</w:t>
-            </w:r>
-            <w:proofErr w:type="spellStart"/>
-            <w:r>
-              <w:rPr>
-                <w:lang w:val="en-US"/>
-              </w:rPr>
-              <w:t>Allemagne</w:t>
-            </w:r>
-            <w:proofErr w:type="spellEnd"/>
-            <w:r>
-              <w:rPr>
-                <w:lang w:val="en-US"/>
-              </w:rPr>
-              <w:t>)</w:t>
+              <w:t xml:space="preserve"> sur Windows (Allemagne)</w:t>
             </w:r>
             <w:r>
               <w:rPr>
@@ -2319,38 +2189,20 @@
                 <w:color w:val="EE0000"/>
               </w:rPr>
             </w:pPr>
-            <w:proofErr w:type="spellStart"/>
             <w:r>
               <w:rPr>
                 <w:color w:val="77206D" w:themeColor="accent5" w:themeShade="BF"/>
                 <w:lang w:val="en-US"/>
               </w:rPr>
-              <w:t>Remplacement</w:t>
-            </w:r>
-            <w:proofErr w:type="spellEnd"/>
+              <w:t>Remplacement p</w:t>
+            </w:r>
             <w:r>
               <w:rPr>
                 <w:color w:val="77206D" w:themeColor="accent5" w:themeShade="BF"/>
                 <w:lang w:val="en-US"/>
               </w:rPr>
-              <w:t xml:space="preserve"> p</w:t>
-            </w:r>
-            <w:r>
-              <w:rPr>
-                <w:color w:val="77206D" w:themeColor="accent5" w:themeShade="BF"/>
-                <w:lang w:val="en-US"/>
-              </w:rPr>
-              <w:t xml:space="preserve">lus </w:t>
-            </w:r>
-            <w:proofErr w:type="spellStart"/>
-            <w:r>
-              <w:rPr>
-                <w:color w:val="77206D" w:themeColor="accent5" w:themeShade="BF"/>
-                <w:lang w:val="en-US"/>
-              </w:rPr>
-              <w:t>délicat</w:t>
-            </w:r>
-            <w:proofErr w:type="spellEnd"/>
+              <w:t>lus délicat</w:t>
+            </w:r>
           </w:p>
         </w:tc>
         <w:tc>
@@ -2410,19 +2262,11 @@
               </w:rPr>
               <w:br/>
             </w:r>
-            <w:proofErr w:type="spellStart"/>
             <w:r>
               <w:rPr>
                 <w:lang w:val="en-US"/>
               </w:rPr>
-              <w:t>Gratuit</w:t>
-            </w:r>
-            <w:proofErr w:type="spellEnd"/>
-            <w:r>
-              <w:rPr>
-                <w:lang w:val="en-US"/>
-              </w:rPr>
-              <w:t xml:space="preserve">. </w:t>
+              <w:t xml:space="preserve">Gratuit. </w:t>
             </w:r>
             <w:r>
               <w:t>Don de 15 € optionnel (Open Source)</w:t>
@@ -2467,7 +2311,6 @@
             <w:r>
               <w:t xml:space="preserve">Application </w:t>
             </w:r>
-            <w:proofErr w:type="spellStart"/>
             <w:r>
               <w:rPr>
                 <w:b/>
@@ -2476,7 +2319,6 @@
               </w:rPr>
               <w:t>Nextcloud</w:t>
             </w:r>
-            <w:proofErr w:type="spellEnd"/>
             <w:r>
               <w:t xml:space="preserve"> sur Android (Allemagne)</w:t>
             </w:r>
@@ -2541,34 +2383,14 @@
             <w:r>
               <w:t xml:space="preserve">Applications </w:t>
             </w:r>
-            <w:proofErr w:type="spellStart"/>
             <w:r>
               <w:rPr>
                 <w:b/>
                 <w:bCs/>
                 <w:color w:val="00B050"/>
               </w:rPr>
-              <w:t>Nextcloud</w:t>
-            </w:r>
-            <w:proofErr w:type="spellEnd"/>
-            <w:r>
-              <w:rPr>
-                <w:b/>
-                <w:bCs/>
-                <w:color w:val="00B050"/>
-              </w:rPr>
-              <w:t xml:space="preserve"> </w:t>
-            </w:r>
-            <w:proofErr w:type="spellStart"/>
-            <w:r>
-              <w:rPr>
-                <w:b/>
-                <w:bCs/>
-                <w:color w:val="00B050"/>
-              </w:rPr>
-              <w:t>Calendar</w:t>
-            </w:r>
-            <w:proofErr w:type="spellEnd"/>
+              <w:t>Nextcloud Calendar</w:t>
+            </w:r>
             <w:r>
               <w:rPr>
                 <w:color w:val="00B050"/>
@@ -2651,7 +2473,6 @@
                 <w:lang w:val="en-US"/>
               </w:rPr>
             </w:pPr>
-            <w:proofErr w:type="spellStart"/>
             <w:r>
               <w:rPr>
                 <w:i/>
@@ -2659,17 +2480,7 @@
                 <w:color w:val="0070C0"/>
                 <w:lang w:val="en-US"/>
               </w:rPr>
-              <w:t>Remplacement</w:t>
-            </w:r>
-            <w:proofErr w:type="spellEnd"/>
-            <w:r>
-              <w:rPr>
-                <w:i/>
-                <w:iCs/>
-                <w:color w:val="0070C0"/>
-                <w:lang w:val="en-US"/>
-              </w:rPr>
-              <w:t xml:space="preserve"> f</w:t>
+              <w:t>Remplacement f</w:t>
             </w:r>
             <w:r>
               <w:rPr>
@@ -2690,7 +2501,6 @@
             <w:pPr>
               <w:jc w:val="center"/>
             </w:pPr>
-            <w:proofErr w:type="spellStart"/>
             <w:r>
               <w:rPr>
                 <w:b/>
@@ -2699,17 +2509,8 @@
               </w:rPr>
               <w:t>OnlyOffice</w:t>
             </w:r>
-            <w:proofErr w:type="spellEnd"/>
-            <w:r>
-              <w:t xml:space="preserve"> version online incluse dans </w:t>
-            </w:r>
-            <w:proofErr w:type="spellStart"/>
-            <w:r>
-              <w:t>Cloudeezy</w:t>
-            </w:r>
-            <w:proofErr w:type="spellEnd"/>
-            <w:r>
-              <w:t xml:space="preserve"> et version Desktop</w:t>
+            <w:r>
+              <w:t xml:space="preserve"> version online incluse dans Cloudeezy et version Desktop</w:t>
             </w:r>
             <w:r>
               <w:br/>
@@ -2792,7 +2593,6 @@
             <w:r>
               <w:t xml:space="preserve">, </w:t>
             </w:r>
-            <w:proofErr w:type="spellStart"/>
             <w:r>
               <w:rPr>
                 <w:b/>
@@ -2801,11 +2601,9 @@
               </w:rPr>
               <w:t>outlook</w:t>
             </w:r>
-            <w:proofErr w:type="spellEnd"/>
             <w:r>
               <w:t xml:space="preserve">, </w:t>
             </w:r>
-            <w:proofErr w:type="spellStart"/>
             <w:r>
               <w:rPr>
                 <w:b/>
@@ -2814,7 +2612,6 @@
               </w:rPr>
               <w:t>gmail</w:t>
             </w:r>
-            <w:proofErr w:type="spellEnd"/>
           </w:p>
           <w:p>
             <w:pPr>
@@ -2823,7 +2620,6 @@
                 <w:color w:val="EE0000"/>
               </w:rPr>
             </w:pPr>
-            <w:proofErr w:type="spellStart"/>
             <w:r>
               <w:rPr>
                 <w:i/>
@@ -2831,17 +2627,7 @@
                 <w:color w:val="0070C0"/>
                 <w:lang w:val="en-US"/>
               </w:rPr>
-              <w:t>Remplacement</w:t>
-            </w:r>
-            <w:proofErr w:type="spellEnd"/>
-            <w:r>
-              <w:rPr>
-                <w:i/>
-                <w:iCs/>
-                <w:color w:val="0070C0"/>
-                <w:lang w:val="en-US"/>
-              </w:rPr>
-              <w:t xml:space="preserve"> f</w:t>
+              <w:t>Remplacement f</w:t>
             </w:r>
             <w:r>
               <w:rPr>
@@ -3034,7 +2820,6 @@
         <w:t xml:space="preserve">Et qui sait, vous êtes peut-être prêt pour basculer sur un smartphone </w:t>
       </w:r>
       <w:hyperlink r:id="rId28" w:tooltip="https://www.fairphone.com/fr" w:history="1">
-        <w:proofErr w:type="spellStart"/>
         <w:r>
           <w:rPr>
             <w:rStyle w:val="Lienhypertexte"/>
@@ -3043,18 +2828,9 @@
           </w:rPr>
           <w:t>Fairphone</w:t>
         </w:r>
-        <w:proofErr w:type="spellEnd"/>
       </w:hyperlink>
       <w:r>
-        <w:t xml:space="preserve"> réparable, équitable et équipé d’un système d’exploitation Open Source </w:t>
-      </w:r>
-      <w:proofErr w:type="spellStart"/>
-      <w:r>
-        <w:t>Murena</w:t>
-      </w:r>
-      <w:proofErr w:type="spellEnd"/>
-      <w:r>
-        <w:t xml:space="preserve"> (</w:t>
+        <w:t xml:space="preserve"> réparable, équitable et équipé d’un système d’exploitation Open Source Murena (</w:t>
       </w:r>
       <w:r>
         <w:rPr>
@@ -3064,15 +2840,7 @@
         <w:t>e/OS</w:t>
       </w:r>
       <w:r>
-        <w:t>) entièrement « </w:t>
-      </w:r>
-      <w:proofErr w:type="spellStart"/>
-      <w:r>
-        <w:t>dégoogelisé</w:t>
-      </w:r>
-      <w:proofErr w:type="spellEnd"/>
-      <w:r>
-        <w:t> » et conçu en Europe !</w:t>
+        <w:t>) entièrement « dégoogelisé » et conçu en Europe !</w:t>
       </w:r>
     </w:p>
     <w:p>
@@ -3128,15 +2896,7 @@
     </w:p>
     <w:p>
       <w:r>
-        <w:t xml:space="preserve">Vous trouverez le mode d’emploi détaillé pour remplacer les services numériques soumis au Cloud </w:t>
-      </w:r>
-      <w:proofErr w:type="spellStart"/>
-      <w:r>
-        <w:t>Act</w:t>
-      </w:r>
-      <w:proofErr w:type="spellEnd"/>
-      <w:r>
-        <w:t xml:space="preserve"> dans le document </w:t>
+        <w:t xml:space="preserve">Vous trouverez le mode d’emploi détaillé pour remplacer les services numériques soumis au Cloud Act dans le document </w:t>
       </w:r>
       <w:hyperlink r:id="rId30" w:history="1">
         <w:r>
@@ -3185,23 +2945,7 @@
       </w:r>
       <w:r>
         <w:br/>
-        <w:t>Le FISA (</w:t>
-      </w:r>
-      <w:proofErr w:type="spellStart"/>
-      <w:r>
-        <w:t>Foreign</w:t>
-      </w:r>
-      <w:proofErr w:type="spellEnd"/>
-      <w:r>
-        <w:t xml:space="preserve"> Intelligence Surveillance </w:t>
-      </w:r>
-      <w:proofErr w:type="spellStart"/>
-      <w:r>
-        <w:t>Act</w:t>
-      </w:r>
-      <w:proofErr w:type="spellEnd"/>
-      <w:r>
-        <w:t>) section 702 autorise la surveillance de personnes non-</w:t>
+        <w:t>Le FISA (Foreign Intelligence Surveillance Act) section 702 autorise la surveillance de personnes non-</w:t>
       </w:r>
       <w:r>
         <w:t>américaines</w:t>
@@ -3557,23 +3301,7 @@
     </w:p>
     <w:p>
       <w:r>
-        <w:t xml:space="preserve">Suite </w:t>
-      </w:r>
-      <w:proofErr w:type="spellStart"/>
-      <w:r>
-        <w:t>Cloudeezy</w:t>
-      </w:r>
-      <w:proofErr w:type="spellEnd"/>
-      <w:r>
-        <w:t xml:space="preserve">, opéré par des Français avec une technologie </w:t>
-      </w:r>
-      <w:proofErr w:type="spellStart"/>
-      <w:r>
-        <w:t>Nextcloud</w:t>
-      </w:r>
-      <w:proofErr w:type="spellEnd"/>
-      <w:r>
-        <w:t xml:space="preserve"> allemande et Open Source :</w:t>
+        <w:t>Suite Cloudeezy, opéré par des Français avec une technologie Nextcloud allemande et Open Source :</w:t>
       </w:r>
     </w:p>
     <w:p>
@@ -3587,7 +3315,6 @@
       <w:r>
         <w:t xml:space="preserve">Suite numérique </w:t>
       </w:r>
-      <w:proofErr w:type="spellStart"/>
       <w:r>
         <w:rPr>
           <w:b/>
@@ -3595,21 +3322,15 @@
         </w:rPr>
         <w:t>Cloudeezy</w:t>
       </w:r>
-      <w:proofErr w:type="spellEnd"/>
       <w:r>
         <w:t xml:space="preserve"> (France)</w:t>
       </w:r>
       <w:r>
-        <w:t xml:space="preserve"> de la société </w:t>
-      </w:r>
-      <w:proofErr w:type="spellStart"/>
-      <w:r>
-        <w:t>R</w:t>
+        <w:t xml:space="preserve"> de la société R</w:t>
       </w:r>
       <w:r>
         <w:t>eendex</w:t>
       </w:r>
-      <w:proofErr w:type="spellEnd"/>
       <w:r>
         <w:t xml:space="preserve"> </w:t>
       </w:r>
@@ -3691,33 +3412,8 @@
           <w:b/>
           <w:bCs/>
         </w:rPr>
-        <w:t xml:space="preserve">documentation </w:t>
-      </w:r>
-      <w:proofErr w:type="spellStart"/>
-      <w:r>
-        <w:rPr>
-          <w:b/>
-          <w:bCs/>
-        </w:rPr>
-        <w:t>Cloudeezy</w:t>
-      </w:r>
-      <w:proofErr w:type="spellEnd"/>
-      <w:r>
-        <w:rPr>
-          <w:b/>
-          <w:bCs/>
-        </w:rPr>
-        <w:t>/</w:t>
-      </w:r>
-      <w:proofErr w:type="spellStart"/>
-      <w:r>
-        <w:rPr>
-          <w:b/>
-          <w:bCs/>
-        </w:rPr>
-        <w:t>Nextcloud</w:t>
-      </w:r>
-      <w:proofErr w:type="spellEnd"/>
+        <w:t>documentation Cloudeezy/Nextcloud</w:t>
+      </w:r>
       <w:r>
         <w:t xml:space="preserve"> </w:t>
       </w:r>
@@ -3795,16 +3491,8 @@
         <w:rPr>
           <w:lang w:val="en-US"/>
         </w:rPr>
-        <w:t xml:space="preserve"> installation </w:t>
-      </w:r>
-      <w:proofErr w:type="spellStart"/>
-      <w:r>
-        <w:rPr>
-          <w:lang w:val="en-US"/>
-        </w:rPr>
-        <w:t>avancée</w:t>
-      </w:r>
-      <w:proofErr w:type="spellEnd"/>
+        <w:t xml:space="preserve"> installation avancée</w:t>
+      </w:r>
       <w:r>
         <w:t xml:space="preserve"> </w:t>
       </w:r>
@@ -3837,23 +3525,7 @@
           <w:b/>
           <w:bCs/>
         </w:rPr>
-        <w:t xml:space="preserve">Se connecter aux contacts et calendrier </w:t>
-      </w:r>
-      <w:proofErr w:type="spellStart"/>
-      <w:r>
-        <w:rPr>
-          <w:b/>
-          <w:bCs/>
-        </w:rPr>
-        <w:t>Cloudeezy</w:t>
-      </w:r>
-      <w:proofErr w:type="spellEnd"/>
-      <w:r>
-        <w:rPr>
-          <w:b/>
-          <w:bCs/>
-        </w:rPr>
-        <w:t xml:space="preserve"> </w:t>
+        <w:t xml:space="preserve">Se connecter aux contacts et calendrier Cloudeezy </w:t>
       </w:r>
       <w:hyperlink r:id="rId49" w:tooltip="https://docs.nextcloud.com/server/31/user_manual/en/groupware/sync_thunderbird.html" w:history="1">
         <w:r>
@@ -3939,17 +3611,8 @@
         </w:numPr>
       </w:pPr>
       <w:r>
-        <w:t xml:space="preserve">Chiffrer ses fichiers sensibles sur </w:t>
-      </w:r>
-      <w:proofErr w:type="spellStart"/>
-      <w:r>
-        <w:t>Cloudeezy</w:t>
-      </w:r>
-      <w:proofErr w:type="spellEnd"/>
-      <w:r>
-        <w:t xml:space="preserve"> avec </w:t>
-      </w:r>
-      <w:proofErr w:type="spellStart"/>
+        <w:t xml:space="preserve">Chiffrer ses fichiers sensibles sur Cloudeezy avec </w:t>
+      </w:r>
       <w:r>
         <w:rPr>
           <w:b/>
@@ -3957,7 +3620,6 @@
         </w:rPr>
         <w:t>Cryptomator</w:t>
       </w:r>
-      <w:proofErr w:type="spellEnd"/>
       <w:r>
         <w:t xml:space="preserve"> (</w:t>
       </w:r>
@@ -3988,17 +3650,8 @@
         </w:numPr>
       </w:pPr>
       <w:r>
-        <w:t xml:space="preserve">Faire des sauvegardes ou copier des fichiers de OneDrive vers </w:t>
-      </w:r>
-      <w:proofErr w:type="spellStart"/>
-      <w:r>
-        <w:t>Nextcloud</w:t>
-      </w:r>
-      <w:proofErr w:type="spellEnd"/>
-      <w:r>
-        <w:t xml:space="preserve"> sans remplir son disque dur avec </w:t>
-      </w:r>
-      <w:proofErr w:type="spellStart"/>
+        <w:t xml:space="preserve">Faire des sauvegardes ou copier des fichiers de OneDrive vers Nextcloud sans remplir son disque dur avec </w:t>
+      </w:r>
       <w:r>
         <w:rPr>
           <w:b/>
@@ -4006,17 +3659,8 @@
         </w:rPr>
         <w:t>rclone</w:t>
       </w:r>
-      <w:proofErr w:type="spellEnd"/>
-      <w:r>
-        <w:t xml:space="preserve"> (Open Source sur </w:t>
-      </w:r>
-      <w:proofErr w:type="spellStart"/>
-      <w:r>
-        <w:t>Github</w:t>
-      </w:r>
-      <w:proofErr w:type="spellEnd"/>
-      <w:r>
-        <w:t xml:space="preserve">) : </w:t>
+      <w:r>
+        <w:t xml:space="preserve"> (Open Source sur Github) : </w:t>
       </w:r>
       <w:hyperlink r:id="rId53" w:history="1">
         <w:r>
@@ -4086,7 +3730,6 @@
       <w:r>
         <w:t xml:space="preserve">Une autre suite numérique française </w:t>
       </w:r>
-      <w:proofErr w:type="spellStart"/>
       <w:r>
         <w:rPr>
           <w:b/>
@@ -4094,7 +3737,6 @@
         </w:rPr>
         <w:t>Twake</w:t>
       </w:r>
-      <w:proofErr w:type="spellEnd"/>
       <w:r>
         <w:t xml:space="preserve"> de Linagora (France) </w:t>
       </w:r>
@@ -4211,7 +3853,6 @@
           <w:numId w:val="27"/>
         </w:numPr>
       </w:pPr>
-      <w:proofErr w:type="spellStart"/>
       <w:r>
         <w:rPr>
           <w:b/>
@@ -4219,7 +3860,6 @@
         </w:rPr>
         <w:t>Digiposte</w:t>
       </w:r>
-      <w:proofErr w:type="spellEnd"/>
       <w:r>
         <w:t xml:space="preserve"> (France) 4€/mois pour 100 Go </w:t>
       </w:r>
@@ -4289,19 +3929,11 @@
           <w:lang w:val="en-US"/>
         </w:rPr>
       </w:pPr>
-      <w:proofErr w:type="spellStart"/>
       <w:r>
         <w:rPr>
           <w:lang w:val="en-US"/>
         </w:rPr>
-        <w:t>Navigateur</w:t>
-      </w:r>
-      <w:proofErr w:type="spellEnd"/>
-      <w:r>
-        <w:rPr>
-          <w:lang w:val="en-US"/>
-        </w:rPr>
-        <w:t xml:space="preserve"> </w:t>
+        <w:t xml:space="preserve">Navigateur </w:t>
       </w:r>
       <w:r>
         <w:rPr>
@@ -4428,7 +4060,6 @@
       <w:r>
         <w:t xml:space="preserve">Moteur de recherche </w:t>
       </w:r>
-      <w:proofErr w:type="spellStart"/>
       <w:r>
         <w:rPr>
           <w:b/>
@@ -4436,7 +4067,6 @@
         </w:rPr>
         <w:t>Startpage</w:t>
       </w:r>
-      <w:proofErr w:type="spellEnd"/>
       <w:r>
         <w:t xml:space="preserve"> (Pays-Bas) </w:t>
       </w:r>
@@ -4463,7 +4093,6 @@
       <w:r>
         <w:t xml:space="preserve">Moteur de recherche </w:t>
       </w:r>
-      <w:proofErr w:type="spellStart"/>
       <w:r>
         <w:rPr>
           <w:b/>
@@ -4471,7 +4100,6 @@
         </w:rPr>
         <w:t>DuckDuckGo</w:t>
       </w:r>
-      <w:proofErr w:type="spellEnd"/>
       <w:r>
         <w:t xml:space="preserve"> intéressant mais pas européen (Californie) </w:t>
       </w:r>
@@ -4564,21 +4192,12 @@
       <w:r>
         <w:t xml:space="preserve">IA recherche et traduction </w:t>
       </w:r>
-      <w:proofErr w:type="spellStart"/>
       <w:r>
         <w:rPr>
           <w:b/>
           <w:bCs/>
         </w:rPr>
-        <w:t>Startpage</w:t>
-      </w:r>
-      <w:proofErr w:type="spellEnd"/>
-      <w:r>
-        <w:rPr>
-          <w:b/>
-          <w:bCs/>
-        </w:rPr>
-        <w:t xml:space="preserve"> Vanish IA</w:t>
+        <w:t>Startpage Vanish IA</w:t>
       </w:r>
       <w:r>
         <w:t xml:space="preserve"> </w:t>
@@ -4661,7 +4280,6 @@
       <w:r>
         <w:t xml:space="preserve">Traduction </w:t>
       </w:r>
-      <w:proofErr w:type="spellStart"/>
       <w:r>
         <w:rPr>
           <w:b/>
@@ -4669,7 +4287,6 @@
         </w:rPr>
         <w:t>DeepL</w:t>
       </w:r>
-      <w:proofErr w:type="spellEnd"/>
       <w:r>
         <w:t xml:space="preserve"> (Allemagne) </w:t>
       </w:r>
@@ -4709,7 +4326,6 @@
         </w:rPr>
         <w:t xml:space="preserve">ail </w:t>
       </w:r>
-      <w:proofErr w:type="spellStart"/>
       <w:r>
         <w:rPr>
           <w:b/>
@@ -4718,7 +4334,6 @@
         </w:rPr>
         <w:t>Mailspring</w:t>
       </w:r>
-      <w:proofErr w:type="spellEnd"/>
       <w:r>
         <w:rPr>
           <w:lang w:val="en-US"/>
@@ -4809,7 +4424,6 @@
       <w:r>
         <w:t xml:space="preserve">Mail jetable </w:t>
       </w:r>
-      <w:proofErr w:type="spellStart"/>
       <w:r>
         <w:rPr>
           <w:b/>
@@ -4817,7 +4431,6 @@
         </w:rPr>
         <w:t>Yopmail</w:t>
       </w:r>
-      <w:proofErr w:type="spellEnd"/>
       <w:r>
         <w:t xml:space="preserve"> </w:t>
       </w:r>
@@ -4888,21 +4501,12 @@
           <w:lang w:val="en-US"/>
         </w:rPr>
       </w:pPr>
-      <w:proofErr w:type="spellStart"/>
       <w:r>
         <w:rPr>
           <w:b/>
           <w:bCs/>
         </w:rPr>
-        <w:t>Mullvad</w:t>
-      </w:r>
-      <w:proofErr w:type="spellEnd"/>
-      <w:r>
-        <w:rPr>
-          <w:b/>
-          <w:bCs/>
-        </w:rPr>
-        <w:t xml:space="preserve"> VPN</w:t>
+        <w:t>Mullvad VPN</w:t>
       </w:r>
       <w:r>
         <w:t xml:space="preserve"> </w:t>
@@ -4935,15 +4539,7 @@
         <w:t>Telegram</w:t>
       </w:r>
       <w:r>
-        <w:t xml:space="preserve"> (</w:t>
-      </w:r>
-      <w:proofErr w:type="spellStart"/>
-      <w:r>
-        <w:t>Dubai</w:t>
-      </w:r>
-      <w:proofErr w:type="spellEnd"/>
-      <w:r>
-        <w:t xml:space="preserve">) </w:t>
+        <w:t xml:space="preserve"> (Dubai) </w:t>
       </w:r>
       <w:hyperlink r:id="rId76" w:tooltip="https://telegram.org/" w:history="1">
         <w:r>
@@ -4968,23 +4564,7 @@
         <w:t>Fragment</w:t>
       </w:r>
       <w:r>
-        <w:t xml:space="preserve"> (achat en </w:t>
-      </w:r>
-      <w:proofErr w:type="spellStart"/>
-      <w:r>
-        <w:t>tokens</w:t>
-      </w:r>
-      <w:proofErr w:type="spellEnd"/>
-      <w:r>
-        <w:t xml:space="preserve"> de la blockchain TON soit quelques euros avec </w:t>
-      </w:r>
-      <w:proofErr w:type="spellStart"/>
-      <w:r>
-        <w:t>Tonkeeper</w:t>
-      </w:r>
-      <w:proofErr w:type="spellEnd"/>
-      <w:r>
-        <w:t xml:space="preserve"> par exemple </w:t>
+        <w:t xml:space="preserve"> (achat en tokens de la blockchain TON soit quelques euros avec Tonkeeper par exemple </w:t>
       </w:r>
       <w:hyperlink r:id="rId77" w:tooltip="https://telegram.org/blog/ultimate-privacy-topics-2-0/fr" w:history="1">
         <w:r>
@@ -5048,37 +4628,12 @@
       <w:r>
         <w:t xml:space="preserve">Cartographie </w:t>
       </w:r>
-      <w:proofErr w:type="spellStart"/>
       <w:r>
         <w:rPr>
           <w:b/>
           <w:bCs/>
         </w:rPr>
-        <w:t>Here</w:t>
-      </w:r>
-      <w:proofErr w:type="spellEnd"/>
-      <w:r>
-        <w:rPr>
-          <w:b/>
-          <w:bCs/>
-        </w:rPr>
-        <w:t xml:space="preserve"> </w:t>
-      </w:r>
-      <w:proofErr w:type="spellStart"/>
-      <w:r>
-        <w:rPr>
-          <w:b/>
-          <w:bCs/>
-        </w:rPr>
-        <w:t>We</w:t>
-      </w:r>
-      <w:proofErr w:type="spellEnd"/>
-      <w:r>
-        <w:rPr>
-          <w:b/>
-          <w:bCs/>
-        </w:rPr>
-        <w:t xml:space="preserve"> Go</w:t>
+        <w:t>Here We Go</w:t>
       </w:r>
       <w:r>
         <w:t xml:space="preserve"> (Pays-Bas) </w:t>
@@ -5190,7 +4745,6 @@
       <w:r>
         <w:t xml:space="preserve">Cartographie </w:t>
       </w:r>
-      <w:proofErr w:type="spellStart"/>
       <w:r>
         <w:rPr>
           <w:b/>
@@ -5198,7 +4752,6 @@
         </w:rPr>
         <w:t>CoMaps</w:t>
       </w:r>
-      <w:proofErr w:type="spellEnd"/>
       <w:r>
         <w:t xml:space="preserve"> (Open source) mais un peu pauvre </w:t>
       </w:r>
@@ -5225,31 +4778,13 @@
       <w:r>
         <w:t xml:space="preserve">Cartographie </w:t>
       </w:r>
-      <w:proofErr w:type="spellStart"/>
       <w:r>
         <w:rPr>
           <w:b/>
           <w:bCs/>
         </w:rPr>
-        <w:t>Organic</w:t>
-      </w:r>
-      <w:proofErr w:type="spellEnd"/>
-      <w:r>
-        <w:rPr>
-          <w:b/>
-          <w:bCs/>
-        </w:rPr>
-        <w:t xml:space="preserve"> </w:t>
-      </w:r>
-      <w:proofErr w:type="spellStart"/>
-      <w:r>
-        <w:rPr>
-          <w:b/>
-          <w:bCs/>
-        </w:rPr>
-        <w:t>map</w:t>
-      </w:r>
-      <w:proofErr w:type="spellEnd"/>
+        <w:t>Organic map</w:t>
+      </w:r>
       <w:r>
         <w:t xml:space="preserve"> </w:t>
       </w:r>
@@ -5322,7 +4857,6 @@
       <w:r>
         <w:t xml:space="preserve">Bureautique </w:t>
       </w:r>
-      <w:proofErr w:type="spellStart"/>
       <w:r>
         <w:rPr>
           <w:b/>
@@ -5330,7 +4864,6 @@
         </w:rPr>
         <w:t>Onlyoffice</w:t>
       </w:r>
-      <w:proofErr w:type="spellEnd"/>
       <w:r>
         <w:t xml:space="preserve"> (Royaume-Unis, Lettonie/Russie ?) </w:t>
       </w:r>
@@ -5365,15 +4898,7 @@
         <w:t>Euro-Office</w:t>
       </w:r>
       <w:r>
-        <w:t xml:space="preserve"> (</w:t>
-      </w:r>
-      <w:proofErr w:type="spellStart"/>
-      <w:r>
-        <w:t>Europén</w:t>
-      </w:r>
-      <w:proofErr w:type="spellEnd"/>
-      <w:r>
-        <w:t xml:space="preserve">, Open source en cours de stabilisation) </w:t>
+        <w:t xml:space="preserve"> (Europén, Open source en cours de stabilisation) </w:t>
       </w:r>
       <w:hyperlink r:id="rId86" w:tooltip="https://euro-office.github.io/documentation/installation/docker/" w:history="1">
         <w:r>
@@ -5405,49 +4930,7 @@
         <w:rPr>
           <w:lang w:val="en-US"/>
         </w:rPr>
-        <w:t xml:space="preserve">Alternatives au streaming </w:t>
-      </w:r>
-      <w:proofErr w:type="spellStart"/>
-      <w:r>
-        <w:rPr>
-          <w:lang w:val="en-US"/>
-        </w:rPr>
-        <w:t>vidéo</w:t>
-      </w:r>
-      <w:proofErr w:type="spellEnd"/>
-      <w:r>
-        <w:rPr>
-          <w:lang w:val="en-US"/>
-        </w:rPr>
-        <w:t xml:space="preserve"> (</w:t>
-      </w:r>
-      <w:proofErr w:type="spellStart"/>
-      <w:r>
-        <w:rPr>
-          <w:lang w:val="en-US"/>
-        </w:rPr>
-        <w:t>Youtube</w:t>
-      </w:r>
-      <w:proofErr w:type="spellEnd"/>
-      <w:r>
-        <w:rPr>
-          <w:lang w:val="en-US"/>
-        </w:rPr>
-        <w:t xml:space="preserve">, Netflix, Amazon Prime </w:t>
-      </w:r>
-      <w:proofErr w:type="spellStart"/>
-      <w:r>
-        <w:rPr>
-          <w:lang w:val="en-US"/>
-        </w:rPr>
-        <w:t>Vidéo</w:t>
-      </w:r>
-      <w:proofErr w:type="spellEnd"/>
-      <w:r>
-        <w:rPr>
-          <w:lang w:val="en-US"/>
-        </w:rPr>
-        <w:t>, Disney+)</w:t>
+        <w:t>Alternatives au streaming vidéo (Youtube, Netflix, Amazon Prime Vidéo, Disney+)</w:t>
       </w:r>
     </w:p>
     <w:p>
@@ -5475,28 +4958,15 @@
         </w:rPr>
         <w:t xml:space="preserve">(France) </w:t>
       </w:r>
-      <w:r>
-        <w:fldChar w:fldCharType="begin"/>
-      </w:r>
-      <w:r>
-        <w:rPr>
-          <w:lang w:val="en-US"/>
-        </w:rPr>
-        <w:instrText>HYPERLINK "https://www.dailymotion.com/fr" \o "https://www.dailymotion.com/fr"</w:instrText>
-      </w:r>
-      <w:r>
-        <w:fldChar w:fldCharType="separate"/>
-      </w:r>
-      <w:r>
-        <w:rPr>
-          <w:rStyle w:val="Lienhypertexte"/>
-          <w:lang w:val="en-US"/>
-        </w:rPr>
-        <w:t>https://www.dailymotion.com/fr</w:t>
-      </w:r>
-      <w:r>
-        <w:fldChar w:fldCharType="end"/>
-      </w:r>
+      <w:hyperlink r:id="rId88" w:tooltip="https://www.dailymotion.com/fr" w:history="1">
+        <w:r>
+          <w:rPr>
+            <w:rStyle w:val="Lienhypertexte"/>
+            <w:lang w:val="en-US"/>
+          </w:rPr>
+          <w:t>https://www.dailymotion.com/fr</w:t>
+        </w:r>
+      </w:hyperlink>
     </w:p>
     <w:p>
       <w:pPr>
@@ -5511,28 +4981,12 @@
           <w:b/>
           <w:bCs/>
         </w:rPr>
-        <w:t xml:space="preserve">Arte </w:t>
-      </w:r>
-      <w:proofErr w:type="spellStart"/>
-      <w:r>
-        <w:rPr>
-          <w:b/>
-          <w:bCs/>
-        </w:rPr>
-        <w:t>series</w:t>
-      </w:r>
-      <w:proofErr w:type="spellEnd"/>
-      <w:r>
-        <w:rPr>
-          <w:b/>
-          <w:bCs/>
-        </w:rPr>
-        <w:t xml:space="preserve"> et fictions</w:t>
+        <w:t>Arte series et fictions</w:t>
       </w:r>
       <w:r>
         <w:t xml:space="preserve"> (France, Allemagne) </w:t>
       </w:r>
-      <w:hyperlink r:id="rId88" w:tooltip="https://www.arte.tv/fr/videos/series-et-fictions/" w:history="1">
+      <w:hyperlink r:id="rId89" w:tooltip="https://www.arte.tv/fr/videos/series-et-fictions/" w:history="1">
         <w:r>
           <w:rPr>
             <w:rStyle w:val="Lienhypertexte"/>
@@ -5555,7 +5009,6 @@
           <w:lang w:val="en-US"/>
         </w:rPr>
       </w:pPr>
-      <w:proofErr w:type="spellStart"/>
       <w:r>
         <w:rPr>
           <w:b/>
@@ -5564,35 +5017,21 @@
         </w:rPr>
         <w:t>Peertube</w:t>
       </w:r>
-      <w:proofErr w:type="spellEnd"/>
       <w:r>
         <w:rPr>
           <w:lang w:val="en-US"/>
         </w:rPr>
         <w:t xml:space="preserve"> (Open source) </w:t>
       </w:r>
-      <w:r>
-        <w:fldChar w:fldCharType="begin"/>
-      </w:r>
-      <w:r>
-        <w:rPr>
-          <w:lang w:val="en-US"/>
-        </w:rPr>
-        <w:instrText>HYPERLINK "https://joinpeertube.org/fr_FR" \o "https://joinpeertube.org/fr_FR"</w:instrText>
-      </w:r>
-      <w:r>
-        <w:fldChar w:fldCharType="separate"/>
-      </w:r>
-      <w:r>
-        <w:rPr>
-          <w:rStyle w:val="Lienhypertexte"/>
-          <w:lang w:val="en-US"/>
-        </w:rPr>
-        <w:t>https://joinpeertube.org/fr_FR</w:t>
-      </w:r>
-      <w:r>
-        <w:fldChar w:fldCharType="end"/>
-      </w:r>
+      <w:hyperlink r:id="rId90" w:tooltip="https://joinpeertube.org/fr_FR" w:history="1">
+        <w:r>
+          <w:rPr>
+            <w:rStyle w:val="Lienhypertexte"/>
+            <w:lang w:val="en-US"/>
+          </w:rPr>
+          <w:t>https://joinpeertube.org/fr_FR</w:t>
+        </w:r>
+      </w:hyperlink>
     </w:p>
     <w:p>
       <w:pPr>
@@ -5607,7 +5046,6 @@
           <w:lang w:val="en-US"/>
         </w:rPr>
       </w:pPr>
-      <w:proofErr w:type="spellStart"/>
       <w:r>
         <w:rPr>
           <w:b/>
@@ -5616,28 +5054,13 @@
         </w:rPr>
         <w:t>Alugha</w:t>
       </w:r>
-      <w:proofErr w:type="spellEnd"/>
       <w:r>
         <w:rPr>
           <w:lang w:val="en-US"/>
         </w:rPr>
-        <w:t xml:space="preserve"> (</w:t>
-      </w:r>
-      <w:proofErr w:type="spellStart"/>
-      <w:r>
-        <w:rPr>
-          <w:lang w:val="en-US"/>
-        </w:rPr>
-        <w:t>Allemagne</w:t>
-      </w:r>
-      <w:proofErr w:type="spellEnd"/>
-      <w:r>
-        <w:rPr>
-          <w:lang w:val="en-US"/>
-        </w:rPr>
-        <w:t xml:space="preserve">) </w:t>
-      </w:r>
-      <w:hyperlink r:id="rId89" w:tooltip="https://alugha.com" w:history="1">
+        <w:t xml:space="preserve"> (Allemagne) </w:t>
+      </w:r>
+      <w:hyperlink r:id="rId91" w:tooltip="https://alugha.com" w:history="1">
         <w:r>
           <w:rPr>
             <w:rStyle w:val="Lienhypertexte"/>
@@ -5735,7 +5158,7 @@
       <w:r>
         <w:t xml:space="preserve"> (France) </w:t>
       </w:r>
-      <w:hyperlink r:id="rId90" w:tooltip="https://www.deezer.com/fr/" w:history="1">
+      <w:hyperlink r:id="rId92" w:tooltip="https://www.deezer.com/fr/" w:history="1">
         <w:r>
           <w:rPr>
             <w:rStyle w:val="Lienhypertexte"/>
@@ -5762,7 +5185,7 @@
       <w:r>
         <w:t xml:space="preserve"> (Suède) </w:t>
       </w:r>
-      <w:hyperlink r:id="rId91" w:tooltip="https://open.spotify.com/intl-fr" w:history="1">
+      <w:hyperlink r:id="rId93" w:tooltip="https://open.spotify.com/intl-fr" w:history="1">
         <w:r>
           <w:rPr>
             <w:rStyle w:val="Lienhypertexte"/>
@@ -5779,7 +5202,6 @@
           <w:numId w:val="13"/>
         </w:numPr>
       </w:pPr>
-      <w:proofErr w:type="spellStart"/>
       <w:r>
         <w:rPr>
           <w:b/>
@@ -5787,11 +5209,10 @@
         </w:rPr>
         <w:t>Qobuz</w:t>
       </w:r>
-      <w:proofErr w:type="spellEnd"/>
       <w:r>
         <w:t xml:space="preserve"> (France) </w:t>
       </w:r>
-      <w:hyperlink r:id="rId92" w:tooltip="https://www.qobuz.com/fr-fr/discover" w:history="1">
+      <w:hyperlink r:id="rId94" w:tooltip="https://www.qobuz.com/fr-fr/discover" w:history="1">
         <w:r>
           <w:rPr>
             <w:rStyle w:val="Lienhypertexte"/>
@@ -5805,15 +5226,7 @@
     </w:p>
     <w:p>
       <w:r>
-        <w:t xml:space="preserve">Alternative aux réseaux X, Instagram, </w:t>
-      </w:r>
-      <w:proofErr w:type="spellStart"/>
-      <w:r>
-        <w:t>TikTok</w:t>
-      </w:r>
-      <w:proofErr w:type="spellEnd"/>
-      <w:r>
-        <w:t>, Facebook</w:t>
+        <w:t>Alternative aux réseaux X, Instagram, TikTok, Facebook</w:t>
       </w:r>
     </w:p>
     <w:p>
@@ -5841,40 +5254,19 @@
         </w:rPr>
         <w:t xml:space="preserve"> (Open source) </w:t>
       </w:r>
-      <w:r>
-        <w:fldChar w:fldCharType="begin"/>
-      </w:r>
-      <w:r>
-        <w:rPr>
-          <w:lang w:val="en-US"/>
-        </w:rPr>
-        <w:instrText>HYPERLINK "https://joinmastodon.org/fr" \o "https://joinmastodon.org/fr"</w:instrText>
-      </w:r>
-      <w:r>
-        <w:fldChar w:fldCharType="separate"/>
-      </w:r>
-      <w:r>
-        <w:rPr>
-          <w:rStyle w:val="Lienhypertexte"/>
-          <w:lang w:val="en-US"/>
-        </w:rPr>
-        <w:t>https://joinmastodon.org/fr</w:t>
-      </w:r>
-      <w:r>
-        <w:fldChar w:fldCharType="end"/>
-      </w:r>
+      <w:hyperlink r:id="rId95" w:tooltip="https://joinmastodon.org/fr" w:history="1">
+        <w:r>
+          <w:rPr>
+            <w:rStyle w:val="Lienhypertexte"/>
+            <w:lang w:val="en-US"/>
+          </w:rPr>
+          <w:t>https://joinmastodon.org/fr</w:t>
+        </w:r>
+      </w:hyperlink>
     </w:p>
     <w:p>
       <w:r>
-        <w:t xml:space="preserve">Alternatives aux systèmes d’exploitation (Windows, </w:t>
-      </w:r>
-      <w:proofErr w:type="spellStart"/>
-      <w:r>
-        <w:t>MacOS</w:t>
-      </w:r>
-      <w:proofErr w:type="spellEnd"/>
-      <w:r>
-        <w:t>, Android, iPhone)</w:t>
+        <w:t>Alternatives aux systèmes d’exploitation (Windows, MacOS, Android, iPhone)</w:t>
       </w:r>
     </w:p>
     <w:p>
@@ -5905,7 +5297,7 @@
       <w:r>
         <w:t xml:space="preserve"> </w:t>
       </w:r>
-      <w:hyperlink r:id="rId93" w:tooltip="https://www.linuxmint.com/" w:history="1">
+      <w:hyperlink r:id="rId96" w:tooltip="https://www.linuxmint.com/" w:history="1">
         <w:r>
           <w:rPr>
             <w:rStyle w:val="Lienhypertexte"/>
@@ -5950,7 +5342,7 @@
       <w:r>
         <w:t xml:space="preserve"> Android sans Google </w:t>
       </w:r>
-      <w:hyperlink r:id="rId94" w:tooltip="https://e.foundation/fr/e-os/" w:history="1">
+      <w:hyperlink r:id="rId97" w:tooltip="https://e.foundation/fr/e-os/" w:history="1">
         <w:r>
           <w:rPr>
             <w:rStyle w:val="Lienhypertexte"/>
@@ -5961,7 +5353,6 @@
       <w:r>
         <w:t xml:space="preserve"> ou </w:t>
       </w:r>
-      <w:proofErr w:type="spellStart"/>
       <w:r>
         <w:rPr>
           <w:b/>
@@ -5969,11 +5360,10 @@
         </w:rPr>
         <w:t>LineageOS</w:t>
       </w:r>
-      <w:proofErr w:type="spellEnd"/>
       <w:r>
         <w:t xml:space="preserve"> </w:t>
       </w:r>
-      <w:hyperlink r:id="rId95" w:history="1">
+      <w:hyperlink r:id="rId98" w:history="1">
         <w:r>
           <w:rPr>
             <w:rStyle w:val="Lienhypertexte"/>
@@ -5993,40 +5383,22 @@
           <w:numId w:val="17"/>
         </w:numPr>
       </w:pPr>
-      <w:proofErr w:type="spellStart"/>
       <w:r>
         <w:rPr>
           <w:b/>
           <w:bCs/>
         </w:rPr>
-        <w:t>Fairphone</w:t>
-      </w:r>
-      <w:proofErr w:type="spellEnd"/>
+        <w:t xml:space="preserve">Fairphone </w:t>
+      </w:r>
+      <w:r>
+        <w:t xml:space="preserve">téléphone réparable, équitable et équipé d’un système d’exploitation Open Source </w:t>
+      </w:r>
       <w:r>
         <w:rPr>
           <w:b/>
           <w:bCs/>
         </w:rPr>
-        <w:t xml:space="preserve"> </w:t>
-      </w:r>
-      <w:r>
-        <w:t xml:space="preserve">téléphone réparable, équitable et équipé d’un système d’exploitation Open Source </w:t>
-      </w:r>
-      <w:proofErr w:type="spellStart"/>
-      <w:r>
-        <w:rPr>
-          <w:b/>
-          <w:bCs/>
-        </w:rPr>
-        <w:t>Murena</w:t>
-      </w:r>
-      <w:proofErr w:type="spellEnd"/>
-      <w:r>
-        <w:rPr>
-          <w:b/>
-          <w:bCs/>
-        </w:rPr>
-        <w:t xml:space="preserve"> e/OS</w:t>
+        <w:t>Murena e/OS</w:t>
       </w:r>
       <w:r>
         <w:t xml:space="preserve"> conçu en Europe</w:t>
@@ -6034,7 +5406,7 @@
       <w:r>
         <w:br/>
       </w:r>
-      <w:hyperlink r:id="rId96" w:tooltip="https://www.fairphone.com/fr" w:history="1">
+      <w:hyperlink r:id="rId99" w:tooltip="https://www.fairphone.com/fr" w:history="1">
         <w:r>
           <w:rPr>
             <w:rStyle w:val="Lienhypertexte"/>
@@ -6052,7 +5424,7 @@
       <w:r>
         <w:t xml:space="preserve">et </w:t>
       </w:r>
-      <w:hyperlink r:id="rId97" w:tooltip="https://murena.com/fr/smartphones/" w:history="1">
+      <w:hyperlink r:id="rId100" w:tooltip="https://murena.com/fr/smartphones/" w:history="1">
         <w:r>
           <w:rPr>
             <w:rStyle w:val="Lienhypertexte"/>
@@ -6077,7 +5449,7 @@
           <w:numId w:val="17"/>
         </w:numPr>
       </w:pPr>
-      <w:hyperlink r:id="rId98" w:tooltip="https://www.journaux.fr/produits/presse/Informatique-3/Linux%20Inside-162163" w:history="1">
+      <w:hyperlink r:id="rId101" w:tooltip="https://www.journaux.fr/produits/presse/Informatique-3/Linux%20Inside-162163" w:history="1">
         <w:r>
           <w:rPr>
             <w:rStyle w:val="Lienhypertexte"/>
@@ -11167,7 +10539,6 @@
   <w:style w:type="character" w:default="1" w:styleId="Policepardfaut">
     <w:name w:val="Default Paragraph Font"/>
     <w:uiPriority w:val="1"/>
-    <w:semiHidden/>
     <w:unhideWhenUsed/>
   </w:style>
   <w:style w:type="table" w:default="1" w:styleId="TableauNormal">

--- a/index.docx
+++ b/index.docx
@@ -23,8 +23,13 @@
       <w:pPr>
         <w:jc w:val="center"/>
       </w:pPr>
-      <w:r>
-        <w:t>par Éric Fullenbaum</w:t>
+      <w:proofErr w:type="gramStart"/>
+      <w:r>
+        <w:t>par</w:t>
+      </w:r>
+      <w:proofErr w:type="gramEnd"/>
+      <w:r>
+        <w:t xml:space="preserve"> Éric Fullenbaum</w:t>
       </w:r>
       <w:r>
         <w:t xml:space="preserve"> – Septembre 2026</w:t>
@@ -176,6 +181,10 @@
     <w:p>
       <w:pPr>
         <w:jc w:val="both"/>
+        <w:rPr>
+          <w:b/>
+          <w:bCs/>
+        </w:rPr>
       </w:pPr>
       <w:r>
         <w:t xml:space="preserve">Cet article explique aux </w:t>
@@ -256,7 +265,7 @@
           <w:r>
             <w:fldChar w:fldCharType="separate"/>
           </w:r>
-          <w:hyperlink w:anchor="_Toc240225697" w:history="1">
+          <w:hyperlink w:anchor="_Toc240398773" w:history="1">
             <w:r>
               <w:rPr>
                 <w:rStyle w:val="Lienhypertexte"/>
@@ -283,7 +292,7 @@
                 <w:noProof/>
                 <w:webHidden/>
               </w:rPr>
-              <w:instrText xml:space="preserve"> PAGEREF _Toc240225697 \h </w:instrText>
+              <w:instrText xml:space="preserve"> PAGEREF _Toc240398773 \h </w:instrText>
             </w:r>
             <w:r>
               <w:rPr>
@@ -329,7 +338,7 @@
               <w:lang w:eastAsia="fr-FR"/>
             </w:rPr>
           </w:pPr>
-          <w:hyperlink w:anchor="_Toc240225698" w:history="1">
+          <w:hyperlink w:anchor="_Toc240398774" w:history="1">
             <w:r>
               <w:rPr>
                 <w:rStyle w:val="Lienhypertexte"/>
@@ -356,7 +365,7 @@
                 <w:noProof/>
                 <w:webHidden/>
               </w:rPr>
-              <w:instrText xml:space="preserve"> PAGEREF _Toc240225698 \h </w:instrText>
+              <w:instrText xml:space="preserve"> PAGEREF _Toc240398774 \h </w:instrText>
             </w:r>
             <w:r>
               <w:rPr>
@@ -402,7 +411,7 @@
               <w:lang w:eastAsia="fr-FR"/>
             </w:rPr>
           </w:pPr>
-          <w:hyperlink w:anchor="_Toc240225699" w:history="1">
+          <w:hyperlink w:anchor="_Toc240398775" w:history="1">
             <w:r>
               <w:rPr>
                 <w:rStyle w:val="Lienhypertexte"/>
@@ -429,7 +438,7 @@
                 <w:noProof/>
                 <w:webHidden/>
               </w:rPr>
-              <w:instrText xml:space="preserve"> PAGEREF _Toc240225699 \h </w:instrText>
+              <w:instrText xml:space="preserve"> PAGEREF _Toc240398775 \h </w:instrText>
             </w:r>
             <w:r>
               <w:rPr>
@@ -475,7 +484,7 @@
               <w:lang w:eastAsia="fr-FR"/>
             </w:rPr>
           </w:pPr>
-          <w:hyperlink w:anchor="_Toc240225700" w:history="1">
+          <w:hyperlink w:anchor="_Toc240398776" w:history="1">
             <w:r>
               <w:rPr>
                 <w:rStyle w:val="Lienhypertexte"/>
@@ -502,7 +511,7 @@
                 <w:noProof/>
                 <w:webHidden/>
               </w:rPr>
-              <w:instrText xml:space="preserve"> PAGEREF _Toc240225700 \h </w:instrText>
+              <w:instrText xml:space="preserve"> PAGEREF _Toc240398776 \h </w:instrText>
             </w:r>
             <w:r>
               <w:rPr>
@@ -548,7 +557,7 @@
               <w:lang w:eastAsia="fr-FR"/>
             </w:rPr>
           </w:pPr>
-          <w:hyperlink w:anchor="_Toc240225701" w:history="1">
+          <w:hyperlink w:anchor="_Toc240398777" w:history="1">
             <w:r>
               <w:rPr>
                 <w:rStyle w:val="Lienhypertexte"/>
@@ -575,7 +584,7 @@
                 <w:noProof/>
                 <w:webHidden/>
               </w:rPr>
-              <w:instrText xml:space="preserve"> PAGEREF _Toc240225701 \h </w:instrText>
+              <w:instrText xml:space="preserve"> PAGEREF _Toc240398777 \h </w:instrText>
             </w:r>
             <w:r>
               <w:rPr>
@@ -619,7 +628,7 @@
       <w:pPr>
         <w:pStyle w:val="Titre2"/>
       </w:pPr>
-      <w:bookmarkStart w:id="0" w:name="_Toc240225697"/>
+      <w:bookmarkStart w:id="0" w:name="_Toc240398773"/>
       <w:r>
         <w:t>I – Pourquoi remplacer les services numériques américains</w:t>
       </w:r>
@@ -630,15 +639,41 @@
         <w:jc w:val="both"/>
       </w:pPr>
       <w:r>
-        <w:t xml:space="preserve">Le Cloud Act et plus particulièrement le </w:t>
-      </w:r>
+        <w:t xml:space="preserve">Le Cloud </w:t>
+      </w:r>
+      <w:proofErr w:type="spellStart"/>
+      <w:r>
+        <w:t>Act</w:t>
+      </w:r>
+      <w:proofErr w:type="spellEnd"/>
+      <w:r>
+        <w:t xml:space="preserve"> et plus particulièrement le </w:t>
+      </w:r>
+      <w:proofErr w:type="spellStart"/>
       <w:r>
         <w:rPr>
           <w:i/>
           <w:iCs/>
         </w:rPr>
-        <w:t>Foreign Intelligence Surveillance Act</w:t>
-      </w:r>
+        <w:t>Foreign</w:t>
+      </w:r>
+      <w:proofErr w:type="spellEnd"/>
+      <w:r>
+        <w:rPr>
+          <w:i/>
+          <w:iCs/>
+        </w:rPr>
+        <w:t xml:space="preserve"> Intelligence Surveillance </w:t>
+      </w:r>
+      <w:proofErr w:type="spellStart"/>
+      <w:r>
+        <w:rPr>
+          <w:i/>
+          <w:iCs/>
+        </w:rPr>
+        <w:t>Act</w:t>
+      </w:r>
+      <w:proofErr w:type="spellEnd"/>
       <w:r>
         <w:t xml:space="preserve"> </w:t>
       </w:r>
@@ -868,7 +903,6 @@
         <w:jc w:val="both"/>
       </w:pPr>
       <w:r>
-        <w:lastRenderedPageBreak/>
         <w:t xml:space="preserve">(*) Vous trouverez cependant en annexe </w:t>
       </w:r>
       <w:r>
@@ -887,7 +921,7 @@
       <w:pPr>
         <w:pStyle w:val="Titre2"/>
       </w:pPr>
-      <w:bookmarkStart w:id="1" w:name="_Toc240225698"/>
+      <w:bookmarkStart w:id="1" w:name="_Toc240398774"/>
       <w:r>
         <w:t>II – Choix de solutions</w:t>
       </w:r>
@@ -919,8 +953,13 @@
           <w:numId w:val="6"/>
         </w:numPr>
       </w:pPr>
-      <w:r>
-        <w:t>les alternatives françaises,</w:t>
+      <w:proofErr w:type="gramStart"/>
+      <w:r>
+        <w:t>les</w:t>
+      </w:r>
+      <w:proofErr w:type="gramEnd"/>
+      <w:r>
+        <w:t xml:space="preserve"> alternatives françaises,</w:t>
       </w:r>
     </w:p>
     <w:p>
@@ -931,8 +970,13 @@
           <w:numId w:val="6"/>
         </w:numPr>
       </w:pPr>
-      <w:r>
-        <w:t>les alternatives européennes,</w:t>
+      <w:proofErr w:type="gramStart"/>
+      <w:r>
+        <w:t>les</w:t>
+      </w:r>
+      <w:proofErr w:type="gramEnd"/>
+      <w:r>
+        <w:t xml:space="preserve"> alternatives européennes,</w:t>
       </w:r>
     </w:p>
     <w:p>
@@ -943,12 +987,22 @@
           <w:numId w:val="6"/>
         </w:numPr>
       </w:pPr>
-      <w:r>
-        <w:t xml:space="preserve">les alternatives non européennes </w:t>
-      </w:r>
-      <w:r>
-        <w:t>mais non soumises au Cloud Act</w:t>
-      </w:r>
+      <w:proofErr w:type="gramStart"/>
+      <w:r>
+        <w:t>les</w:t>
+      </w:r>
+      <w:proofErr w:type="gramEnd"/>
+      <w:r>
+        <w:t xml:space="preserve"> alternatives non européennes </w:t>
+      </w:r>
+      <w:r>
+        <w:t xml:space="preserve">mais non soumises au Cloud </w:t>
+      </w:r>
+      <w:proofErr w:type="spellStart"/>
+      <w:r>
+        <w:t>Act</w:t>
+      </w:r>
+      <w:proofErr w:type="spellEnd"/>
       <w:r>
         <w:t xml:space="preserve"> lorsque par exemple l’ergonomie le justifie,</w:t>
       </w:r>
@@ -961,8 +1015,13 @@
           <w:numId w:val="6"/>
         </w:numPr>
       </w:pPr>
-      <w:r>
-        <w:t>les solutions open source.</w:t>
+      <w:proofErr w:type="gramStart"/>
+      <w:r>
+        <w:t>les</w:t>
+      </w:r>
+      <w:proofErr w:type="gramEnd"/>
+      <w:r>
+        <w:t xml:space="preserve"> solutions open source.</w:t>
       </w:r>
     </w:p>
     <w:p>
@@ -1226,8 +1285,18 @@
                 <w:bCs/>
                 <w:color w:val="EE0000"/>
               </w:rPr>
-              <w:t>Google Search</w:t>
-            </w:r>
+              <w:t xml:space="preserve">Google </w:t>
+            </w:r>
+            <w:proofErr w:type="spellStart"/>
+            <w:r>
+              <w:rPr>
+                <w:b/>
+                <w:bCs/>
+                <w:color w:val="EE0000"/>
+              </w:rPr>
+              <w:t>Search</w:t>
+            </w:r>
+            <w:proofErr w:type="spellEnd"/>
             <w:r>
               <w:t xml:space="preserve"> et </w:t>
             </w:r>
@@ -1270,6 +1339,7 @@
             <w:pPr>
               <w:jc w:val="center"/>
             </w:pPr>
+            <w:proofErr w:type="spellStart"/>
             <w:r>
               <w:rPr>
                 <w:b/>
@@ -1278,6 +1348,7 @@
               </w:rPr>
               <w:t>Startpage</w:t>
             </w:r>
+            <w:proofErr w:type="spellEnd"/>
             <w:r>
               <w:rPr>
                 <w:color w:val="00B050"/>
@@ -1304,6 +1375,7 @@
             <w:r>
               <w:t xml:space="preserve">ou </w:t>
             </w:r>
+            <w:proofErr w:type="spellStart"/>
             <w:r>
               <w:rPr>
                 <w:b/>
@@ -1312,6 +1384,7 @@
               </w:rPr>
               <w:t>Qwant</w:t>
             </w:r>
+            <w:proofErr w:type="spellEnd"/>
             <w:r>
               <w:rPr>
                 <w:color w:val="00B050"/>
@@ -1371,6 +1444,7 @@
             <w:pPr>
               <w:jc w:val="center"/>
             </w:pPr>
+            <w:proofErr w:type="spellStart"/>
             <w:r>
               <w:rPr>
                 <w:i/>
@@ -1378,7 +1452,17 @@
                 <w:color w:val="0070C0"/>
                 <w:lang w:val="en-US"/>
               </w:rPr>
-              <w:t>Remplacement f</w:t>
+              <w:t>Remplacement</w:t>
+            </w:r>
+            <w:proofErr w:type="spellEnd"/>
+            <w:r>
+              <w:rPr>
+                <w:i/>
+                <w:iCs/>
+                <w:color w:val="0070C0"/>
+                <w:lang w:val="en-US"/>
+              </w:rPr>
+              <w:t xml:space="preserve"> f</w:t>
             </w:r>
             <w:r>
               <w:rPr>
@@ -1430,27 +1514,49 @@
               </w:rPr>
               <w:br/>
             </w:r>
-            <w:hyperlink r:id="rId12" w:tooltip="https://telegram.org/" w:history="1">
-              <w:r>
-                <w:rPr>
-                  <w:rStyle w:val="Lienhypertexte"/>
-                  <w:lang w:val="en-US"/>
-                </w:rPr>
-                <w:t>https://telegram.org/</w:t>
-              </w:r>
-            </w:hyperlink>
+            <w:r>
+              <w:fldChar w:fldCharType="begin"/>
+            </w:r>
+            <w:r>
+              <w:rPr>
+                <w:lang w:val="en-US"/>
+              </w:rPr>
+              <w:instrText>HYPERLINK "https://telegram.org/" \o "https://telegram.org/"</w:instrText>
+            </w:r>
+            <w:r>
+              <w:fldChar w:fldCharType="separate"/>
+            </w:r>
+            <w:r>
+              <w:rPr>
+                <w:rStyle w:val="Lienhypertexte"/>
+                <w:lang w:val="en-US"/>
+              </w:rPr>
+              <w:t>https://telegram.org/</w:t>
+            </w:r>
+            <w:r>
+              <w:fldChar w:fldCharType="end"/>
+            </w:r>
             <w:r>
               <w:rPr>
                 <w:lang w:val="en-US"/>
               </w:rPr>
               <w:br/>
             </w:r>
+            <w:proofErr w:type="spellStart"/>
             <w:r>
               <w:rPr>
                 <w:lang w:val="en-US"/>
               </w:rPr>
-              <w:t xml:space="preserve">ou </w:t>
-            </w:r>
+              <w:t>ou</w:t>
+            </w:r>
+            <w:proofErr w:type="spellEnd"/>
+            <w:r>
+              <w:rPr>
+                <w:lang w:val="en-US"/>
+              </w:rPr>
+              <w:t xml:space="preserve"> </w:t>
+            </w:r>
+            <w:proofErr w:type="spellStart"/>
             <w:r>
               <w:rPr>
                 <w:b/>
@@ -1460,6 +1566,7 @@
               </w:rPr>
               <w:t>Olvid</w:t>
             </w:r>
+            <w:proofErr w:type="spellEnd"/>
             <w:r>
               <w:rPr>
                 <w:color w:val="00B050"/>
@@ -1479,15 +1586,28 @@
               </w:rPr>
               <w:br/>
             </w:r>
-            <w:hyperlink r:id="rId13" w:history="1">
-              <w:r>
-                <w:rPr>
-                  <w:rStyle w:val="Lienhypertexte"/>
-                  <w:lang w:val="en-US"/>
-                </w:rPr>
-                <w:t>https://www.olvid.io/technology/fr/</w:t>
-              </w:r>
-            </w:hyperlink>
+            <w:r>
+              <w:fldChar w:fldCharType="begin"/>
+            </w:r>
+            <w:r>
+              <w:rPr>
+                <w:lang w:val="en-US"/>
+              </w:rPr>
+              <w:instrText>HYPERLINK "https://www.olvid.io/technology/fr/"</w:instrText>
+            </w:r>
+            <w:r>
+              <w:fldChar w:fldCharType="separate"/>
+            </w:r>
+            <w:r>
+              <w:rPr>
+                <w:rStyle w:val="Lienhypertexte"/>
+                <w:lang w:val="en-US"/>
+              </w:rPr>
+              <w:t>https://www.olvid.io/technology/fr/</w:t>
+            </w:r>
+            <w:r>
+              <w:fldChar w:fldCharType="end"/>
+            </w:r>
             <w:r>
               <w:rPr>
                 <w:lang w:val="en-US"/>
@@ -1525,6 +1645,7 @@
             <w:r>
               <w:t xml:space="preserve"> </w:t>
             </w:r>
+            <w:proofErr w:type="spellStart"/>
             <w:r>
               <w:rPr>
                 <w:b/>
@@ -1533,6 +1654,7 @@
               </w:rPr>
               <w:t>Maps</w:t>
             </w:r>
+            <w:proofErr w:type="spellEnd"/>
             <w:r>
               <w:t xml:space="preserve">, </w:t>
             </w:r>
@@ -1549,6 +1671,7 @@
             <w:pPr>
               <w:jc w:val="center"/>
             </w:pPr>
+            <w:proofErr w:type="spellStart"/>
             <w:r>
               <w:rPr>
                 <w:i/>
@@ -1556,7 +1679,17 @@
                 <w:color w:val="0070C0"/>
                 <w:lang w:val="en-US"/>
               </w:rPr>
-              <w:t>Remplacement f</w:t>
+              <w:t>Remplacement</w:t>
+            </w:r>
+            <w:proofErr w:type="spellEnd"/>
+            <w:r>
+              <w:rPr>
+                <w:i/>
+                <w:iCs/>
+                <w:color w:val="0070C0"/>
+                <w:lang w:val="en-US"/>
+              </w:rPr>
+              <w:t xml:space="preserve"> f</w:t>
             </w:r>
             <w:r>
               <w:rPr>
@@ -1608,15 +1741,28 @@
               </w:rPr>
               <w:br/>
             </w:r>
-            <w:hyperlink r:id="rId14" w:tooltip="https://wego.here.com/" w:history="1">
-              <w:r>
-                <w:rPr>
-                  <w:rStyle w:val="Lienhypertexte"/>
-                  <w:lang w:val="en-US"/>
-                </w:rPr>
-                <w:t>https://wego.here.com/</w:t>
-              </w:r>
-            </w:hyperlink>
+            <w:r>
+              <w:fldChar w:fldCharType="begin"/>
+            </w:r>
+            <w:r>
+              <w:rPr>
+                <w:lang w:val="en-US"/>
+              </w:rPr>
+              <w:instrText>HYPERLINK "https://wego.here.com/" \o "https://wego.here.com/"</w:instrText>
+            </w:r>
+            <w:r>
+              <w:fldChar w:fldCharType="separate"/>
+            </w:r>
+            <w:r>
+              <w:rPr>
+                <w:rStyle w:val="Lienhypertexte"/>
+                <w:lang w:val="en-US"/>
+              </w:rPr>
+              <w:t>https://wego.here.com/</w:t>
+            </w:r>
+            <w:r>
+              <w:fldChar w:fldCharType="end"/>
+            </w:r>
           </w:p>
         </w:tc>
       </w:tr>
@@ -1668,6 +1814,7 @@
             <w:r>
               <w:t xml:space="preserve">, </w:t>
             </w:r>
+            <w:proofErr w:type="spellStart"/>
             <w:r>
               <w:rPr>
                 <w:b/>
@@ -1676,6 +1823,7 @@
               </w:rPr>
               <w:t>Grok</w:t>
             </w:r>
+            <w:proofErr w:type="spellEnd"/>
             <w:r>
               <w:t>, etc.)</w:t>
             </w:r>
@@ -1733,7 +1881,7 @@
             <w:r>
               <w:br/>
             </w:r>
-            <w:hyperlink r:id="rId15" w:tooltip="https://chat.mistral.ai/chat" w:history="1">
+            <w:hyperlink r:id="rId12" w:tooltip="https://chat.mistral.ai/chat" w:history="1">
               <w:r>
                 <w:rPr>
                   <w:rStyle w:val="Lienhypertexte"/>
@@ -1753,7 +1901,25 @@
                 <w:bCs/>
                 <w:color w:val="00B050"/>
               </w:rPr>
-              <w:t xml:space="preserve">Vanish Startpage Private AI </w:t>
+              <w:t xml:space="preserve">Vanish </w:t>
+            </w:r>
+            <w:proofErr w:type="spellStart"/>
+            <w:r>
+              <w:rPr>
+                <w:b/>
+                <w:bCs/>
+                <w:color w:val="00B050"/>
+              </w:rPr>
+              <w:t>Startpage</w:t>
+            </w:r>
+            <w:proofErr w:type="spellEnd"/>
+            <w:r>
+              <w:rPr>
+                <w:b/>
+                <w:bCs/>
+                <w:color w:val="00B050"/>
+              </w:rPr>
+              <w:t xml:space="preserve"> Private AI </w:t>
             </w:r>
             <w:r>
               <w:t>(Pays-Bas)</w:t>
@@ -1768,7 +1934,7 @@
             <w:r>
               <w:t xml:space="preserve">cinq questions gratuites par jour ou 49,99 €/an sur téléphone </w:t>
             </w:r>
-            <w:hyperlink r:id="rId16" w:tooltip="https://vanish.startpage.com/fr" w:history="1">
+            <w:hyperlink r:id="rId13" w:tooltip="https://vanish.startpage.com/fr" w:history="1">
               <w:r>
                 <w:rPr>
                   <w:rStyle w:val="Lienhypertexte"/>
@@ -1859,6 +2025,7 @@
                 <w:lang w:val="en-US"/>
               </w:rPr>
             </w:pPr>
+            <w:proofErr w:type="spellStart"/>
             <w:r>
               <w:rPr>
                 <w:i/>
@@ -1866,7 +2033,17 @@
                 <w:color w:val="0070C0"/>
                 <w:lang w:val="en-US"/>
               </w:rPr>
-              <w:t>Remplacement f</w:t>
+              <w:t>Remplacement</w:t>
+            </w:r>
+            <w:proofErr w:type="spellEnd"/>
+            <w:r>
+              <w:rPr>
+                <w:i/>
+                <w:iCs/>
+                <w:color w:val="0070C0"/>
+                <w:lang w:val="en-US"/>
+              </w:rPr>
+              <w:t xml:space="preserve"> f</w:t>
             </w:r>
             <w:r>
               <w:rPr>
@@ -1887,6 +2064,8 @@
             <w:pPr>
               <w:jc w:val="center"/>
             </w:pPr>
+            <w:proofErr w:type="spellStart"/>
+            <w:proofErr w:type="gramStart"/>
             <w:r>
               <w:rPr>
                 <w:b/>
@@ -1895,6 +2074,8 @@
               </w:rPr>
               <w:t>kMeet</w:t>
             </w:r>
+            <w:proofErr w:type="spellEnd"/>
+            <w:proofErr w:type="gramEnd"/>
             <w:r>
               <w:rPr>
                 <w:color w:val="00B050"/>
@@ -1907,7 +2088,7 @@
             <w:r>
               <w:br/>
             </w:r>
-            <w:hyperlink r:id="rId17" w:tooltip="https://kmeet.infomaniak.com/" w:history="1">
+            <w:hyperlink r:id="rId14" w:tooltip="https://kmeet.infomaniak.com/" w:history="1">
               <w:r>
                 <w:rPr>
                   <w:rStyle w:val="Lienhypertexte"/>
@@ -1948,7 +2129,7 @@
             <w:r>
               <w:br/>
             </w:r>
-            <w:hyperlink r:id="rId18" w:tooltip="https://lasuite.numerique.gouv.fr/produits/visio" w:history="1">
+            <w:hyperlink r:id="rId15" w:tooltip="https://lasuite.numerique.gouv.fr/produits/visio" w:history="1">
               <w:r>
                 <w:rPr>
                   <w:rStyle w:val="Lienhypertexte"/>
@@ -2023,6 +2204,7 @@
               </w:rPr>
               <w:t xml:space="preserve">Cloud Premium </w:t>
             </w:r>
+            <w:proofErr w:type="spellStart"/>
             <w:r>
               <w:rPr>
                 <w:b/>
@@ -2032,6 +2214,7 @@
               </w:rPr>
               <w:t>Cloudeezy</w:t>
             </w:r>
+            <w:proofErr w:type="spellEnd"/>
             <w:r>
               <w:rPr>
                 <w:color w:val="00B050"/>
@@ -2043,7 +2226,21 @@
               <w:rPr>
                 <w:lang w:val="en-US"/>
               </w:rPr>
-              <w:t>48 €/an 1000 GB (France)</w:t>
+              <w:t>48 €/</w:t>
+            </w:r>
+            <w:proofErr w:type="gramStart"/>
+            <w:r>
+              <w:rPr>
+                <w:lang w:val="en-US"/>
+              </w:rPr>
+              <w:t>an</w:t>
+            </w:r>
+            <w:proofErr w:type="gramEnd"/>
+            <w:r>
+              <w:rPr>
+                <w:lang w:val="en-US"/>
+              </w:rPr>
+              <w:t xml:space="preserve"> 1000 GB (France)</w:t>
             </w:r>
             <w:r>
               <w:rPr>
@@ -2051,7 +2248,7 @@
               </w:rPr>
               <w:br/>
             </w:r>
-            <w:hyperlink r:id="rId19" w:tooltip="https://cloudeezy.com/hebergement-nextcloud/gratuit.html" w:history="1">
+            <w:hyperlink r:id="rId16" w:tooltip="https://cloudeezy.com/hebergement-nextcloud/gratuit.html" w:history="1">
               <w:r>
                 <w:rPr>
                   <w:rStyle w:val="Lienhypertexte"/>
@@ -2074,6 +2271,7 @@
               </w:rPr>
               <w:t xml:space="preserve">Application </w:t>
             </w:r>
+            <w:proofErr w:type="spellStart"/>
             <w:r>
               <w:rPr>
                 <w:b/>
@@ -2083,11 +2281,26 @@
               </w:rPr>
               <w:t>Nextcloud</w:t>
             </w:r>
+            <w:proofErr w:type="spellEnd"/>
             <w:r>
               <w:rPr>
                 <w:lang w:val="en-US"/>
               </w:rPr>
-              <w:t xml:space="preserve"> sur Windows (Allemagne)</w:t>
+              <w:t xml:space="preserve"> sur Windows (</w:t>
+            </w:r>
+            <w:proofErr w:type="spellStart"/>
+            <w:r>
+              <w:rPr>
+                <w:lang w:val="en-US"/>
+              </w:rPr>
+              <w:t>Allemagne</w:t>
+            </w:r>
+            <w:proofErr w:type="spellEnd"/>
+            <w:r>
+              <w:rPr>
+                <w:lang w:val="en-US"/>
+              </w:rPr>
+              <w:t>)</w:t>
             </w:r>
             <w:r>
               <w:rPr>
@@ -2095,7 +2308,7 @@
               </w:rPr>
               <w:br/>
             </w:r>
-            <w:hyperlink r:id="rId20" w:anchor="install-clients" w:tooltip="https://nextcloud.com/install/#install-clients" w:history="1">
+            <w:hyperlink r:id="rId17" w:anchor="install-clients" w:tooltip="https://nextcloud.com/install/#install-clients" w:history="1">
               <w:r>
                 <w:rPr>
                   <w:rStyle w:val="Lienhypertexte"/>
@@ -2130,7 +2343,6 @@
                 <w:bCs/>
                 <w:color w:val="EE0000"/>
               </w:rPr>
-              <w:lastRenderedPageBreak/>
               <w:t>Outlook</w:t>
             </w:r>
             <w:r>
@@ -2189,20 +2401,38 @@
                 <w:color w:val="EE0000"/>
               </w:rPr>
             </w:pPr>
+            <w:proofErr w:type="spellStart"/>
             <w:r>
               <w:rPr>
                 <w:color w:val="77206D" w:themeColor="accent5" w:themeShade="BF"/>
                 <w:lang w:val="en-US"/>
               </w:rPr>
-              <w:t>Remplacement p</w:t>
-            </w:r>
+              <w:t>Remplacement</w:t>
+            </w:r>
+            <w:proofErr w:type="spellEnd"/>
             <w:r>
               <w:rPr>
                 <w:color w:val="77206D" w:themeColor="accent5" w:themeShade="BF"/>
                 <w:lang w:val="en-US"/>
               </w:rPr>
-              <w:t>lus délicat</w:t>
-            </w:r>
+              <w:t xml:space="preserve"> p</w:t>
+            </w:r>
+            <w:r>
+              <w:rPr>
+                <w:color w:val="77206D" w:themeColor="accent5" w:themeShade="BF"/>
+                <w:lang w:val="en-US"/>
+              </w:rPr>
+              <w:t xml:space="preserve">lus </w:t>
+            </w:r>
+            <w:proofErr w:type="spellStart"/>
+            <w:r>
+              <w:rPr>
+                <w:color w:val="77206D" w:themeColor="accent5" w:themeShade="BF"/>
+                <w:lang w:val="en-US"/>
+              </w:rPr>
+              <w:t>délicat</w:t>
+            </w:r>
+            <w:proofErr w:type="spellEnd"/>
           </w:p>
         </w:tc>
         <w:tc>
@@ -2262,11 +2492,19 @@
               </w:rPr>
               <w:br/>
             </w:r>
+            <w:proofErr w:type="spellStart"/>
             <w:r>
               <w:rPr>
                 <w:lang w:val="en-US"/>
               </w:rPr>
-              <w:t xml:space="preserve">Gratuit. </w:t>
+              <w:t>Gratuit</w:t>
+            </w:r>
+            <w:proofErr w:type="spellEnd"/>
+            <w:r>
+              <w:rPr>
+                <w:lang w:val="en-US"/>
+              </w:rPr>
+              <w:t xml:space="preserve">. </w:t>
             </w:r>
             <w:r>
               <w:t>Don de 15 € optionnel (Open Source)</w:t>
@@ -2274,7 +2512,7 @@
             <w:r>
               <w:br/>
             </w:r>
-            <w:hyperlink r:id="rId21" w:tooltip="https://www.thunderbird.net/fr/thunderbird/all/" w:history="1">
+            <w:hyperlink r:id="rId18" w:tooltip="https://www.thunderbird.net/fr/thunderbird/all/" w:history="1">
               <w:r>
                 <w:rPr>
                   <w:rStyle w:val="Lienhypertexte"/>
@@ -2311,6 +2549,7 @@
             <w:r>
               <w:t xml:space="preserve">Application </w:t>
             </w:r>
+            <w:proofErr w:type="spellStart"/>
             <w:r>
               <w:rPr>
                 <w:b/>
@@ -2319,13 +2558,14 @@
               </w:rPr>
               <w:t>Nextcloud</w:t>
             </w:r>
+            <w:proofErr w:type="spellEnd"/>
             <w:r>
               <w:t xml:space="preserve"> sur Android (Allemagne)</w:t>
             </w:r>
             <w:r>
               <w:br/>
             </w:r>
-            <w:hyperlink r:id="rId22" w:anchor="install-clients" w:tooltip="https://nextcloud.com/install/#install-clients" w:history="1">
+            <w:hyperlink r:id="rId19" w:anchor="install-clients" w:tooltip="https://nextcloud.com/install/#install-clients" w:history="1">
               <w:r>
                 <w:rPr>
                   <w:rStyle w:val="Lienhypertexte"/>
@@ -2367,7 +2607,7 @@
             <w:r>
               <w:br/>
             </w:r>
-            <w:hyperlink r:id="rId23" w:tooltip="https://www.thunderbird.net/fr/thunderbird/all/" w:history="1">
+            <w:hyperlink r:id="rId20" w:tooltip="https://www.thunderbird.net/fr/thunderbird/all/" w:history="1">
               <w:r>
                 <w:rPr>
                   <w:rStyle w:val="Lienhypertexte"/>
@@ -2383,14 +2623,34 @@
             <w:r>
               <w:t xml:space="preserve">Applications </w:t>
             </w:r>
+            <w:proofErr w:type="spellStart"/>
             <w:r>
               <w:rPr>
                 <w:b/>
                 <w:bCs/>
                 <w:color w:val="00B050"/>
               </w:rPr>
-              <w:t>Nextcloud Calendar</w:t>
-            </w:r>
+              <w:t>Nextcloud</w:t>
+            </w:r>
+            <w:proofErr w:type="spellEnd"/>
+            <w:r>
+              <w:rPr>
+                <w:b/>
+                <w:bCs/>
+                <w:color w:val="00B050"/>
+              </w:rPr>
+              <w:t xml:space="preserve"> </w:t>
+            </w:r>
+            <w:proofErr w:type="spellStart"/>
+            <w:r>
+              <w:rPr>
+                <w:b/>
+                <w:bCs/>
+                <w:color w:val="00B050"/>
+              </w:rPr>
+              <w:t>Calendar</w:t>
+            </w:r>
+            <w:proofErr w:type="spellEnd"/>
             <w:r>
               <w:rPr>
                 <w:color w:val="00B050"/>
@@ -2473,6 +2733,7 @@
                 <w:lang w:val="en-US"/>
               </w:rPr>
             </w:pPr>
+            <w:proofErr w:type="spellStart"/>
             <w:r>
               <w:rPr>
                 <w:i/>
@@ -2480,7 +2741,17 @@
                 <w:color w:val="0070C0"/>
                 <w:lang w:val="en-US"/>
               </w:rPr>
-              <w:t>Remplacement f</w:t>
+              <w:t>Remplacement</w:t>
+            </w:r>
+            <w:proofErr w:type="spellEnd"/>
+            <w:r>
+              <w:rPr>
+                <w:i/>
+                <w:iCs/>
+                <w:color w:val="0070C0"/>
+                <w:lang w:val="en-US"/>
+              </w:rPr>
+              <w:t xml:space="preserve"> f</w:t>
             </w:r>
             <w:r>
               <w:rPr>
@@ -2501,6 +2772,7 @@
             <w:pPr>
               <w:jc w:val="center"/>
             </w:pPr>
+            <w:proofErr w:type="spellStart"/>
             <w:r>
               <w:rPr>
                 <w:b/>
@@ -2509,13 +2781,22 @@
               </w:rPr>
               <w:t>OnlyOffice</w:t>
             </w:r>
-            <w:r>
-              <w:t xml:space="preserve"> version online incluse dans Cloudeezy et version Desktop</w:t>
+            <w:proofErr w:type="spellEnd"/>
+            <w:r>
+              <w:t xml:space="preserve"> version online incluse dans </w:t>
+            </w:r>
+            <w:proofErr w:type="spellStart"/>
+            <w:r>
+              <w:t>Cloudeezy</w:t>
+            </w:r>
+            <w:proofErr w:type="spellEnd"/>
+            <w:r>
+              <w:t xml:space="preserve"> et version Desktop</w:t>
             </w:r>
             <w:r>
               <w:br/>
             </w:r>
-            <w:hyperlink r:id="rId24" w:anchor="desktop" w:tooltip="https://www.onlyoffice.com/download-desktop#desktop" w:history="1">
+            <w:hyperlink r:id="rId21" w:anchor="desktop" w:tooltip="https://www.onlyoffice.com/download-desktop#desktop" w:history="1">
               <w:r>
                 <w:rPr>
                   <w:rStyle w:val="Lienhypertexte"/>
@@ -2548,7 +2829,7 @@
               </w:rPr>
               <w:br/>
             </w:r>
-            <w:hyperlink r:id="rId25" w:tooltip="https://euro-office.github.io/documentation/installation/docker/" w:history="1">
+            <w:hyperlink r:id="rId22" w:tooltip="https://euro-office.github.io/documentation/installation/docker/" w:history="1">
               <w:r>
                 <w:rPr>
                   <w:rStyle w:val="Lienhypertexte"/>
@@ -2593,6 +2874,7 @@
             <w:r>
               <w:t xml:space="preserve">, </w:t>
             </w:r>
+            <w:proofErr w:type="spellStart"/>
             <w:r>
               <w:rPr>
                 <w:b/>
@@ -2601,9 +2883,11 @@
               </w:rPr>
               <w:t>outlook</w:t>
             </w:r>
+            <w:proofErr w:type="spellEnd"/>
             <w:r>
               <w:t xml:space="preserve">, </w:t>
             </w:r>
+            <w:proofErr w:type="spellStart"/>
             <w:r>
               <w:rPr>
                 <w:b/>
@@ -2612,6 +2896,7 @@
               </w:rPr>
               <w:t>gmail</w:t>
             </w:r>
+            <w:proofErr w:type="spellEnd"/>
           </w:p>
           <w:p>
             <w:pPr>
@@ -2620,6 +2905,7 @@
                 <w:color w:val="EE0000"/>
               </w:rPr>
             </w:pPr>
+            <w:proofErr w:type="spellStart"/>
             <w:r>
               <w:rPr>
                 <w:i/>
@@ -2627,7 +2913,17 @@
                 <w:color w:val="0070C0"/>
                 <w:lang w:val="en-US"/>
               </w:rPr>
-              <w:t>Remplacement f</w:t>
+              <w:t>Remplacement</w:t>
+            </w:r>
+            <w:proofErr w:type="spellEnd"/>
+            <w:r>
+              <w:rPr>
+                <w:i/>
+                <w:iCs/>
+                <w:color w:val="0070C0"/>
+                <w:lang w:val="en-US"/>
+              </w:rPr>
+              <w:t xml:space="preserve"> f</w:t>
             </w:r>
             <w:r>
               <w:rPr>
@@ -2679,7 +2975,7 @@
             <w:r>
               <w:br/>
             </w:r>
-            <w:hyperlink r:id="rId26" w:tooltip="https://eutechstack.eu/fr/hebergement-email" w:history="1">
+            <w:hyperlink r:id="rId23" w:tooltip="https://eutechstack.eu/fr/hebergement-email" w:history="1">
               <w:r>
                 <w:rPr>
                   <w:rStyle w:val="Lienhypertexte"/>
@@ -2690,7 +2986,7 @@
             <w:r>
               <w:t xml:space="preserve"> ou là </w:t>
             </w:r>
-            <w:hyperlink r:id="rId27" w:tooltip="https://european-alternatives.eu/category/email-providers" w:history="1">
+            <w:hyperlink r:id="rId24" w:tooltip="https://european-alternatives.eu/category/email-providers" w:history="1">
               <w:r>
                 <w:rPr>
                   <w:rStyle w:val="Lienhypertexte"/>
@@ -2782,7 +3078,7 @@
       <w:pPr>
         <w:pStyle w:val="Titre2"/>
       </w:pPr>
-      <w:bookmarkStart w:id="2" w:name="_Toc240225699"/>
+      <w:bookmarkStart w:id="2" w:name="_Toc240398775"/>
       <w:r>
         <w:t>III - Conclusion</w:t>
       </w:r>
@@ -2819,7 +3115,8 @@
       <w:r>
         <w:t xml:space="preserve">Et qui sait, vous êtes peut-être prêt pour basculer sur un smartphone </w:t>
       </w:r>
-      <w:hyperlink r:id="rId28" w:tooltip="https://www.fairphone.com/fr" w:history="1">
+      <w:hyperlink r:id="rId25" w:tooltip="https://www.fairphone.com/fr" w:history="1">
+        <w:proofErr w:type="spellStart"/>
         <w:r>
           <w:rPr>
             <w:rStyle w:val="Lienhypertexte"/>
@@ -2828,9 +3125,18 @@
           </w:rPr>
           <w:t>Fairphone</w:t>
         </w:r>
+        <w:proofErr w:type="spellEnd"/>
       </w:hyperlink>
       <w:r>
-        <w:t xml:space="preserve"> réparable, équitable et équipé d’un système d’exploitation Open Source Murena (</w:t>
+        <w:t xml:space="preserve"> réparable, équitable et équipé d’un système d’exploitation Open Source </w:t>
+      </w:r>
+      <w:proofErr w:type="spellStart"/>
+      <w:r>
+        <w:t>Murena</w:t>
+      </w:r>
+      <w:proofErr w:type="spellEnd"/>
+      <w:r>
+        <w:t xml:space="preserve"> (</w:t>
       </w:r>
       <w:r>
         <w:rPr>
@@ -2840,7 +3146,15 @@
         <w:t>e/OS</w:t>
       </w:r>
       <w:r>
-        <w:t>) entièrement « dégoogelisé » et conçu en Europe !</w:t>
+        <w:t>) entièrement « </w:t>
+      </w:r>
+      <w:proofErr w:type="spellStart"/>
+      <w:r>
+        <w:t>dégoogelisé</w:t>
+      </w:r>
+      <w:proofErr w:type="spellEnd"/>
+      <w:r>
+        <w:t> » et conçu en Europe !</w:t>
       </w:r>
     </w:p>
     <w:p>
@@ -2860,7 +3174,7 @@
       <w:r>
         <w:t xml:space="preserve">Envoyez vos commentaires et questions sur cet article à </w:t>
       </w:r>
-      <w:hyperlink r:id="rId29" w:tooltip="mailto:alt.jm-6ouqc7bk@yopmail.com" w:history="1">
+      <w:hyperlink r:id="rId26" w:tooltip="mailto:alt.jm-6ouqc7bk@yopmail.com" w:history="1">
         <w:r>
           <w:rPr>
             <w:rStyle w:val="Lienhypertexte"/>
@@ -2876,7 +3190,7 @@
       <w:pPr>
         <w:pStyle w:val="Titre2"/>
       </w:pPr>
-      <w:bookmarkStart w:id="3" w:name="_Toc240225700"/>
+      <w:bookmarkStart w:id="3" w:name="_Toc240398776"/>
       <w:r>
         <w:t xml:space="preserve">IV </w:t>
       </w:r>
@@ -2896,16 +3210,46 @@
     </w:p>
     <w:p>
       <w:r>
-        <w:t xml:space="preserve">Vous trouverez le mode d’emploi détaillé pour remplacer les services numériques soumis au Cloud Act dans le document </w:t>
-      </w:r>
-      <w:hyperlink r:id="rId30" w:history="1">
-        <w:r>
-          <w:rPr>
-            <w:rStyle w:val="Lienhypertexte"/>
-          </w:rPr>
-          <w:t>Mode d’emploi détaillé</w:t>
-        </w:r>
-      </w:hyperlink>
+        <w:t xml:space="preserve">Vous trouverez le mode d’emploi détaillé pour remplacer les services numériques soumis au Cloud </w:t>
+      </w:r>
+      <w:proofErr w:type="spellStart"/>
+      <w:r>
+        <w:t>Act</w:t>
+      </w:r>
+      <w:proofErr w:type="spellEnd"/>
+      <w:r>
+        <w:t xml:space="preserve"> dans le document </w:t>
+      </w:r>
+      <w:r>
+        <w:fldChar w:fldCharType="begin"/>
+      </w:r>
+      <w:r>
+        <w:instrText>HYPERLINK "index-modedemploi.html"</w:instrText>
+      </w:r>
+      <w:r>
+        <w:fldChar w:fldCharType="separate"/>
+      </w:r>
+      <w:r>
+        <w:rPr>
+          <w:rStyle w:val="Lienhypertexte"/>
+        </w:rPr>
+        <w:t>Mode d’emplo</w:t>
+      </w:r>
+      <w:r>
+        <w:rPr>
+          <w:rStyle w:val="Lienhypertexte"/>
+        </w:rPr>
+        <w:t>i</w:t>
+      </w:r>
+      <w:r>
+        <w:rPr>
+          <w:rStyle w:val="Lienhypertexte"/>
+        </w:rPr>
+        <w:t xml:space="preserve"> détaillé (index-modedemploi.html)</w:t>
+      </w:r>
+      <w:r>
+        <w:fldChar w:fldCharType="end"/>
+      </w:r>
       <w:r>
         <w:t>.</w:t>
       </w:r>
@@ -2918,7 +3262,7 @@
       <w:pPr>
         <w:pStyle w:val="Titre2"/>
       </w:pPr>
-      <w:bookmarkStart w:id="4" w:name="_Toc240225701"/>
+      <w:bookmarkStart w:id="4" w:name="_Toc240398777"/>
       <w:r>
         <w:t xml:space="preserve">Annexe – </w:t>
       </w:r>
@@ -2945,7 +3289,23 @@
       </w:r>
       <w:r>
         <w:br/>
-        <w:t>Le FISA (Foreign Intelligence Surveillance Act) section 702 autorise la surveillance de personnes non-</w:t>
+        <w:t>Le FISA (</w:t>
+      </w:r>
+      <w:proofErr w:type="spellStart"/>
+      <w:r>
+        <w:t>Foreign</w:t>
+      </w:r>
+      <w:proofErr w:type="spellEnd"/>
+      <w:r>
+        <w:t xml:space="preserve"> Intelligence Surveillance </w:t>
+      </w:r>
+      <w:proofErr w:type="spellStart"/>
+      <w:r>
+        <w:t>Act</w:t>
+      </w:r>
+      <w:proofErr w:type="spellEnd"/>
+      <w:r>
+        <w:t>) section 702 autorise la surveillance de personnes non-</w:t>
       </w:r>
       <w:r>
         <w:t>américaines</w:t>
@@ -2963,7 +3323,13 @@
         <w:t xml:space="preserve"> ce,</w:t>
       </w:r>
       <w:r>
-        <w:t xml:space="preserve"> sans mandat individualisé. C’est un mécanisme qui a été adopté en 2008 et qui devait être temporaire mais il a été renouvelé plusieurs fois, la dernière fois en avril 2024 pour deux ans. En avril 2026, il a été renouvelé exceptionnellement 10 jours puis 45 jours. La loi qui doit permettre de le renouvelé pour 3 ans est toujours en débat aux États-Unis.</w:t>
+        <w:t xml:space="preserve"> sans mandat individualisé. C’est un mécanisme qui a été adopté en 2008 et qui devait être temporaire mais il a été renouvelé plusieurs fois, la dernière fois en avril 2024 pour deux ans. En avril 2026, il a été renouvelé exceptionnellement 10 jours puis 45 jours. La loi qui doit permettre de le renouvel</w:t>
+      </w:r>
+      <w:r>
+        <w:t>er</w:t>
+      </w:r>
+      <w:r>
+        <w:t xml:space="preserve"> pour 3 ans est toujours en débat aux États-Unis.</w:t>
       </w:r>
       <w:r>
         <w:t xml:space="preserve"> En utilisant des solutions européennes, on se protège de cette section 702 car on bénéficie du RGPD (Règlement Général sur la Protection des Données). Vous trouverez quelques liens sur le sujet ci-dessous :</w:t>
@@ -2986,15 +3352,28 @@
         </w:rPr>
         <w:t xml:space="preserve">FISA 702 </w:t>
       </w:r>
-      <w:hyperlink r:id="rId31" w:tooltip="https://fr.wikipedia.org/wiki/FISA_Amendments_Act_of_2008" w:history="1">
-        <w:r>
-          <w:rPr>
-            <w:rStyle w:val="Lienhypertexte"/>
-            <w:lang w:val="it-IT"/>
-          </w:rPr>
-          <w:t>https://fr.wikipedia.org/wiki/FISA_Amendments_Act_of_2008</w:t>
-        </w:r>
-      </w:hyperlink>
+      <w:r>
+        <w:fldChar w:fldCharType="begin"/>
+      </w:r>
+      <w:r>
+        <w:rPr>
+          <w:lang w:val="it-IT"/>
+        </w:rPr>
+        <w:instrText>HYPERLINK "https://fr.wikipedia.org/wiki/FISA_Amendments_Act_of_2008" \o "https://fr.wikipedia.org/wiki/FISA_Amendments_Act_of_2008"</w:instrText>
+      </w:r>
+      <w:r>
+        <w:fldChar w:fldCharType="separate"/>
+      </w:r>
+      <w:r>
+        <w:rPr>
+          <w:rStyle w:val="Lienhypertexte"/>
+          <w:lang w:val="it-IT"/>
+        </w:rPr>
+        <w:t>https://fr.wikipedia.org/wiki/FISA_Amendments_Act_of_2008</w:t>
+      </w:r>
+      <w:r>
+        <w:fldChar w:fldCharType="end"/>
+      </w:r>
       <w:r>
         <w:rPr>
           <w:lang w:val="it-IT"/>
@@ -3013,7 +3392,7 @@
       <w:r>
         <w:t xml:space="preserve">RGPD Article 5 </w:t>
       </w:r>
-      <w:hyperlink r:id="rId32" w:anchor="Article5" w:history="1">
+      <w:hyperlink r:id="rId27" w:anchor="Article5" w:history="1">
         <w:r>
           <w:rPr>
             <w:rStyle w:val="Lienhypertexte"/>
@@ -3036,7 +3415,7 @@
       <w:r>
         <w:t xml:space="preserve">Interrogations sur la prolongation de FISA 702 </w:t>
       </w:r>
-      <w:hyperlink r:id="rId33" w:history="1">
+      <w:hyperlink r:id="rId28" w:history="1">
         <w:r>
           <w:rPr>
             <w:rStyle w:val="Lienhypertexte"/>
@@ -3056,8 +3435,13 @@
       <w:r>
         <w:t xml:space="preserve">Interrogations </w:t>
       </w:r>
-      <w:r>
-        <w:t xml:space="preserve">en  2026 </w:t>
+      <w:proofErr w:type="gramStart"/>
+      <w:r>
+        <w:t>en  2026</w:t>
+      </w:r>
+      <w:proofErr w:type="gramEnd"/>
+      <w:r>
+        <w:t xml:space="preserve"> </w:t>
       </w:r>
       <w:r>
         <w:t>sur la prolongation de FISA 702</w:t>
@@ -3065,7 +3449,7 @@
       <w:r>
         <w:t xml:space="preserve"> pour 3 ans </w:t>
       </w:r>
-      <w:hyperlink r:id="rId34" w:history="1">
+      <w:hyperlink r:id="rId29" w:history="1">
         <w:r>
           <w:rPr>
             <w:rStyle w:val="Lienhypertexte"/>
@@ -3106,7 +3490,7 @@
           <w:lang w:val="en-US"/>
         </w:rPr>
       </w:pPr>
-      <w:hyperlink r:id="rId35" w:tooltip="https://european-alternatives.eu/" w:history="1">
+      <w:hyperlink r:id="rId30" w:tooltip="https://european-alternatives.eu/" w:history="1">
         <w:r>
           <w:rPr>
             <w:rStyle w:val="Lienhypertexte"/>
@@ -3125,7 +3509,7 @@
         </w:numPr>
         <w:jc w:val="both"/>
       </w:pPr>
-      <w:hyperlink r:id="rId36" w:tooltip="https://alternativeto.net/" w:history="1">
+      <w:hyperlink r:id="rId31" w:tooltip="https://alternativeto.net/" w:history="1">
         <w:r>
           <w:rPr>
             <w:rStyle w:val="Lienhypertexte"/>
@@ -3143,7 +3527,7 @@
         </w:numPr>
         <w:jc w:val="both"/>
       </w:pPr>
-      <w:hyperlink r:id="rId37" w:tooltip="https://www.goeuropean.org/" w:history="1">
+      <w:hyperlink r:id="rId32" w:tooltip="https://www.goeuropean.org/" w:history="1">
         <w:r>
           <w:rPr>
             <w:rStyle w:val="Lienhypertexte"/>
@@ -3164,7 +3548,7 @@
         </w:numPr>
         <w:jc w:val="both"/>
       </w:pPr>
-      <w:hyperlink r:id="rId38" w:anchor="picks" w:history="1">
+      <w:hyperlink r:id="rId33" w:anchor="picks" w:history="1">
         <w:r>
           <w:rPr>
             <w:rStyle w:val="Lienhypertexte"/>
@@ -3188,7 +3572,7 @@
       <w:r>
         <w:t xml:space="preserve">Pour les news sur le sujet </w:t>
       </w:r>
-      <w:hyperlink r:id="rId39" w:tooltip="https://www.reddit.com/r/BuyFromEU/" w:history="1">
+      <w:hyperlink r:id="rId34" w:tooltip="https://www.reddit.com/r/BuyFromEU/" w:history="1">
         <w:r>
           <w:rPr>
             <w:rStyle w:val="Lienhypertexte"/>
@@ -3212,7 +3596,7 @@
           <w:lang w:val="en-US"/>
         </w:rPr>
       </w:pPr>
-      <w:hyperlink r:id="rId40" w:tooltip="https://europeantechmap.eu/" w:history="1">
+      <w:hyperlink r:id="rId35" w:tooltip="https://europeantechmap.eu/" w:history="1">
         <w:r>
           <w:rPr>
             <w:rStyle w:val="Lienhypertexte"/>
@@ -3240,7 +3624,7 @@
       <w:r>
         <w:t xml:space="preserve">Pour les développeurs </w:t>
       </w:r>
-      <w:hyperlink r:id="rId41" w:tooltip="https://techalternatives.eu/" w:history="1">
+      <w:hyperlink r:id="rId36" w:tooltip="https://techalternatives.eu/" w:history="1">
         <w:r>
           <w:rPr>
             <w:rStyle w:val="Lienhypertexte"/>
@@ -3264,7 +3648,7 @@
       <w:r>
         <w:t>Notation confidentialité </w:t>
       </w:r>
-      <w:hyperlink r:id="rId42" w:tooltip="https://privacynex.org/" w:history="1">
+      <w:hyperlink r:id="rId37" w:tooltip="https://privacynex.org/" w:history="1">
         <w:r>
           <w:rPr>
             <w:rStyle w:val="Lienhypertexte"/>
@@ -3287,7 +3671,7 @@
       <w:r>
         <w:t xml:space="preserve">Boîtes mail : </w:t>
       </w:r>
-      <w:hyperlink r:id="rId43" w:tooltip="https://eutechstack.eu/fr/hebergement-email" w:history="1">
+      <w:hyperlink r:id="rId38" w:tooltip="https://eutechstack.eu/fr/hebergement-email" w:history="1">
         <w:r>
           <w:rPr>
             <w:rStyle w:val="Lienhypertexte"/>
@@ -3301,7 +3685,23 @@
     </w:p>
     <w:p>
       <w:r>
-        <w:t>Suite Cloudeezy, opéré par des Français avec une technologie Nextcloud allemande et Open Source :</w:t>
+        <w:t xml:space="preserve">Suite </w:t>
+      </w:r>
+      <w:proofErr w:type="spellStart"/>
+      <w:r>
+        <w:t>Cloudeezy</w:t>
+      </w:r>
+      <w:proofErr w:type="spellEnd"/>
+      <w:r>
+        <w:t xml:space="preserve">, opéré par des Français avec une technologie </w:t>
+      </w:r>
+      <w:proofErr w:type="spellStart"/>
+      <w:r>
+        <w:t>Nextcloud</w:t>
+      </w:r>
+      <w:proofErr w:type="spellEnd"/>
+      <w:r>
+        <w:t xml:space="preserve"> allemande et Open Source :</w:t>
       </w:r>
     </w:p>
     <w:p>
@@ -3315,6 +3715,7 @@
       <w:r>
         <w:t xml:space="preserve">Suite numérique </w:t>
       </w:r>
+      <w:proofErr w:type="spellStart"/>
       <w:r>
         <w:rPr>
           <w:b/>
@@ -3322,19 +3723,25 @@
         </w:rPr>
         <w:t>Cloudeezy</w:t>
       </w:r>
+      <w:proofErr w:type="spellEnd"/>
       <w:r>
         <w:t xml:space="preserve"> (France)</w:t>
       </w:r>
       <w:r>
-        <w:t xml:space="preserve"> de la société R</w:t>
+        <w:t xml:space="preserve"> de la société </w:t>
+      </w:r>
+      <w:proofErr w:type="spellStart"/>
+      <w:r>
+        <w:t>R</w:t>
       </w:r>
       <w:r>
         <w:t>eendex</w:t>
       </w:r>
+      <w:proofErr w:type="spellEnd"/>
       <w:r>
         <w:t xml:space="preserve"> </w:t>
       </w:r>
-      <w:hyperlink r:id="rId44" w:tooltip="https://cloudeezy.com/hebergement-nextcloud/gratuit.html" w:history="1">
+      <w:hyperlink r:id="rId39" w:tooltip="https://cloudeezy.com/hebergement-nextcloud/gratuit.html" w:history="1">
         <w:r>
           <w:rPr>
             <w:rStyle w:val="Lienhypertexte"/>
@@ -3383,7 +3790,7 @@
         <w:br/>
         <w:t xml:space="preserve">SLA 99,99% </w:t>
       </w:r>
-      <w:hyperlink r:id="rId45" w:history="1">
+      <w:hyperlink r:id="rId40" w:history="1">
         <w:r>
           <w:rPr>
             <w:rStyle w:val="Lienhypertexte"/>
@@ -3404,7 +3811,6 @@
         </w:numPr>
       </w:pPr>
       <w:r>
-        <w:lastRenderedPageBreak/>
         <w:t xml:space="preserve">Toute la </w:t>
       </w:r>
       <w:r>
@@ -3412,12 +3818,37 @@
           <w:b/>
           <w:bCs/>
         </w:rPr>
-        <w:t>documentation Cloudeezy/Nextcloud</w:t>
-      </w:r>
+        <w:t xml:space="preserve">documentation </w:t>
+      </w:r>
+      <w:proofErr w:type="spellStart"/>
+      <w:r>
+        <w:rPr>
+          <w:b/>
+          <w:bCs/>
+        </w:rPr>
+        <w:t>Cloudeezy</w:t>
+      </w:r>
+      <w:proofErr w:type="spellEnd"/>
+      <w:r>
+        <w:rPr>
+          <w:b/>
+          <w:bCs/>
+        </w:rPr>
+        <w:t>/</w:t>
+      </w:r>
+      <w:proofErr w:type="spellStart"/>
+      <w:r>
+        <w:rPr>
+          <w:b/>
+          <w:bCs/>
+        </w:rPr>
+        <w:t>Nextcloud</w:t>
+      </w:r>
+      <w:proofErr w:type="spellEnd"/>
       <w:r>
         <w:t xml:space="preserve"> </w:t>
       </w:r>
-      <w:hyperlink r:id="rId46" w:tooltip="https://docs.nextcloud.com/server/latest/user_manual/fr/index.html" w:history="1">
+      <w:hyperlink r:id="rId41" w:tooltip="https://docs.nextcloud.com/server/latest/user_manual/fr/index.html" w:history="1">
         <w:r>
           <w:rPr>
             <w:rStyle w:val="Lienhypertexte"/>
@@ -3456,7 +3887,7 @@
       <w:r>
         <w:t xml:space="preserve"> </w:t>
       </w:r>
-      <w:hyperlink r:id="rId47" w:tooltip="https://www.thunderbird.net/fr/thunderbird/all/" w:history="1">
+      <w:hyperlink r:id="rId42" w:tooltip="https://www.thunderbird.net/fr/thunderbird/all/" w:history="1">
         <w:r>
           <w:rPr>
             <w:rStyle w:val="Lienhypertexte"/>
@@ -3491,12 +3922,20 @@
         <w:rPr>
           <w:lang w:val="en-US"/>
         </w:rPr>
-        <w:t xml:space="preserve"> installation avancée</w:t>
-      </w:r>
+        <w:t xml:space="preserve"> installation </w:t>
+      </w:r>
+      <w:proofErr w:type="spellStart"/>
+      <w:r>
+        <w:rPr>
+          <w:lang w:val="en-US"/>
+        </w:rPr>
+        <w:t>avancée</w:t>
+      </w:r>
+      <w:proofErr w:type="spellEnd"/>
       <w:r>
         <w:t xml:space="preserve"> </w:t>
       </w:r>
-      <w:hyperlink r:id="rId48" w:tooltip="https://support.mozilla.org/fr/kb/installation-personnalisee-thunderbird-windows" w:history="1">
+      <w:hyperlink r:id="rId43" w:tooltip="https://support.mozilla.org/fr/kb/installation-personnalisee-thunderbird-windows" w:history="1">
         <w:r>
           <w:rPr>
             <w:rStyle w:val="Lienhypertexte"/>
@@ -3525,9 +3964,25 @@
           <w:b/>
           <w:bCs/>
         </w:rPr>
-        <w:t xml:space="preserve">Se connecter aux contacts et calendrier Cloudeezy </w:t>
-      </w:r>
-      <w:hyperlink r:id="rId49" w:tooltip="https://docs.nextcloud.com/server/31/user_manual/en/groupware/sync_thunderbird.html" w:history="1">
+        <w:t xml:space="preserve">Se connecter aux contacts et calendrier </w:t>
+      </w:r>
+      <w:proofErr w:type="spellStart"/>
+      <w:r>
+        <w:rPr>
+          <w:b/>
+          <w:bCs/>
+        </w:rPr>
+        <w:t>Cloudeezy</w:t>
+      </w:r>
+      <w:proofErr w:type="spellEnd"/>
+      <w:r>
+        <w:rPr>
+          <w:b/>
+          <w:bCs/>
+        </w:rPr>
+        <w:t xml:space="preserve"> </w:t>
+      </w:r>
+      <w:hyperlink r:id="rId44" w:tooltip="https://docs.nextcloud.com/server/31/user_manual/en/groupware/sync_thunderbird.html" w:history="1">
         <w:r>
           <w:rPr>
             <w:rStyle w:val="Lienhypertexte"/>
@@ -3557,7 +4012,7 @@
       <w:r>
         <w:t xml:space="preserve"> </w:t>
       </w:r>
-      <w:hyperlink r:id="rId50" w:tooltip="https://docs.nextcloud.com/server/latest/user_manual/fr/groupware/contacts.html" w:history="1">
+      <w:hyperlink r:id="rId45" w:tooltip="https://docs.nextcloud.com/server/latest/user_manual/fr/groupware/contacts.html" w:history="1">
         <w:r>
           <w:rPr>
             <w:rStyle w:val="Lienhypertexte"/>
@@ -3590,7 +4045,7 @@
       <w:r>
         <w:t xml:space="preserve"> </w:t>
       </w:r>
-      <w:hyperlink r:id="rId51" w:tooltip="https://docs.nextcloud.com/server/latest/user_manual/fr/groupware/calendar.html" w:history="1">
+      <w:hyperlink r:id="rId46" w:tooltip="https://docs.nextcloud.com/server/latest/user_manual/fr/groupware/calendar.html" w:history="1">
         <w:r>
           <w:rPr>
             <w:rStyle w:val="Lienhypertexte"/>
@@ -3611,8 +4066,17 @@
         </w:numPr>
       </w:pPr>
       <w:r>
-        <w:t xml:space="preserve">Chiffrer ses fichiers sensibles sur Cloudeezy avec </w:t>
-      </w:r>
+        <w:t xml:space="preserve">Chiffrer ses fichiers sensibles sur </w:t>
+      </w:r>
+      <w:proofErr w:type="spellStart"/>
+      <w:r>
+        <w:t>Cloudeezy</w:t>
+      </w:r>
+      <w:proofErr w:type="spellEnd"/>
+      <w:r>
+        <w:t xml:space="preserve"> avec </w:t>
+      </w:r>
+      <w:proofErr w:type="spellStart"/>
       <w:r>
         <w:rPr>
           <w:b/>
@@ -3620,6 +4084,7 @@
         </w:rPr>
         <w:t>Cryptomator</w:t>
       </w:r>
+      <w:proofErr w:type="spellEnd"/>
       <w:r>
         <w:t xml:space="preserve"> (</w:t>
       </w:r>
@@ -3629,7 +4094,7 @@
       <w:r>
         <w:t xml:space="preserve">) : </w:t>
       </w:r>
-      <w:hyperlink r:id="rId52" w:history="1">
+      <w:hyperlink r:id="rId47" w:history="1">
         <w:r>
           <w:rPr>
             <w:rStyle w:val="Lienhypertexte"/>
@@ -3650,8 +4115,17 @@
         </w:numPr>
       </w:pPr>
       <w:r>
-        <w:t xml:space="preserve">Faire des sauvegardes ou copier des fichiers de OneDrive vers Nextcloud sans remplir son disque dur avec </w:t>
-      </w:r>
+        <w:t xml:space="preserve">Faire des sauvegardes ou copier des fichiers de OneDrive vers </w:t>
+      </w:r>
+      <w:proofErr w:type="spellStart"/>
+      <w:r>
+        <w:t>Nextcloud</w:t>
+      </w:r>
+      <w:proofErr w:type="spellEnd"/>
+      <w:r>
+        <w:t xml:space="preserve"> sans remplir son disque dur avec </w:t>
+      </w:r>
+      <w:proofErr w:type="spellStart"/>
       <w:r>
         <w:rPr>
           <w:b/>
@@ -3659,10 +4133,19 @@
         </w:rPr>
         <w:t>rclone</w:t>
       </w:r>
-      <w:r>
-        <w:t xml:space="preserve"> (Open Source sur Github) : </w:t>
-      </w:r>
-      <w:hyperlink r:id="rId53" w:history="1">
+      <w:proofErr w:type="spellEnd"/>
+      <w:r>
+        <w:t xml:space="preserve"> (Open Source sur </w:t>
+      </w:r>
+      <w:proofErr w:type="spellStart"/>
+      <w:r>
+        <w:t>Github</w:t>
+      </w:r>
+      <w:proofErr w:type="spellEnd"/>
+      <w:r>
+        <w:t xml:space="preserve">) : </w:t>
+      </w:r>
+      <w:hyperlink r:id="rId48" w:history="1">
         <w:r>
           <w:rPr>
             <w:rStyle w:val="Lienhypertexte"/>
@@ -3707,7 +4190,7 @@
       <w:r>
         <w:t xml:space="preserve"> disposant d’un numéro de SIREN/SIRET (France) </w:t>
       </w:r>
-      <w:hyperlink r:id="rId54" w:tooltip="https://lasuite.numerique.gouv.fr/" w:history="1">
+      <w:hyperlink r:id="rId49" w:tooltip="https://lasuite.numerique.gouv.fr/" w:history="1">
         <w:r>
           <w:rPr>
             <w:rStyle w:val="Lienhypertexte"/>
@@ -3730,6 +4213,7 @@
       <w:r>
         <w:t xml:space="preserve">Une autre suite numérique française </w:t>
       </w:r>
+      <w:proofErr w:type="spellStart"/>
       <w:r>
         <w:rPr>
           <w:b/>
@@ -3737,10 +4221,11 @@
         </w:rPr>
         <w:t>Twake</w:t>
       </w:r>
+      <w:proofErr w:type="spellEnd"/>
       <w:r>
         <w:t xml:space="preserve"> de Linagora (France) </w:t>
       </w:r>
-      <w:hyperlink r:id="rId55" w:tooltip="https://twake.app/" w:history="1">
+      <w:hyperlink r:id="rId50" w:tooltip="https://twake.app/" w:history="1">
         <w:r>
           <w:rPr>
             <w:rStyle w:val="Lienhypertexte"/>
@@ -3770,7 +4255,7 @@
       <w:r>
         <w:t xml:space="preserve"> (Suisse) </w:t>
       </w:r>
-      <w:hyperlink r:id="rId56" w:tooltip="https://proton.me/" w:history="1">
+      <w:hyperlink r:id="rId51" w:tooltip="https://proton.me/" w:history="1">
         <w:r>
           <w:rPr>
             <w:rStyle w:val="Lienhypertexte"/>
@@ -3833,7 +4318,7 @@
       <w:r>
         <w:t xml:space="preserve"> (Allemagne) </w:t>
       </w:r>
-      <w:hyperlink r:id="rId57" w:tooltip="https://tuta.com/fr" w:history="1">
+      <w:hyperlink r:id="rId52" w:tooltip="https://tuta.com/fr" w:history="1">
         <w:r>
           <w:rPr>
             <w:rStyle w:val="Lienhypertexte"/>
@@ -3853,6 +4338,7 @@
           <w:numId w:val="27"/>
         </w:numPr>
       </w:pPr>
+      <w:proofErr w:type="spellStart"/>
       <w:r>
         <w:rPr>
           <w:b/>
@@ -3860,10 +4346,11 @@
         </w:rPr>
         <w:t>Digiposte</w:t>
       </w:r>
+      <w:proofErr w:type="spellEnd"/>
       <w:r>
         <w:t xml:space="preserve"> (France) 4€/mois pour 100 Go </w:t>
       </w:r>
-      <w:hyperlink r:id="rId58" w:history="1">
+      <w:hyperlink r:id="rId53" w:history="1">
         <w:r>
           <w:rPr>
             <w:rStyle w:val="Lienhypertexte"/>
@@ -3901,7 +4388,7 @@
       <w:r>
         <w:t xml:space="preserve"> Outlook </w:t>
       </w:r>
-      <w:hyperlink r:id="rId59" w:tooltip="https://univik.com/blog/export-outlook-365-contacts-to-vcf/" w:history="1">
+      <w:hyperlink r:id="rId54" w:tooltip="https://univik.com/blog/export-outlook-365-contacts-to-vcf/" w:history="1">
         <w:r>
           <w:rPr>
             <w:rStyle w:val="Lienhypertexte"/>
@@ -3929,11 +4416,19 @@
           <w:lang w:val="en-US"/>
         </w:rPr>
       </w:pPr>
+      <w:proofErr w:type="spellStart"/>
       <w:r>
         <w:rPr>
           <w:lang w:val="en-US"/>
         </w:rPr>
-        <w:t xml:space="preserve">Navigateur </w:t>
+        <w:t>Navigateur</w:t>
+      </w:r>
+      <w:proofErr w:type="spellEnd"/>
+      <w:r>
+        <w:rPr>
+          <w:lang w:val="en-US"/>
+        </w:rPr>
+        <w:t xml:space="preserve"> </w:t>
       </w:r>
       <w:r>
         <w:rPr>
@@ -3961,7 +4456,7 @@
         </w:rPr>
         <w:t xml:space="preserve">) </w:t>
       </w:r>
-      <w:hyperlink r:id="rId60" w:history="1">
+      <w:hyperlink r:id="rId55" w:history="1">
         <w:r>
           <w:rPr>
             <w:rStyle w:val="Lienhypertexte"/>
@@ -3992,7 +4487,7 @@
       <w:r>
         <w:t xml:space="preserve"> (Norvège) </w:t>
       </w:r>
-      <w:hyperlink r:id="rId61" w:history="1">
+      <w:hyperlink r:id="rId56" w:history="1">
         <w:r>
           <w:rPr>
             <w:rStyle w:val="Lienhypertexte"/>
@@ -4015,11 +4510,16 @@
       <w:r>
         <w:t xml:space="preserve">Client </w:t>
       </w:r>
+      <w:proofErr w:type="gramStart"/>
       <w:r>
         <w:t>e-</w:t>
       </w:r>
       <w:r>
-        <w:t>mail, contacts et cale</w:t>
+        <w:t>mail</w:t>
+      </w:r>
+      <w:proofErr w:type="gramEnd"/>
+      <w:r>
+        <w:t>, contacts et cale</w:t>
       </w:r>
       <w:r>
         <w:t>ndrier</w:t>
@@ -4037,7 +4537,7 @@
       <w:r>
         <w:t xml:space="preserve"> </w:t>
       </w:r>
-      <w:hyperlink r:id="rId62" w:tooltip="https://www.thunderbird.net/fr/thunderbird/all/" w:history="1">
+      <w:hyperlink r:id="rId57" w:tooltip="https://www.thunderbird.net/fr/thunderbird/all/" w:history="1">
         <w:r>
           <w:rPr>
             <w:rStyle w:val="Lienhypertexte"/>
@@ -4060,6 +4560,7 @@
       <w:r>
         <w:t xml:space="preserve">Moteur de recherche </w:t>
       </w:r>
+      <w:proofErr w:type="spellStart"/>
       <w:r>
         <w:rPr>
           <w:b/>
@@ -4067,10 +4568,11 @@
         </w:rPr>
         <w:t>Startpage</w:t>
       </w:r>
+      <w:proofErr w:type="spellEnd"/>
       <w:r>
         <w:t xml:space="preserve"> (Pays-Bas) </w:t>
       </w:r>
-      <w:hyperlink r:id="rId63" w:tooltip="https://www.startpage.com/fr/" w:history="1">
+      <w:hyperlink r:id="rId58" w:tooltip="https://www.startpage.com/fr/" w:history="1">
         <w:r>
           <w:rPr>
             <w:rStyle w:val="Lienhypertexte"/>
@@ -4093,6 +4595,7 @@
       <w:r>
         <w:t xml:space="preserve">Moteur de recherche </w:t>
       </w:r>
+      <w:proofErr w:type="spellStart"/>
       <w:r>
         <w:rPr>
           <w:b/>
@@ -4100,10 +4603,11 @@
         </w:rPr>
         <w:t>DuckDuckGo</w:t>
       </w:r>
+      <w:proofErr w:type="spellEnd"/>
       <w:r>
         <w:t xml:space="preserve"> intéressant mais pas européen (Californie) </w:t>
       </w:r>
-      <w:hyperlink r:id="rId64" w:tooltip="https://duckduckgo.com/" w:history="1">
+      <w:hyperlink r:id="rId59" w:tooltip="https://duckduckgo.com/" w:history="1">
         <w:r>
           <w:rPr>
             <w:rStyle w:val="Lienhypertexte"/>
@@ -4136,7 +4640,7 @@
       <w:r>
         <w:t xml:space="preserve"> (Allemagne) </w:t>
       </w:r>
-      <w:hyperlink r:id="rId65" w:tooltip="https://www.ecosia.org/" w:history="1">
+      <w:hyperlink r:id="rId60" w:tooltip="https://www.ecosia.org/" w:history="1">
         <w:r>
           <w:rPr>
             <w:rStyle w:val="Lienhypertexte"/>
@@ -4169,7 +4673,7 @@
       <w:r>
         <w:t xml:space="preserve"> (France) </w:t>
       </w:r>
-      <w:hyperlink r:id="rId66" w:tooltip="https://chat.mistral.ai/chat" w:history="1">
+      <w:hyperlink r:id="rId61" w:tooltip="https://chat.mistral.ai/chat" w:history="1">
         <w:r>
           <w:rPr>
             <w:rStyle w:val="Lienhypertexte"/>
@@ -4192,12 +4696,21 @@
       <w:r>
         <w:t xml:space="preserve">IA recherche et traduction </w:t>
       </w:r>
+      <w:proofErr w:type="spellStart"/>
       <w:r>
         <w:rPr>
           <w:b/>
           <w:bCs/>
         </w:rPr>
-        <w:t>Startpage Vanish IA</w:t>
+        <w:t>Startpage</w:t>
+      </w:r>
+      <w:proofErr w:type="spellEnd"/>
+      <w:r>
+        <w:rPr>
+          <w:b/>
+          <w:bCs/>
+        </w:rPr>
+        <w:t xml:space="preserve"> Vanish IA</w:t>
       </w:r>
       <w:r>
         <w:t xml:space="preserve"> </w:t>
@@ -4227,7 +4740,7 @@
       <w:r>
         <w:t xml:space="preserve"> (Pays-Bas) </w:t>
       </w:r>
-      <w:hyperlink r:id="rId67" w:tooltip="https://vanish.startpage.com/fr" w:history="1">
+      <w:hyperlink r:id="rId62" w:tooltip="https://vanish.startpage.com/fr" w:history="1">
         <w:r>
           <w:rPr>
             <w:rStyle w:val="Lienhypertexte"/>
@@ -4260,7 +4773,7 @@
       <w:r>
         <w:t xml:space="preserve"> intéressant mais pas européen (Californie) </w:t>
       </w:r>
-      <w:hyperlink r:id="rId68" w:tooltip="https://duck.ai/" w:history="1">
+      <w:hyperlink r:id="rId63" w:tooltip="https://duck.ai/" w:history="1">
         <w:r>
           <w:rPr>
             <w:rStyle w:val="Lienhypertexte"/>
@@ -4280,6 +4793,7 @@
       <w:r>
         <w:t xml:space="preserve">Traduction </w:t>
       </w:r>
+      <w:proofErr w:type="spellStart"/>
       <w:r>
         <w:rPr>
           <w:b/>
@@ -4287,10 +4801,11 @@
         </w:rPr>
         <w:t>DeepL</w:t>
       </w:r>
+      <w:proofErr w:type="spellEnd"/>
       <w:r>
         <w:t xml:space="preserve"> (Allemagne) </w:t>
       </w:r>
-      <w:hyperlink r:id="rId69" w:tooltip="https://www.deepl.com/fr/translator" w:history="1">
+      <w:hyperlink r:id="rId64" w:tooltip="https://www.deepl.com/fr/translator" w:history="1">
         <w:r>
           <w:rPr>
             <w:rStyle w:val="Lienhypertexte"/>
@@ -4317,7 +4832,6 @@
         <w:rPr>
           <w:lang w:val="en-US"/>
         </w:rPr>
-        <w:lastRenderedPageBreak/>
         <w:t>Client e-m</w:t>
       </w:r>
       <w:r>
@@ -4326,6 +4840,7 @@
         </w:rPr>
         <w:t xml:space="preserve">ail </w:t>
       </w:r>
+      <w:proofErr w:type="spellStart"/>
       <w:r>
         <w:rPr>
           <w:b/>
@@ -4334,6 +4849,7 @@
         </w:rPr>
         <w:t>Mailspring</w:t>
       </w:r>
+      <w:proofErr w:type="spellEnd"/>
       <w:r>
         <w:rPr>
           <w:lang w:val="en-US"/>
@@ -4358,7 +4874,7 @@
         </w:rPr>
         <w:t xml:space="preserve"> The beautiful email client </w:t>
       </w:r>
-      <w:hyperlink r:id="rId70" w:tooltip="https://www.getmailspring.com" w:history="1">
+      <w:hyperlink r:id="rId65" w:tooltip="https://www.getmailspring.com" w:history="1">
         <w:r>
           <w:rPr>
             <w:rStyle w:val="Lienhypertexte"/>
@@ -4377,10 +4893,18 @@
         </w:numPr>
       </w:pPr>
       <w:r>
-        <w:t>Client e-m</w:t>
-      </w:r>
-      <w:r>
-        <w:t xml:space="preserve">ail </w:t>
+        <w:t xml:space="preserve">Client </w:t>
+      </w:r>
+      <w:proofErr w:type="gramStart"/>
+      <w:r>
+        <w:t>e-m</w:t>
+      </w:r>
+      <w:r>
+        <w:t>ail</w:t>
+      </w:r>
+      <w:proofErr w:type="gramEnd"/>
+      <w:r>
+        <w:t xml:space="preserve"> </w:t>
       </w:r>
       <w:r>
         <w:rPr>
@@ -4395,7 +4919,7 @@
       <w:r>
         <w:t xml:space="preserve">(Suisse) </w:t>
       </w:r>
-      <w:hyperlink r:id="rId71" w:history="1">
+      <w:hyperlink r:id="rId66" w:history="1">
         <w:r>
           <w:rPr>
             <w:rStyle w:val="Lienhypertexte"/>
@@ -4424,6 +4948,7 @@
       <w:r>
         <w:t xml:space="preserve">Mail jetable </w:t>
       </w:r>
+      <w:proofErr w:type="spellStart"/>
       <w:r>
         <w:rPr>
           <w:b/>
@@ -4431,13 +4956,14 @@
         </w:rPr>
         <w:t>Yopmail</w:t>
       </w:r>
+      <w:proofErr w:type="spellEnd"/>
       <w:r>
         <w:t xml:space="preserve"> </w:t>
       </w:r>
       <w:r>
         <w:t xml:space="preserve">(France) </w:t>
       </w:r>
-      <w:hyperlink r:id="rId72" w:history="1">
+      <w:hyperlink r:id="rId67" w:history="1">
         <w:r>
           <w:rPr>
             <w:rStyle w:val="Lienhypertexte"/>
@@ -4467,7 +4993,7 @@
       <w:r>
         <w:t xml:space="preserve">(Suisse) </w:t>
       </w:r>
-      <w:hyperlink r:id="rId73" w:history="1">
+      <w:hyperlink r:id="rId68" w:history="1">
         <w:r>
           <w:rPr>
             <w:rStyle w:val="Lienhypertexte"/>
@@ -4478,7 +5004,7 @@
       <w:r>
         <w:t xml:space="preserve">, VPN qui n’utilise pas de logs sur disque </w:t>
       </w:r>
-      <w:hyperlink r:id="rId74" w:tooltip="https://protonvpn.com/features/no-logs-policy" w:history="1">
+      <w:hyperlink r:id="rId69" w:tooltip="https://protonvpn.com/features/no-logs-policy" w:history="1">
         <w:r>
           <w:rPr>
             <w:rStyle w:val="Lienhypertexte"/>
@@ -4501,17 +5027,26 @@
           <w:lang w:val="en-US"/>
         </w:rPr>
       </w:pPr>
+      <w:proofErr w:type="spellStart"/>
       <w:r>
         <w:rPr>
           <w:b/>
           <w:bCs/>
         </w:rPr>
-        <w:t>Mullvad VPN</w:t>
+        <w:t>Mullvad</w:t>
+      </w:r>
+      <w:proofErr w:type="spellEnd"/>
+      <w:r>
+        <w:rPr>
+          <w:b/>
+          <w:bCs/>
+        </w:rPr>
+        <w:t xml:space="preserve"> VPN</w:t>
       </w:r>
       <w:r>
         <w:t xml:space="preserve"> </w:t>
       </w:r>
-      <w:hyperlink r:id="rId75" w:tooltip="https://mullvad.net/fr" w:history="1">
+      <w:hyperlink r:id="rId70" w:tooltip="https://mullvad.net/fr" w:history="1">
         <w:r>
           <w:rPr>
             <w:rStyle w:val="Lienhypertexte"/>
@@ -4539,9 +5074,17 @@
         <w:t>Telegram</w:t>
       </w:r>
       <w:r>
-        <w:t xml:space="preserve"> (Dubai) </w:t>
-      </w:r>
-      <w:hyperlink r:id="rId76" w:tooltip="https://telegram.org/" w:history="1">
+        <w:t xml:space="preserve"> (</w:t>
+      </w:r>
+      <w:proofErr w:type="spellStart"/>
+      <w:r>
+        <w:t>Dubai</w:t>
+      </w:r>
+      <w:proofErr w:type="spellEnd"/>
+      <w:r>
+        <w:t xml:space="preserve">) </w:t>
+      </w:r>
+      <w:hyperlink r:id="rId71" w:tooltip="https://telegram.org/" w:history="1">
         <w:r>
           <w:rPr>
             <w:rStyle w:val="Lienhypertexte"/>
@@ -4564,9 +5107,25 @@
         <w:t>Fragment</w:t>
       </w:r>
       <w:r>
-        <w:t xml:space="preserve"> (achat en tokens de la blockchain TON soit quelques euros avec Tonkeeper par exemple </w:t>
-      </w:r>
-      <w:hyperlink r:id="rId77" w:tooltip="https://telegram.org/blog/ultimate-privacy-topics-2-0/fr" w:history="1">
+        <w:t xml:space="preserve"> (achat en </w:t>
+      </w:r>
+      <w:proofErr w:type="spellStart"/>
+      <w:r>
+        <w:t>tokens</w:t>
+      </w:r>
+      <w:proofErr w:type="spellEnd"/>
+      <w:r>
+        <w:t xml:space="preserve"> de la blockchain TON soit quelques euros avec </w:t>
+      </w:r>
+      <w:proofErr w:type="spellStart"/>
+      <w:r>
+        <w:t>Tonkeeper</w:t>
+      </w:r>
+      <w:proofErr w:type="spellEnd"/>
+      <w:r>
+        <w:t xml:space="preserve"> par exemple </w:t>
+      </w:r>
+      <w:hyperlink r:id="rId72" w:tooltip="https://telegram.org/blog/ultimate-privacy-topics-2-0/fr" w:history="1">
         <w:r>
           <w:rPr>
             <w:rStyle w:val="Lienhypertexte"/>
@@ -4597,7 +5156,13 @@
         <w:t>Olvid</w:t>
       </w:r>
       <w:r>
-        <w:t xml:space="preserve"> (France), la plus sécurisée</w:t>
+        <w:t xml:space="preserve"> (France), </w:t>
+      </w:r>
+      <w:r>
+        <w:t xml:space="preserve">en théorie </w:t>
+      </w:r>
+      <w:r>
+        <w:t>la plus sécurisée</w:t>
       </w:r>
       <w:r>
         <w:t xml:space="preserve"> mais il faut s’échanger des clés avant de pouvoir échanger ou créer des groupes</w:t>
@@ -4605,7 +5170,7 @@
       <w:r>
         <w:t xml:space="preserve"> </w:t>
       </w:r>
-      <w:hyperlink r:id="rId78" w:history="1">
+      <w:hyperlink r:id="rId73" w:history="1">
         <w:r>
           <w:rPr>
             <w:rStyle w:val="Lienhypertexte"/>
@@ -4614,7 +5179,43 @@
         </w:r>
       </w:hyperlink>
       <w:r>
-        <w:t xml:space="preserve"> </w:t>
+        <w:t>. Par ailleurs il existe des critiques sur le fait que les serveurs d’</w:t>
+      </w:r>
+      <w:proofErr w:type="spellStart"/>
+      <w:r>
+        <w:t>Olvid</w:t>
+      </w:r>
+      <w:proofErr w:type="spellEnd"/>
+      <w:r>
+        <w:t xml:space="preserve"> soient hébergés sur le cloud américain Amazon Web Services (voir </w:t>
+      </w:r>
+      <w:hyperlink r:id="rId74" w:history="1">
+        <w:r>
+          <w:rPr>
+            <w:rStyle w:val="Lienhypertexte"/>
+          </w:rPr>
+          <w:t>https://fr.wikipedia.org/wiki/Olvid</w:t>
+        </w:r>
+      </w:hyperlink>
+      <w:r>
+        <w:t xml:space="preserve"> et </w:t>
+      </w:r>
+      <w:hyperlink r:id="rId75" w:history="1">
+        <w:r>
+          <w:rPr>
+            <w:rStyle w:val="Lienhypertexte"/>
+          </w:rPr>
+          <w:t>https://www.lecanardenchaine.fr/technologie-sciences/5912-olvid-une-francaise-a-la-sauce-americaine</w:t>
+        </w:r>
+      </w:hyperlink>
+      <w:r>
+        <w:t xml:space="preserve">). Nous les avons interrogés sur </w:t>
+      </w:r>
+      <w:r>
+        <w:t>leurs éventuels plans</w:t>
+      </w:r>
+      <w:r>
+        <w:t xml:space="preserve"> pour migrer vers un cloud souverain européens et attendons leur réponse.</w:t>
       </w:r>
     </w:p>
     <w:p>
@@ -4628,17 +5229,42 @@
       <w:r>
         <w:t xml:space="preserve">Cartographie </w:t>
       </w:r>
+      <w:proofErr w:type="spellStart"/>
       <w:r>
         <w:rPr>
           <w:b/>
           <w:bCs/>
         </w:rPr>
-        <w:t>Here We Go</w:t>
+        <w:t>Here</w:t>
+      </w:r>
+      <w:proofErr w:type="spellEnd"/>
+      <w:r>
+        <w:rPr>
+          <w:b/>
+          <w:bCs/>
+        </w:rPr>
+        <w:t xml:space="preserve"> </w:t>
+      </w:r>
+      <w:proofErr w:type="spellStart"/>
+      <w:r>
+        <w:rPr>
+          <w:b/>
+          <w:bCs/>
+        </w:rPr>
+        <w:t>We</w:t>
+      </w:r>
+      <w:proofErr w:type="spellEnd"/>
+      <w:r>
+        <w:rPr>
+          <w:b/>
+          <w:bCs/>
+        </w:rPr>
+        <w:t xml:space="preserve"> Go</w:t>
       </w:r>
       <w:r>
         <w:t xml:space="preserve"> (Pays-Bas) </w:t>
       </w:r>
-      <w:hyperlink r:id="rId79" w:tooltip="https://wego.here.com/" w:history="1">
+      <w:hyperlink r:id="rId76" w:tooltip="https://wego.here.com/" w:history="1">
         <w:r>
           <w:rPr>
             <w:rStyle w:val="Lienhypertexte"/>
@@ -4671,7 +5297,7 @@
       <w:r>
         <w:t xml:space="preserve"> (France) </w:t>
       </w:r>
-      <w:hyperlink r:id="rId80" w:history="1">
+      <w:hyperlink r:id="rId77" w:history="1">
         <w:r>
           <w:rPr>
             <w:rStyle w:val="Lienhypertexte"/>
@@ -4722,7 +5348,7 @@
       <w:r>
         <w:t xml:space="preserve">que) </w:t>
       </w:r>
-      <w:hyperlink r:id="rId81" w:tooltip="https://mapy.com/fr" w:history="1">
+      <w:hyperlink r:id="rId78" w:tooltip="https://mapy.com/fr" w:history="1">
         <w:r>
           <w:rPr>
             <w:rStyle w:val="Lienhypertexte"/>
@@ -4745,6 +5371,7 @@
       <w:r>
         <w:t xml:space="preserve">Cartographie </w:t>
       </w:r>
+      <w:proofErr w:type="spellStart"/>
       <w:r>
         <w:rPr>
           <w:b/>
@@ -4752,10 +5379,11 @@
         </w:rPr>
         <w:t>CoMaps</w:t>
       </w:r>
+      <w:proofErr w:type="spellEnd"/>
       <w:r>
         <w:t xml:space="preserve"> (Open source) mais un peu pauvre </w:t>
       </w:r>
-      <w:hyperlink r:id="rId82" w:tooltip="https://www.comaps.app/fr/" w:history="1">
+      <w:hyperlink r:id="rId79" w:tooltip="https://www.comaps.app/fr/" w:history="1">
         <w:r>
           <w:rPr>
             <w:rStyle w:val="Lienhypertexte"/>
@@ -4778,17 +5406,35 @@
       <w:r>
         <w:t xml:space="preserve">Cartographie </w:t>
       </w:r>
+      <w:proofErr w:type="spellStart"/>
       <w:r>
         <w:rPr>
           <w:b/>
           <w:bCs/>
         </w:rPr>
-        <w:t>Organic map</w:t>
-      </w:r>
-      <w:r>
+        <w:t>Organic</w:t>
+      </w:r>
+      <w:proofErr w:type="spellEnd"/>
+      <w:r>
+        <w:rPr>
+          <w:b/>
+          <w:bCs/>
+        </w:rPr>
         <w:t xml:space="preserve"> </w:t>
       </w:r>
-      <w:hyperlink r:id="rId83" w:tooltip="https://korben.info/organic-maps-gps-offline-open-source.html" w:history="1">
+      <w:proofErr w:type="spellStart"/>
+      <w:r>
+        <w:rPr>
+          <w:b/>
+          <w:bCs/>
+        </w:rPr>
+        <w:t>map</w:t>
+      </w:r>
+      <w:proofErr w:type="spellEnd"/>
+      <w:r>
+        <w:t xml:space="preserve"> </w:t>
+      </w:r>
+      <w:hyperlink r:id="rId80" w:tooltip="https://korben.info/organic-maps-gps-offline-open-source.html" w:history="1">
         <w:r>
           <w:rPr>
             <w:rStyle w:val="Lienhypertexte"/>
@@ -4825,7 +5471,7 @@
         </w:rPr>
         <w:t xml:space="preserve">4EU </w:t>
       </w:r>
-      <w:hyperlink r:id="rId84" w:tooltip="https://korben.info/dns4eu-europe-alternative-google-cloudflare.html" w:history="1">
+      <w:hyperlink r:id="rId81" w:tooltip="https://korben.info/dns4eu-europe-alternative-google-cloudflare.html" w:history="1">
         <w:r>
           <w:rPr>
             <w:rStyle w:val="Lienhypertexte"/>
@@ -4857,6 +5503,7 @@
       <w:r>
         <w:t xml:space="preserve">Bureautique </w:t>
       </w:r>
+      <w:proofErr w:type="spellStart"/>
       <w:r>
         <w:rPr>
           <w:b/>
@@ -4864,10 +5511,11 @@
         </w:rPr>
         <w:t>Onlyoffice</w:t>
       </w:r>
+      <w:proofErr w:type="spellEnd"/>
       <w:r>
         <w:t xml:space="preserve"> (Royaume-Unis, Lettonie/Russie ?) </w:t>
       </w:r>
-      <w:hyperlink r:id="rId85" w:anchor="desktop" w:tooltip="https://www.onlyoffice.com/download-desktop#desktop" w:history="1">
+      <w:hyperlink r:id="rId82" w:anchor="desktop" w:tooltip="https://www.onlyoffice.com/download-desktop#desktop" w:history="1">
         <w:r>
           <w:rPr>
             <w:rStyle w:val="Lienhypertexte"/>
@@ -4898,9 +5546,17 @@
         <w:t>Euro-Office</w:t>
       </w:r>
       <w:r>
-        <w:t xml:space="preserve"> (Europén, Open source en cours de stabilisation) </w:t>
-      </w:r>
-      <w:hyperlink r:id="rId86" w:tooltip="https://euro-office.github.io/documentation/installation/docker/" w:history="1">
+        <w:t xml:space="preserve"> (</w:t>
+      </w:r>
+      <w:proofErr w:type="spellStart"/>
+      <w:r>
+        <w:t>Europén</w:t>
+      </w:r>
+      <w:proofErr w:type="spellEnd"/>
+      <w:r>
+        <w:t xml:space="preserve">, Open source en cours de stabilisation) </w:t>
+      </w:r>
+      <w:hyperlink r:id="rId83" w:tooltip="https://euro-office.github.io/documentation/installation/docker/" w:history="1">
         <w:r>
           <w:rPr>
             <w:rStyle w:val="Lienhypertexte"/>
@@ -4911,7 +5567,7 @@
       <w:r>
         <w:t xml:space="preserve"> et </w:t>
       </w:r>
-      <w:hyperlink r:id="rId87" w:tooltip="https://github.com/Euro-Office" w:history="1">
+      <w:hyperlink r:id="rId84" w:tooltip="https://github.com/Euro-Office" w:history="1">
         <w:r>
           <w:rPr>
             <w:rStyle w:val="Lienhypertexte"/>
@@ -4930,7 +5586,49 @@
         <w:rPr>
           <w:lang w:val="en-US"/>
         </w:rPr>
-        <w:t>Alternatives au streaming vidéo (Youtube, Netflix, Amazon Prime Vidéo, Disney+)</w:t>
+        <w:t xml:space="preserve">Alternatives au streaming </w:t>
+      </w:r>
+      <w:proofErr w:type="spellStart"/>
+      <w:r>
+        <w:rPr>
+          <w:lang w:val="en-US"/>
+        </w:rPr>
+        <w:t>vidéo</w:t>
+      </w:r>
+      <w:proofErr w:type="spellEnd"/>
+      <w:r>
+        <w:rPr>
+          <w:lang w:val="en-US"/>
+        </w:rPr>
+        <w:t xml:space="preserve"> (</w:t>
+      </w:r>
+      <w:proofErr w:type="spellStart"/>
+      <w:r>
+        <w:rPr>
+          <w:lang w:val="en-US"/>
+        </w:rPr>
+        <w:t>Youtube</w:t>
+      </w:r>
+      <w:proofErr w:type="spellEnd"/>
+      <w:r>
+        <w:rPr>
+          <w:lang w:val="en-US"/>
+        </w:rPr>
+        <w:t xml:space="preserve">, Netflix, Amazon Prime </w:t>
+      </w:r>
+      <w:proofErr w:type="spellStart"/>
+      <w:r>
+        <w:rPr>
+          <w:lang w:val="en-US"/>
+        </w:rPr>
+        <w:t>Vidéo</w:t>
+      </w:r>
+      <w:proofErr w:type="spellEnd"/>
+      <w:r>
+        <w:rPr>
+          <w:lang w:val="en-US"/>
+        </w:rPr>
+        <w:t>, Disney+)</w:t>
       </w:r>
     </w:p>
     <w:p>
@@ -4958,7 +5656,7 @@
         </w:rPr>
         <w:t xml:space="preserve">(France) </w:t>
       </w:r>
-      <w:hyperlink r:id="rId88" w:tooltip="https://www.dailymotion.com/fr" w:history="1">
+      <w:hyperlink r:id="rId85" w:tooltip="https://www.dailymotion.com/fr" w:history="1">
         <w:r>
           <w:rPr>
             <w:rStyle w:val="Lienhypertexte"/>
@@ -4981,12 +5679,28 @@
           <w:b/>
           <w:bCs/>
         </w:rPr>
-        <w:t>Arte series et fictions</w:t>
+        <w:t xml:space="preserve">Arte </w:t>
+      </w:r>
+      <w:proofErr w:type="spellStart"/>
+      <w:r>
+        <w:rPr>
+          <w:b/>
+          <w:bCs/>
+        </w:rPr>
+        <w:t>series</w:t>
+      </w:r>
+      <w:proofErr w:type="spellEnd"/>
+      <w:r>
+        <w:rPr>
+          <w:b/>
+          <w:bCs/>
+        </w:rPr>
+        <w:t xml:space="preserve"> et fictions</w:t>
       </w:r>
       <w:r>
         <w:t xml:space="preserve"> (France, Allemagne) </w:t>
       </w:r>
-      <w:hyperlink r:id="rId89" w:tooltip="https://www.arte.tv/fr/videos/series-et-fictions/" w:history="1">
+      <w:hyperlink r:id="rId86" w:tooltip="https://www.arte.tv/fr/videos/series-et-fictions/" w:history="1">
         <w:r>
           <w:rPr>
             <w:rStyle w:val="Lienhypertexte"/>
@@ -5009,6 +5723,7 @@
           <w:lang w:val="en-US"/>
         </w:rPr>
       </w:pPr>
+      <w:proofErr w:type="spellStart"/>
       <w:r>
         <w:rPr>
           <w:b/>
@@ -5017,13 +5732,14 @@
         </w:rPr>
         <w:t>Peertube</w:t>
       </w:r>
+      <w:proofErr w:type="spellEnd"/>
       <w:r>
         <w:rPr>
           <w:lang w:val="en-US"/>
         </w:rPr>
         <w:t xml:space="preserve"> (Open source) </w:t>
       </w:r>
-      <w:hyperlink r:id="rId90" w:tooltip="https://joinpeertube.org/fr_FR" w:history="1">
+      <w:hyperlink r:id="rId87" w:tooltip="https://joinpeertube.org/fr_FR" w:history="1">
         <w:r>
           <w:rPr>
             <w:rStyle w:val="Lienhypertexte"/>
@@ -5046,6 +5762,7 @@
           <w:lang w:val="en-US"/>
         </w:rPr>
       </w:pPr>
+      <w:proofErr w:type="spellStart"/>
       <w:r>
         <w:rPr>
           <w:b/>
@@ -5054,13 +5771,28 @@
         </w:rPr>
         <w:t>Alugha</w:t>
       </w:r>
+      <w:proofErr w:type="spellEnd"/>
       <w:r>
         <w:rPr>
           <w:lang w:val="en-US"/>
         </w:rPr>
-        <w:t xml:space="preserve"> (Allemagne) </w:t>
-      </w:r>
-      <w:hyperlink r:id="rId91" w:tooltip="https://alugha.com" w:history="1">
+        <w:t xml:space="preserve"> (</w:t>
+      </w:r>
+      <w:proofErr w:type="spellStart"/>
+      <w:r>
+        <w:rPr>
+          <w:lang w:val="en-US"/>
+        </w:rPr>
+        <w:t>Allemagne</w:t>
+      </w:r>
+      <w:proofErr w:type="spellEnd"/>
+      <w:r>
+        <w:rPr>
+          <w:lang w:val="en-US"/>
+        </w:rPr>
+        <w:t xml:space="preserve">) </w:t>
+      </w:r>
+      <w:hyperlink r:id="rId88" w:tooltip="https://alugha.com" w:history="1">
         <w:r>
           <w:rPr>
             <w:rStyle w:val="Lienhypertexte"/>
@@ -5158,7 +5890,7 @@
       <w:r>
         <w:t xml:space="preserve"> (France) </w:t>
       </w:r>
-      <w:hyperlink r:id="rId92" w:tooltip="https://www.deezer.com/fr/" w:history="1">
+      <w:hyperlink r:id="rId89" w:tooltip="https://www.deezer.com/fr/" w:history="1">
         <w:r>
           <w:rPr>
             <w:rStyle w:val="Lienhypertexte"/>
@@ -5185,7 +5917,7 @@
       <w:r>
         <w:t xml:space="preserve"> (Suède) </w:t>
       </w:r>
-      <w:hyperlink r:id="rId93" w:tooltip="https://open.spotify.com/intl-fr" w:history="1">
+      <w:hyperlink r:id="rId90" w:tooltip="https://open.spotify.com/intl-fr" w:history="1">
         <w:r>
           <w:rPr>
             <w:rStyle w:val="Lienhypertexte"/>
@@ -5202,6 +5934,7 @@
           <w:numId w:val="13"/>
         </w:numPr>
       </w:pPr>
+      <w:proofErr w:type="spellStart"/>
       <w:r>
         <w:rPr>
           <w:b/>
@@ -5209,10 +5942,11 @@
         </w:rPr>
         <w:t>Qobuz</w:t>
       </w:r>
+      <w:proofErr w:type="spellEnd"/>
       <w:r>
         <w:t xml:space="preserve"> (France) </w:t>
       </w:r>
-      <w:hyperlink r:id="rId94" w:tooltip="https://www.qobuz.com/fr-fr/discover" w:history="1">
+      <w:hyperlink r:id="rId91" w:tooltip="https://www.qobuz.com/fr-fr/discover" w:history="1">
         <w:r>
           <w:rPr>
             <w:rStyle w:val="Lienhypertexte"/>
@@ -5226,7 +5960,15 @@
     </w:p>
     <w:p>
       <w:r>
-        <w:t>Alternative aux réseaux X, Instagram, TikTok, Facebook</w:t>
+        <w:t xml:space="preserve">Alternative aux réseaux X, Instagram, </w:t>
+      </w:r>
+      <w:proofErr w:type="spellStart"/>
+      <w:r>
+        <w:t>TikTok</w:t>
+      </w:r>
+      <w:proofErr w:type="spellEnd"/>
+      <w:r>
+        <w:t>, Facebook</w:t>
       </w:r>
     </w:p>
     <w:p>
@@ -5254,7 +5996,7 @@
         </w:rPr>
         <w:t xml:space="preserve"> (Open source) </w:t>
       </w:r>
-      <w:hyperlink r:id="rId95" w:tooltip="https://joinmastodon.org/fr" w:history="1">
+      <w:hyperlink r:id="rId92" w:tooltip="https://joinmastodon.org/fr" w:history="1">
         <w:r>
           <w:rPr>
             <w:rStyle w:val="Lienhypertexte"/>
@@ -5266,7 +6008,15 @@
     </w:p>
     <w:p>
       <w:r>
-        <w:t>Alternatives aux systèmes d’exploitation (Windows, MacOS, Android, iPhone)</w:t>
+        <w:t xml:space="preserve">Alternatives aux systèmes d’exploitation (Windows, </w:t>
+      </w:r>
+      <w:proofErr w:type="spellStart"/>
+      <w:r>
+        <w:t>MacOS</w:t>
+      </w:r>
+      <w:proofErr w:type="spellEnd"/>
+      <w:r>
+        <w:t>, Android, iPhone)</w:t>
       </w:r>
     </w:p>
     <w:p>
@@ -5297,7 +6047,7 @@
       <w:r>
         <w:t xml:space="preserve"> </w:t>
       </w:r>
-      <w:hyperlink r:id="rId96" w:tooltip="https://www.linuxmint.com/" w:history="1">
+      <w:hyperlink r:id="rId93" w:tooltip="https://www.linuxmint.com/" w:history="1">
         <w:r>
           <w:rPr>
             <w:rStyle w:val="Lienhypertexte"/>
@@ -5336,13 +6086,12 @@
           <w:b/>
           <w:bCs/>
         </w:rPr>
-        <w:lastRenderedPageBreak/>
         <w:t>/e/OS</w:t>
       </w:r>
       <w:r>
         <w:t xml:space="preserve"> Android sans Google </w:t>
       </w:r>
-      <w:hyperlink r:id="rId97" w:tooltip="https://e.foundation/fr/e-os/" w:history="1">
+      <w:hyperlink r:id="rId94" w:tooltip="https://e.foundation/fr/e-os/" w:history="1">
         <w:r>
           <w:rPr>
             <w:rStyle w:val="Lienhypertexte"/>
@@ -5353,6 +6102,7 @@
       <w:r>
         <w:t xml:space="preserve"> ou </w:t>
       </w:r>
+      <w:proofErr w:type="spellStart"/>
       <w:r>
         <w:rPr>
           <w:b/>
@@ -5360,10 +6110,11 @@
         </w:rPr>
         <w:t>LineageOS</w:t>
       </w:r>
+      <w:proofErr w:type="spellEnd"/>
       <w:r>
         <w:t xml:space="preserve"> </w:t>
       </w:r>
-      <w:hyperlink r:id="rId98" w:history="1">
+      <w:hyperlink r:id="rId95" w:history="1">
         <w:r>
           <w:rPr>
             <w:rStyle w:val="Lienhypertexte"/>
@@ -5383,22 +6134,40 @@
           <w:numId w:val="17"/>
         </w:numPr>
       </w:pPr>
+      <w:proofErr w:type="spellStart"/>
       <w:r>
         <w:rPr>
           <w:b/>
           <w:bCs/>
         </w:rPr>
-        <w:t xml:space="preserve">Fairphone </w:t>
-      </w:r>
-      <w:r>
-        <w:t xml:space="preserve">téléphone réparable, équitable et équipé d’un système d’exploitation Open Source </w:t>
-      </w:r>
+        <w:t>Fairphone</w:t>
+      </w:r>
+      <w:proofErr w:type="spellEnd"/>
       <w:r>
         <w:rPr>
           <w:b/>
           <w:bCs/>
         </w:rPr>
-        <w:t>Murena e/OS</w:t>
+        <w:t xml:space="preserve"> </w:t>
+      </w:r>
+      <w:r>
+        <w:t xml:space="preserve">téléphone réparable, équitable et équipé d’un système d’exploitation Open Source </w:t>
+      </w:r>
+      <w:proofErr w:type="spellStart"/>
+      <w:r>
+        <w:rPr>
+          <w:b/>
+          <w:bCs/>
+        </w:rPr>
+        <w:t>Murena</w:t>
+      </w:r>
+      <w:proofErr w:type="spellEnd"/>
+      <w:r>
+        <w:rPr>
+          <w:b/>
+          <w:bCs/>
+        </w:rPr>
+        <w:t xml:space="preserve"> e/OS</w:t>
       </w:r>
       <w:r>
         <w:t xml:space="preserve"> conçu en Europe</w:t>
@@ -5406,7 +6175,7 @@
       <w:r>
         <w:br/>
       </w:r>
-      <w:hyperlink r:id="rId99" w:tooltip="https://www.fairphone.com/fr" w:history="1">
+      <w:hyperlink r:id="rId96" w:tooltip="https://www.fairphone.com/fr" w:history="1">
         <w:r>
           <w:rPr>
             <w:rStyle w:val="Lienhypertexte"/>
@@ -5424,7 +6193,7 @@
       <w:r>
         <w:t xml:space="preserve">et </w:t>
       </w:r>
-      <w:hyperlink r:id="rId100" w:tooltip="https://murena.com/fr/smartphones/" w:history="1">
+      <w:hyperlink r:id="rId97" w:tooltip="https://murena.com/fr/smartphones/" w:history="1">
         <w:r>
           <w:rPr>
             <w:rStyle w:val="Lienhypertexte"/>
@@ -5449,7 +6218,7 @@
           <w:numId w:val="17"/>
         </w:numPr>
       </w:pPr>
-      <w:hyperlink r:id="rId101" w:tooltip="https://www.journaux.fr/produits/presse/Informatique-3/Linux%20Inside-162163" w:history="1">
+      <w:hyperlink r:id="rId98" w:tooltip="https://www.journaux.fr/produits/presse/Informatique-3/Linux%20Inside-162163" w:history="1">
         <w:r>
           <w:rPr>
             <w:rStyle w:val="Lienhypertexte"/>
@@ -10539,6 +11308,7 @@
   <w:style w:type="character" w:default="1" w:styleId="Policepardfaut">
     <w:name w:val="Default Paragraph Font"/>
     <w:uiPriority w:val="1"/>
+    <w:semiHidden/>
     <w:unhideWhenUsed/>
   </w:style>
   <w:style w:type="table" w:default="1" w:styleId="TableauNormal">

--- a/index.docx
+++ b/index.docx
@@ -265,7 +265,7 @@
           <w:r>
             <w:fldChar w:fldCharType="separate"/>
           </w:r>
-          <w:hyperlink w:anchor="_Toc240398773" w:history="1">
+          <w:hyperlink w:anchor="_Toc241946357" w:history="1">
             <w:r>
               <w:rPr>
                 <w:rStyle w:val="Lienhypertexte"/>
@@ -292,7 +292,7 @@
                 <w:noProof/>
                 <w:webHidden/>
               </w:rPr>
-              <w:instrText xml:space="preserve"> PAGEREF _Toc240398773 \h </w:instrText>
+              <w:instrText xml:space="preserve"> PAGEREF _Toc241946357 \h </w:instrText>
             </w:r>
             <w:r>
               <w:rPr>
@@ -338,7 +338,7 @@
               <w:lang w:eastAsia="fr-FR"/>
             </w:rPr>
           </w:pPr>
-          <w:hyperlink w:anchor="_Toc240398774" w:history="1">
+          <w:hyperlink w:anchor="_Toc241946358" w:history="1">
             <w:r>
               <w:rPr>
                 <w:rStyle w:val="Lienhypertexte"/>
@@ -365,7 +365,7 @@
                 <w:noProof/>
                 <w:webHidden/>
               </w:rPr>
-              <w:instrText xml:space="preserve"> PAGEREF _Toc240398774 \h </w:instrText>
+              <w:instrText xml:space="preserve"> PAGEREF _Toc241946358 \h </w:instrText>
             </w:r>
             <w:r>
               <w:rPr>
@@ -411,7 +411,7 @@
               <w:lang w:eastAsia="fr-FR"/>
             </w:rPr>
           </w:pPr>
-          <w:hyperlink w:anchor="_Toc240398775" w:history="1">
+          <w:hyperlink w:anchor="_Toc241946359" w:history="1">
             <w:r>
               <w:rPr>
                 <w:rStyle w:val="Lienhypertexte"/>
@@ -438,7 +438,7 @@
                 <w:noProof/>
                 <w:webHidden/>
               </w:rPr>
-              <w:instrText xml:space="preserve"> PAGEREF _Toc240398775 \h </w:instrText>
+              <w:instrText xml:space="preserve"> PAGEREF _Toc241946359 \h </w:instrText>
             </w:r>
             <w:r>
               <w:rPr>
@@ -484,7 +484,7 @@
               <w:lang w:eastAsia="fr-FR"/>
             </w:rPr>
           </w:pPr>
-          <w:hyperlink w:anchor="_Toc240398776" w:history="1">
+          <w:hyperlink w:anchor="_Toc241946360" w:history="1">
             <w:r>
               <w:rPr>
                 <w:rStyle w:val="Lienhypertexte"/>
@@ -511,7 +511,7 @@
                 <w:noProof/>
                 <w:webHidden/>
               </w:rPr>
-              <w:instrText xml:space="preserve"> PAGEREF _Toc240398776 \h </w:instrText>
+              <w:instrText xml:space="preserve"> PAGEREF _Toc241946360 \h </w:instrText>
             </w:r>
             <w:r>
               <w:rPr>
@@ -557,7 +557,7 @@
               <w:lang w:eastAsia="fr-FR"/>
             </w:rPr>
           </w:pPr>
-          <w:hyperlink w:anchor="_Toc240398777" w:history="1">
+          <w:hyperlink w:anchor="_Toc241946361" w:history="1">
             <w:r>
               <w:rPr>
                 <w:rStyle w:val="Lienhypertexte"/>
@@ -584,7 +584,7 @@
                 <w:noProof/>
                 <w:webHidden/>
               </w:rPr>
-              <w:instrText xml:space="preserve"> PAGEREF _Toc240398777 \h </w:instrText>
+              <w:instrText xml:space="preserve"> PAGEREF _Toc241946361 \h </w:instrText>
             </w:r>
             <w:r>
               <w:rPr>
@@ -628,7 +628,7 @@
       <w:pPr>
         <w:pStyle w:val="Titre2"/>
       </w:pPr>
-      <w:bookmarkStart w:id="0" w:name="_Toc240398773"/>
+      <w:bookmarkStart w:id="0" w:name="_Toc241946357"/>
       <w:r>
         <w:t>I – Pourquoi remplacer les services numériques américains</w:t>
       </w:r>
@@ -903,6 +903,7 @@
         <w:jc w:val="both"/>
       </w:pPr>
       <w:r>
+        <w:lastRenderedPageBreak/>
         <w:t xml:space="preserve">(*) Vous trouverez cependant en annexe </w:t>
       </w:r>
       <w:r>
@@ -921,7 +922,7 @@
       <w:pPr>
         <w:pStyle w:val="Titre2"/>
       </w:pPr>
-      <w:bookmarkStart w:id="1" w:name="_Toc240398774"/>
+      <w:bookmarkStart w:id="1" w:name="_Toc241946358"/>
       <w:r>
         <w:t>II – Choix de solutions</w:t>
       </w:r>
@@ -1375,7 +1376,6 @@
             <w:r>
               <w:t xml:space="preserve">ou </w:t>
             </w:r>
-            <w:proofErr w:type="spellStart"/>
             <w:r>
               <w:rPr>
                 <w:b/>
@@ -1384,7 +1384,6 @@
               </w:rPr>
               <w:t>Qwant</w:t>
             </w:r>
-            <w:proofErr w:type="spellEnd"/>
             <w:r>
               <w:rPr>
                 <w:color w:val="00B050"/>
@@ -1514,28 +1513,15 @@
               </w:rPr>
               <w:br/>
             </w:r>
-            <w:r>
-              <w:fldChar w:fldCharType="begin"/>
-            </w:r>
-            <w:r>
-              <w:rPr>
-                <w:lang w:val="en-US"/>
-              </w:rPr>
-              <w:instrText>HYPERLINK "https://telegram.org/" \o "https://telegram.org/"</w:instrText>
-            </w:r>
-            <w:r>
-              <w:fldChar w:fldCharType="separate"/>
-            </w:r>
-            <w:r>
-              <w:rPr>
-                <w:rStyle w:val="Lienhypertexte"/>
-                <w:lang w:val="en-US"/>
-              </w:rPr>
-              <w:t>https://telegram.org/</w:t>
-            </w:r>
-            <w:r>
-              <w:fldChar w:fldCharType="end"/>
-            </w:r>
+            <w:hyperlink r:id="rId12" w:tooltip="https://telegram.org/" w:history="1">
+              <w:r>
+                <w:rPr>
+                  <w:rStyle w:val="Lienhypertexte"/>
+                  <w:lang w:val="en-US"/>
+                </w:rPr>
+                <w:t>https://telegram.org/</w:t>
+              </w:r>
+            </w:hyperlink>
             <w:r>
               <w:rPr>
                 <w:lang w:val="en-US"/>
@@ -1586,28 +1572,15 @@
               </w:rPr>
               <w:br/>
             </w:r>
-            <w:r>
-              <w:fldChar w:fldCharType="begin"/>
-            </w:r>
-            <w:r>
-              <w:rPr>
-                <w:lang w:val="en-US"/>
-              </w:rPr>
-              <w:instrText>HYPERLINK "https://www.olvid.io/technology/fr/"</w:instrText>
-            </w:r>
-            <w:r>
-              <w:fldChar w:fldCharType="separate"/>
-            </w:r>
-            <w:r>
-              <w:rPr>
-                <w:rStyle w:val="Lienhypertexte"/>
-                <w:lang w:val="en-US"/>
-              </w:rPr>
-              <w:t>https://www.olvid.io/technology/fr/</w:t>
-            </w:r>
-            <w:r>
-              <w:fldChar w:fldCharType="end"/>
-            </w:r>
+            <w:hyperlink r:id="rId13" w:history="1">
+              <w:r>
+                <w:rPr>
+                  <w:rStyle w:val="Lienhypertexte"/>
+                  <w:lang w:val="en-US"/>
+                </w:rPr>
+                <w:t>https://www.olvid.io/technology/fr/</w:t>
+              </w:r>
+            </w:hyperlink>
             <w:r>
               <w:rPr>
                 <w:lang w:val="en-US"/>
@@ -1741,28 +1714,15 @@
               </w:rPr>
               <w:br/>
             </w:r>
-            <w:r>
-              <w:fldChar w:fldCharType="begin"/>
-            </w:r>
-            <w:r>
-              <w:rPr>
-                <w:lang w:val="en-US"/>
-              </w:rPr>
-              <w:instrText>HYPERLINK "https://wego.here.com/" \o "https://wego.here.com/"</w:instrText>
-            </w:r>
-            <w:r>
-              <w:fldChar w:fldCharType="separate"/>
-            </w:r>
-            <w:r>
-              <w:rPr>
-                <w:rStyle w:val="Lienhypertexte"/>
-                <w:lang w:val="en-US"/>
-              </w:rPr>
-              <w:t>https://wego.here.com/</w:t>
-            </w:r>
-            <w:r>
-              <w:fldChar w:fldCharType="end"/>
-            </w:r>
+            <w:hyperlink r:id="rId14" w:tooltip="https://wego.here.com/" w:history="1">
+              <w:r>
+                <w:rPr>
+                  <w:rStyle w:val="Lienhypertexte"/>
+                  <w:lang w:val="en-US"/>
+                </w:rPr>
+                <w:t>https://wego.here.com/</w:t>
+              </w:r>
+            </w:hyperlink>
           </w:p>
         </w:tc>
       </w:tr>
@@ -1881,7 +1841,7 @@
             <w:r>
               <w:br/>
             </w:r>
-            <w:hyperlink r:id="rId12" w:tooltip="https://chat.mistral.ai/chat" w:history="1">
+            <w:hyperlink r:id="rId15" w:tooltip="https://chat.mistral.ai/chat" w:history="1">
               <w:r>
                 <w:rPr>
                   <w:rStyle w:val="Lienhypertexte"/>
@@ -1934,7 +1894,7 @@
             <w:r>
               <w:t xml:space="preserve">cinq questions gratuites par jour ou 49,99 €/an sur téléphone </w:t>
             </w:r>
-            <w:hyperlink r:id="rId13" w:tooltip="https://vanish.startpage.com/fr" w:history="1">
+            <w:hyperlink r:id="rId16" w:tooltip="https://vanish.startpage.com/fr" w:history="1">
               <w:r>
                 <w:rPr>
                   <w:rStyle w:val="Lienhypertexte"/>
@@ -2088,7 +2048,7 @@
             <w:r>
               <w:br/>
             </w:r>
-            <w:hyperlink r:id="rId14" w:tooltip="https://kmeet.infomaniak.com/" w:history="1">
+            <w:hyperlink r:id="rId17" w:tooltip="https://kmeet.infomaniak.com/" w:history="1">
               <w:r>
                 <w:rPr>
                   <w:rStyle w:val="Lienhypertexte"/>
@@ -2129,7 +2089,7 @@
             <w:r>
               <w:br/>
             </w:r>
-            <w:hyperlink r:id="rId15" w:tooltip="https://lasuite.numerique.gouv.fr/produits/visio" w:history="1">
+            <w:hyperlink r:id="rId18" w:tooltip="https://lasuite.numerique.gouv.fr/produits/visio" w:history="1">
               <w:r>
                 <w:rPr>
                   <w:rStyle w:val="Lienhypertexte"/>
@@ -2248,7 +2208,7 @@
               </w:rPr>
               <w:br/>
             </w:r>
-            <w:hyperlink r:id="rId16" w:tooltip="https://cloudeezy.com/hebergement-nextcloud/gratuit.html" w:history="1">
+            <w:hyperlink r:id="rId19" w:tooltip="https://cloudeezy.com/hebergement-nextcloud/gratuit.html" w:history="1">
               <w:r>
                 <w:rPr>
                   <w:rStyle w:val="Lienhypertexte"/>
@@ -2308,7 +2268,7 @@
               </w:rPr>
               <w:br/>
             </w:r>
-            <w:hyperlink r:id="rId17" w:anchor="install-clients" w:tooltip="https://nextcloud.com/install/#install-clients" w:history="1">
+            <w:hyperlink r:id="rId20" w:anchor="install-clients" w:tooltip="https://nextcloud.com/install/#install-clients" w:history="1">
               <w:r>
                 <w:rPr>
                   <w:rStyle w:val="Lienhypertexte"/>
@@ -2343,6 +2303,7 @@
                 <w:bCs/>
                 <w:color w:val="EE0000"/>
               </w:rPr>
+              <w:lastRenderedPageBreak/>
               <w:t>Outlook</w:t>
             </w:r>
             <w:r>
@@ -2512,7 +2473,7 @@
             <w:r>
               <w:br/>
             </w:r>
-            <w:hyperlink r:id="rId18" w:tooltip="https://www.thunderbird.net/fr/thunderbird/all/" w:history="1">
+            <w:hyperlink r:id="rId21" w:tooltip="https://www.thunderbird.net/fr/thunderbird/all/" w:history="1">
               <w:r>
                 <w:rPr>
                   <w:rStyle w:val="Lienhypertexte"/>
@@ -2565,7 +2526,7 @@
             <w:r>
               <w:br/>
             </w:r>
-            <w:hyperlink r:id="rId19" w:anchor="install-clients" w:tooltip="https://nextcloud.com/install/#install-clients" w:history="1">
+            <w:hyperlink r:id="rId22" w:anchor="install-clients" w:tooltip="https://nextcloud.com/install/#install-clients" w:history="1">
               <w:r>
                 <w:rPr>
                   <w:rStyle w:val="Lienhypertexte"/>
@@ -2607,7 +2568,7 @@
             <w:r>
               <w:br/>
             </w:r>
-            <w:hyperlink r:id="rId20" w:tooltip="https://www.thunderbird.net/fr/thunderbird/all/" w:history="1">
+            <w:hyperlink r:id="rId23" w:tooltip="https://www.thunderbird.net/fr/thunderbird/all/" w:history="1">
               <w:r>
                 <w:rPr>
                   <w:rStyle w:val="Lienhypertexte"/>
@@ -2796,7 +2757,7 @@
             <w:r>
               <w:br/>
             </w:r>
-            <w:hyperlink r:id="rId21" w:anchor="desktop" w:tooltip="https://www.onlyoffice.com/download-desktop#desktop" w:history="1">
+            <w:hyperlink r:id="rId24" w:anchor="desktop" w:tooltip="https://www.onlyoffice.com/download-desktop#desktop" w:history="1">
               <w:r>
                 <w:rPr>
                   <w:rStyle w:val="Lienhypertexte"/>
@@ -2829,7 +2790,7 @@
               </w:rPr>
               <w:br/>
             </w:r>
-            <w:hyperlink r:id="rId22" w:tooltip="https://euro-office.github.io/documentation/installation/docker/" w:history="1">
+            <w:hyperlink r:id="rId25" w:tooltip="https://euro-office.github.io/documentation/installation/docker/" w:history="1">
               <w:r>
                 <w:rPr>
                   <w:rStyle w:val="Lienhypertexte"/>
@@ -2964,10 +2925,48 @@
               <w:br/>
             </w:r>
             <w:r>
+              <w:t xml:space="preserve">Mailo, GMX, </w:t>
+            </w:r>
+            <w:proofErr w:type="spellStart"/>
+            <w:r>
+              <w:t>Mailfence</w:t>
+            </w:r>
+            <w:proofErr w:type="spellEnd"/>
+            <w:r>
+              <w:t xml:space="preserve">, </w:t>
+            </w:r>
+            <w:proofErr w:type="spellStart"/>
+            <w:r>
+              <w:t>Runbox</w:t>
+            </w:r>
+            <w:proofErr w:type="spellEnd"/>
+            <w:r>
+              <w:t xml:space="preserve">, Mail.fr, Tuta, </w:t>
+            </w:r>
+            <w:proofErr w:type="spellStart"/>
+            <w:r>
+              <w:t>Startmail</w:t>
+            </w:r>
+            <w:proofErr w:type="spellEnd"/>
+            <w:r>
+              <w:t xml:space="preserve">, La Poste, Proton mail, </w:t>
+            </w:r>
+            <w:proofErr w:type="spellStart"/>
+            <w:r>
+              <w:t>Infomaniak</w:t>
+            </w:r>
+            <w:proofErr w:type="spellEnd"/>
+            <w:r>
+              <w:t xml:space="preserve"> mail,</w:t>
+            </w:r>
+            <w:r>
+              <w:t xml:space="preserve"> </w:t>
+            </w:r>
+            <w:r>
               <w:t xml:space="preserve">Free, Orange, Bouygues Telecom, </w:t>
             </w:r>
             <w:r>
-              <w:t xml:space="preserve">Proton mail, </w:t>
+              <w:t xml:space="preserve">La Poste, </w:t>
             </w:r>
             <w:r>
               <w:t>etc. ou voir les offres européennes ici :</w:t>
@@ -2975,7 +2974,7 @@
             <w:r>
               <w:br/>
             </w:r>
-            <w:hyperlink r:id="rId23" w:tooltip="https://eutechstack.eu/fr/hebergement-email" w:history="1">
+            <w:hyperlink r:id="rId26" w:tooltip="https://eutechstack.eu/fr/hebergement-email" w:history="1">
               <w:r>
                 <w:rPr>
                   <w:rStyle w:val="Lienhypertexte"/>
@@ -2986,7 +2985,7 @@
             <w:r>
               <w:t xml:space="preserve"> ou là </w:t>
             </w:r>
-            <w:hyperlink r:id="rId24" w:tooltip="https://european-alternatives.eu/category/email-providers" w:history="1">
+            <w:hyperlink r:id="rId27" w:tooltip="https://european-alternatives.eu/category/email-providers" w:history="1">
               <w:r>
                 <w:rPr>
                   <w:rStyle w:val="Lienhypertexte"/>
@@ -3078,7 +3077,7 @@
       <w:pPr>
         <w:pStyle w:val="Titre2"/>
       </w:pPr>
-      <w:bookmarkStart w:id="2" w:name="_Toc240398775"/>
+      <w:bookmarkStart w:id="2" w:name="_Toc241946359"/>
       <w:r>
         <w:t>III - Conclusion</w:t>
       </w:r>
@@ -3115,7 +3114,7 @@
       <w:r>
         <w:t xml:space="preserve">Et qui sait, vous êtes peut-être prêt pour basculer sur un smartphone </w:t>
       </w:r>
-      <w:hyperlink r:id="rId25" w:tooltip="https://www.fairphone.com/fr" w:history="1">
+      <w:hyperlink r:id="rId28" w:tooltip="https://www.fairphone.com/fr" w:history="1">
         <w:proofErr w:type="spellStart"/>
         <w:r>
           <w:rPr>
@@ -3174,7 +3173,7 @@
       <w:r>
         <w:t xml:space="preserve">Envoyez vos commentaires et questions sur cet article à </w:t>
       </w:r>
-      <w:hyperlink r:id="rId26" w:tooltip="mailto:alt.jm-6ouqc7bk@yopmail.com" w:history="1">
+      <w:hyperlink r:id="rId29" w:tooltip="mailto:alt.jm-6ouqc7bk@yopmail.com" w:history="1">
         <w:r>
           <w:rPr>
             <w:rStyle w:val="Lienhypertexte"/>
@@ -3190,7 +3189,7 @@
       <w:pPr>
         <w:pStyle w:val="Titre2"/>
       </w:pPr>
-      <w:bookmarkStart w:id="3" w:name="_Toc240398776"/>
+      <w:bookmarkStart w:id="3" w:name="_Toc241946360"/>
       <w:r>
         <w:t xml:space="preserve">IV </w:t>
       </w:r>
@@ -3220,36 +3219,14 @@
       <w:r>
         <w:t xml:space="preserve"> dans le document </w:t>
       </w:r>
-      <w:r>
-        <w:fldChar w:fldCharType="begin"/>
-      </w:r>
-      <w:r>
-        <w:instrText>HYPERLINK "index-modedemploi.html"</w:instrText>
-      </w:r>
-      <w:r>
-        <w:fldChar w:fldCharType="separate"/>
-      </w:r>
-      <w:r>
-        <w:rPr>
-          <w:rStyle w:val="Lienhypertexte"/>
-        </w:rPr>
-        <w:t>Mode d’emplo</w:t>
-      </w:r>
-      <w:r>
-        <w:rPr>
-          <w:rStyle w:val="Lienhypertexte"/>
-        </w:rPr>
-        <w:t>i</w:t>
-      </w:r>
-      <w:r>
-        <w:rPr>
-          <w:rStyle w:val="Lienhypertexte"/>
-        </w:rPr>
-        <w:t xml:space="preserve"> détaillé (index-modedemploi.html)</w:t>
-      </w:r>
-      <w:r>
-        <w:fldChar w:fldCharType="end"/>
-      </w:r>
+      <w:hyperlink r:id="rId30" w:history="1">
+        <w:r>
+          <w:rPr>
+            <w:rStyle w:val="Lienhypertexte"/>
+          </w:rPr>
+          <w:t>Mode d’emploi détaillé (index-modedemploi.html)</w:t>
+        </w:r>
+      </w:hyperlink>
       <w:r>
         <w:t>.</w:t>
       </w:r>
@@ -3262,7 +3239,7 @@
       <w:pPr>
         <w:pStyle w:val="Titre2"/>
       </w:pPr>
-      <w:bookmarkStart w:id="4" w:name="_Toc240398777"/>
+      <w:bookmarkStart w:id="4" w:name="_Toc241946361"/>
       <w:r>
         <w:t xml:space="preserve">Annexe – </w:t>
       </w:r>
@@ -3392,7 +3369,7 @@
       <w:r>
         <w:t xml:space="preserve">RGPD Article 5 </w:t>
       </w:r>
-      <w:hyperlink r:id="rId27" w:anchor="Article5" w:history="1">
+      <w:hyperlink r:id="rId31" w:anchor="Article5" w:history="1">
         <w:r>
           <w:rPr>
             <w:rStyle w:val="Lienhypertexte"/>
@@ -3415,7 +3392,7 @@
       <w:r>
         <w:t xml:space="preserve">Interrogations sur la prolongation de FISA 702 </w:t>
       </w:r>
-      <w:hyperlink r:id="rId28" w:history="1">
+      <w:hyperlink r:id="rId32" w:history="1">
         <w:r>
           <w:rPr>
             <w:rStyle w:val="Lienhypertexte"/>
@@ -3449,7 +3426,7 @@
       <w:r>
         <w:t xml:space="preserve"> pour 3 ans </w:t>
       </w:r>
-      <w:hyperlink r:id="rId29" w:history="1">
+      <w:hyperlink r:id="rId33" w:history="1">
         <w:r>
           <w:rPr>
             <w:rStyle w:val="Lienhypertexte"/>
@@ -3490,7 +3467,7 @@
           <w:lang w:val="en-US"/>
         </w:rPr>
       </w:pPr>
-      <w:hyperlink r:id="rId30" w:tooltip="https://european-alternatives.eu/" w:history="1">
+      <w:hyperlink r:id="rId34" w:tooltip="https://european-alternatives.eu/" w:history="1">
         <w:r>
           <w:rPr>
             <w:rStyle w:val="Lienhypertexte"/>
@@ -3509,7 +3486,7 @@
         </w:numPr>
         <w:jc w:val="both"/>
       </w:pPr>
-      <w:hyperlink r:id="rId31" w:tooltip="https://alternativeto.net/" w:history="1">
+      <w:hyperlink r:id="rId35" w:tooltip="https://alternativeto.net/" w:history="1">
         <w:r>
           <w:rPr>
             <w:rStyle w:val="Lienhypertexte"/>
@@ -3527,7 +3504,7 @@
         </w:numPr>
         <w:jc w:val="both"/>
       </w:pPr>
-      <w:hyperlink r:id="rId32" w:tooltip="https://www.goeuropean.org/" w:history="1">
+      <w:hyperlink r:id="rId36" w:tooltip="https://www.goeuropean.org/" w:history="1">
         <w:r>
           <w:rPr>
             <w:rStyle w:val="Lienhypertexte"/>
@@ -3548,7 +3525,7 @@
         </w:numPr>
         <w:jc w:val="both"/>
       </w:pPr>
-      <w:hyperlink r:id="rId33" w:anchor="picks" w:history="1">
+      <w:hyperlink r:id="rId37" w:anchor="picks" w:history="1">
         <w:r>
           <w:rPr>
             <w:rStyle w:val="Lienhypertexte"/>
@@ -3572,7 +3549,7 @@
       <w:r>
         <w:t xml:space="preserve">Pour les news sur le sujet </w:t>
       </w:r>
-      <w:hyperlink r:id="rId34" w:tooltip="https://www.reddit.com/r/BuyFromEU/" w:history="1">
+      <w:hyperlink r:id="rId38" w:tooltip="https://www.reddit.com/r/BuyFromEU/" w:history="1">
         <w:r>
           <w:rPr>
             <w:rStyle w:val="Lienhypertexte"/>
@@ -3596,7 +3573,7 @@
           <w:lang w:val="en-US"/>
         </w:rPr>
       </w:pPr>
-      <w:hyperlink r:id="rId35" w:tooltip="https://europeantechmap.eu/" w:history="1">
+      <w:hyperlink r:id="rId39" w:tooltip="https://europeantechmap.eu/" w:history="1">
         <w:r>
           <w:rPr>
             <w:rStyle w:val="Lienhypertexte"/>
@@ -3624,7 +3601,7 @@
       <w:r>
         <w:t xml:space="preserve">Pour les développeurs </w:t>
       </w:r>
-      <w:hyperlink r:id="rId36" w:tooltip="https://techalternatives.eu/" w:history="1">
+      <w:hyperlink r:id="rId40" w:tooltip="https://techalternatives.eu/" w:history="1">
         <w:r>
           <w:rPr>
             <w:rStyle w:val="Lienhypertexte"/>
@@ -3648,7 +3625,7 @@
       <w:r>
         <w:t>Notation confidentialité </w:t>
       </w:r>
-      <w:hyperlink r:id="rId37" w:tooltip="https://privacynex.org/" w:history="1">
+      <w:hyperlink r:id="rId41" w:tooltip="https://privacynex.org/" w:history="1">
         <w:r>
           <w:rPr>
             <w:rStyle w:val="Lienhypertexte"/>
@@ -3671,7 +3648,7 @@
       <w:r>
         <w:t xml:space="preserve">Boîtes mail : </w:t>
       </w:r>
-      <w:hyperlink r:id="rId38" w:tooltip="https://eutechstack.eu/fr/hebergement-email" w:history="1">
+      <w:hyperlink r:id="rId42" w:tooltip="https://eutechstack.eu/fr/hebergement-email" w:history="1">
         <w:r>
           <w:rPr>
             <w:rStyle w:val="Lienhypertexte"/>
@@ -3741,7 +3718,7 @@
       <w:r>
         <w:t xml:space="preserve"> </w:t>
       </w:r>
-      <w:hyperlink r:id="rId39" w:tooltip="https://cloudeezy.com/hebergement-nextcloud/gratuit.html" w:history="1">
+      <w:hyperlink r:id="rId43" w:tooltip="https://cloudeezy.com/hebergement-nextcloud/gratuit.html" w:history="1">
         <w:r>
           <w:rPr>
             <w:rStyle w:val="Lienhypertexte"/>
@@ -3775,7 +3752,11 @@
         <w:t>e</w:t>
       </w:r>
       <w:r>
-        <w:t xml:space="preserve"> aux futures attaques quantique</w:t>
+        <w:t xml:space="preserve"> </w:t>
+      </w:r>
+      <w:r>
+        <w:lastRenderedPageBreak/>
+        <w:t>aux futures attaques quantique</w:t>
       </w:r>
       <w:r>
         <w:t>s</w:t>
@@ -3790,7 +3771,7 @@
         <w:br/>
         <w:t xml:space="preserve">SLA 99,99% </w:t>
       </w:r>
-      <w:hyperlink r:id="rId40" w:history="1">
+      <w:hyperlink r:id="rId44" w:history="1">
         <w:r>
           <w:rPr>
             <w:rStyle w:val="Lienhypertexte"/>
@@ -3848,7 +3829,7 @@
       <w:r>
         <w:t xml:space="preserve"> </w:t>
       </w:r>
-      <w:hyperlink r:id="rId41" w:tooltip="https://docs.nextcloud.com/server/latest/user_manual/fr/index.html" w:history="1">
+      <w:hyperlink r:id="rId45" w:tooltip="https://docs.nextcloud.com/server/latest/user_manual/fr/index.html" w:history="1">
         <w:r>
           <w:rPr>
             <w:rStyle w:val="Lienhypertexte"/>
@@ -3887,7 +3868,7 @@
       <w:r>
         <w:t xml:space="preserve"> </w:t>
       </w:r>
-      <w:hyperlink r:id="rId42" w:tooltip="https://www.thunderbird.net/fr/thunderbird/all/" w:history="1">
+      <w:hyperlink r:id="rId46" w:tooltip="https://www.thunderbird.net/fr/thunderbird/all/" w:history="1">
         <w:r>
           <w:rPr>
             <w:rStyle w:val="Lienhypertexte"/>
@@ -3935,7 +3916,7 @@
       <w:r>
         <w:t xml:space="preserve"> </w:t>
       </w:r>
-      <w:hyperlink r:id="rId43" w:tooltip="https://support.mozilla.org/fr/kb/installation-personnalisee-thunderbird-windows" w:history="1">
+      <w:hyperlink r:id="rId47" w:tooltip="https://support.mozilla.org/fr/kb/installation-personnalisee-thunderbird-windows" w:history="1">
         <w:r>
           <w:rPr>
             <w:rStyle w:val="Lienhypertexte"/>
@@ -3982,7 +3963,7 @@
         </w:rPr>
         <w:t xml:space="preserve"> </w:t>
       </w:r>
-      <w:hyperlink r:id="rId44" w:tooltip="https://docs.nextcloud.com/server/31/user_manual/en/groupware/sync_thunderbird.html" w:history="1">
+      <w:hyperlink r:id="rId48" w:tooltip="https://docs.nextcloud.com/server/31/user_manual/en/groupware/sync_thunderbird.html" w:history="1">
         <w:r>
           <w:rPr>
             <w:rStyle w:val="Lienhypertexte"/>
@@ -4012,7 +3993,7 @@
       <w:r>
         <w:t xml:space="preserve"> </w:t>
       </w:r>
-      <w:hyperlink r:id="rId45" w:tooltip="https://docs.nextcloud.com/server/latest/user_manual/fr/groupware/contacts.html" w:history="1">
+      <w:hyperlink r:id="rId49" w:tooltip="https://docs.nextcloud.com/server/latest/user_manual/fr/groupware/contacts.html" w:history="1">
         <w:r>
           <w:rPr>
             <w:rStyle w:val="Lienhypertexte"/>
@@ -4045,7 +4026,7 @@
       <w:r>
         <w:t xml:space="preserve"> </w:t>
       </w:r>
-      <w:hyperlink r:id="rId46" w:tooltip="https://docs.nextcloud.com/server/latest/user_manual/fr/groupware/calendar.html" w:history="1">
+      <w:hyperlink r:id="rId50" w:tooltip="https://docs.nextcloud.com/server/latest/user_manual/fr/groupware/calendar.html" w:history="1">
         <w:r>
           <w:rPr>
             <w:rStyle w:val="Lienhypertexte"/>
@@ -4094,7 +4075,7 @@
       <w:r>
         <w:t xml:space="preserve">) : </w:t>
       </w:r>
-      <w:hyperlink r:id="rId47" w:history="1">
+      <w:hyperlink r:id="rId51" w:history="1">
         <w:r>
           <w:rPr>
             <w:rStyle w:val="Lienhypertexte"/>
@@ -4145,7 +4126,7 @@
       <w:r>
         <w:t xml:space="preserve">) : </w:t>
       </w:r>
-      <w:hyperlink r:id="rId48" w:history="1">
+      <w:hyperlink r:id="rId52" w:history="1">
         <w:r>
           <w:rPr>
             <w:rStyle w:val="Lienhypertexte"/>
@@ -4190,7 +4171,7 @@
       <w:r>
         <w:t xml:space="preserve"> disposant d’un numéro de SIREN/SIRET (France) </w:t>
       </w:r>
-      <w:hyperlink r:id="rId49" w:tooltip="https://lasuite.numerique.gouv.fr/" w:history="1">
+      <w:hyperlink r:id="rId53" w:tooltip="https://lasuite.numerique.gouv.fr/" w:history="1">
         <w:r>
           <w:rPr>
             <w:rStyle w:val="Lienhypertexte"/>
@@ -4225,7 +4206,7 @@
       <w:r>
         <w:t xml:space="preserve"> de Linagora (France) </w:t>
       </w:r>
-      <w:hyperlink r:id="rId50" w:tooltip="https://twake.app/" w:history="1">
+      <w:hyperlink r:id="rId54" w:tooltip="https://twake.app/" w:history="1">
         <w:r>
           <w:rPr>
             <w:rStyle w:val="Lienhypertexte"/>
@@ -4255,7 +4236,7 @@
       <w:r>
         <w:t xml:space="preserve"> (Suisse) </w:t>
       </w:r>
-      <w:hyperlink r:id="rId51" w:tooltip="https://proton.me/" w:history="1">
+      <w:hyperlink r:id="rId55" w:tooltip="https://proton.me/" w:history="1">
         <w:r>
           <w:rPr>
             <w:rStyle w:val="Lienhypertexte"/>
@@ -4318,7 +4299,7 @@
       <w:r>
         <w:t xml:space="preserve"> (Allemagne) </w:t>
       </w:r>
-      <w:hyperlink r:id="rId52" w:tooltip="https://tuta.com/fr" w:history="1">
+      <w:hyperlink r:id="rId56" w:tooltip="https://tuta.com/fr" w:history="1">
         <w:r>
           <w:rPr>
             <w:rStyle w:val="Lienhypertexte"/>
@@ -4350,7 +4331,7 @@
       <w:r>
         <w:t xml:space="preserve"> (France) 4€/mois pour 100 Go </w:t>
       </w:r>
-      <w:hyperlink r:id="rId53" w:history="1">
+      <w:hyperlink r:id="rId57" w:history="1">
         <w:r>
           <w:rPr>
             <w:rStyle w:val="Lienhypertexte"/>
@@ -4388,7 +4369,7 @@
       <w:r>
         <w:t xml:space="preserve"> Outlook </w:t>
       </w:r>
-      <w:hyperlink r:id="rId54" w:tooltip="https://univik.com/blog/export-outlook-365-contacts-to-vcf/" w:history="1">
+      <w:hyperlink r:id="rId58" w:tooltip="https://univik.com/blog/export-outlook-365-contacts-to-vcf/" w:history="1">
         <w:r>
           <w:rPr>
             <w:rStyle w:val="Lienhypertexte"/>
@@ -4456,7 +4437,7 @@
         </w:rPr>
         <w:t xml:space="preserve">) </w:t>
       </w:r>
-      <w:hyperlink r:id="rId55" w:history="1">
+      <w:hyperlink r:id="rId59" w:history="1">
         <w:r>
           <w:rPr>
             <w:rStyle w:val="Lienhypertexte"/>
@@ -4487,7 +4468,7 @@
       <w:r>
         <w:t xml:space="preserve"> (Norvège) </w:t>
       </w:r>
-      <w:hyperlink r:id="rId56" w:history="1">
+      <w:hyperlink r:id="rId60" w:history="1">
         <w:r>
           <w:rPr>
             <w:rStyle w:val="Lienhypertexte"/>
@@ -4537,7 +4518,7 @@
       <w:r>
         <w:t xml:space="preserve"> </w:t>
       </w:r>
-      <w:hyperlink r:id="rId57" w:tooltip="https://www.thunderbird.net/fr/thunderbird/all/" w:history="1">
+      <w:hyperlink r:id="rId61" w:tooltip="https://www.thunderbird.net/fr/thunderbird/all/" w:history="1">
         <w:r>
           <w:rPr>
             <w:rStyle w:val="Lienhypertexte"/>
@@ -4572,7 +4553,7 @@
       <w:r>
         <w:t xml:space="preserve"> (Pays-Bas) </w:t>
       </w:r>
-      <w:hyperlink r:id="rId58" w:tooltip="https://www.startpage.com/fr/" w:history="1">
+      <w:hyperlink r:id="rId62" w:tooltip="https://www.startpage.com/fr/" w:history="1">
         <w:r>
           <w:rPr>
             <w:rStyle w:val="Lienhypertexte"/>
@@ -4607,7 +4588,7 @@
       <w:r>
         <w:t xml:space="preserve"> intéressant mais pas européen (Californie) </w:t>
       </w:r>
-      <w:hyperlink r:id="rId59" w:tooltip="https://duckduckgo.com/" w:history="1">
+      <w:hyperlink r:id="rId63" w:tooltip="https://duckduckgo.com/" w:history="1">
         <w:r>
           <w:rPr>
             <w:rStyle w:val="Lienhypertexte"/>
@@ -4640,7 +4621,7 @@
       <w:r>
         <w:t xml:space="preserve"> (Allemagne) </w:t>
       </w:r>
-      <w:hyperlink r:id="rId60" w:tooltip="https://www.ecosia.org/" w:history="1">
+      <w:hyperlink r:id="rId64" w:tooltip="https://www.ecosia.org/" w:history="1">
         <w:r>
           <w:rPr>
             <w:rStyle w:val="Lienhypertexte"/>
@@ -4673,7 +4654,7 @@
       <w:r>
         <w:t xml:space="preserve"> (France) </w:t>
       </w:r>
-      <w:hyperlink r:id="rId61" w:tooltip="https://chat.mistral.ai/chat" w:history="1">
+      <w:hyperlink r:id="rId65" w:tooltip="https://chat.mistral.ai/chat" w:history="1">
         <w:r>
           <w:rPr>
             <w:rStyle w:val="Lienhypertexte"/>
@@ -4740,7 +4721,7 @@
       <w:r>
         <w:t xml:space="preserve"> (Pays-Bas) </w:t>
       </w:r>
-      <w:hyperlink r:id="rId62" w:tooltip="https://vanish.startpage.com/fr" w:history="1">
+      <w:hyperlink r:id="rId66" w:tooltip="https://vanish.startpage.com/fr" w:history="1">
         <w:r>
           <w:rPr>
             <w:rStyle w:val="Lienhypertexte"/>
@@ -4761,6 +4742,7 @@
         </w:numPr>
       </w:pPr>
       <w:r>
+        <w:lastRenderedPageBreak/>
         <w:t xml:space="preserve">IA recherche et traduction </w:t>
       </w:r>
       <w:r>
@@ -4773,7 +4755,7 @@
       <w:r>
         <w:t xml:space="preserve"> intéressant mais pas européen (Californie) </w:t>
       </w:r>
-      <w:hyperlink r:id="rId63" w:tooltip="https://duck.ai/" w:history="1">
+      <w:hyperlink r:id="rId67" w:tooltip="https://duck.ai/" w:history="1">
         <w:r>
           <w:rPr>
             <w:rStyle w:val="Lienhypertexte"/>
@@ -4805,7 +4787,7 @@
       <w:r>
         <w:t xml:space="preserve"> (Allemagne) </w:t>
       </w:r>
-      <w:hyperlink r:id="rId64" w:tooltip="https://www.deepl.com/fr/translator" w:history="1">
+      <w:hyperlink r:id="rId68" w:tooltip="https://www.deepl.com/fr/translator" w:history="1">
         <w:r>
           <w:rPr>
             <w:rStyle w:val="Lienhypertexte"/>
@@ -4874,7 +4856,7 @@
         </w:rPr>
         <w:t xml:space="preserve"> The beautiful email client </w:t>
       </w:r>
-      <w:hyperlink r:id="rId65" w:tooltip="https://www.getmailspring.com" w:history="1">
+      <w:hyperlink r:id="rId69" w:tooltip="https://www.getmailspring.com" w:history="1">
         <w:r>
           <w:rPr>
             <w:rStyle w:val="Lienhypertexte"/>
@@ -4919,7 +4901,7 @@
       <w:r>
         <w:t xml:space="preserve">(Suisse) </w:t>
       </w:r>
-      <w:hyperlink r:id="rId66" w:history="1">
+      <w:hyperlink r:id="rId70" w:history="1">
         <w:r>
           <w:rPr>
             <w:rStyle w:val="Lienhypertexte"/>
@@ -4943,6 +4925,301 @@
         </w:numPr>
       </w:pPr>
       <w:r>
+        <w:t>Exemple d’hébergeurs de boîtes mail gratuites en Europe (plutôt que gmail.com, outlook.fr ou live.fr :</w:t>
+      </w:r>
+      <w:r>
+        <w:br/>
+        <w:t xml:space="preserve">PROTON MAIL Suisse : </w:t>
+      </w:r>
+      <w:hyperlink r:id="rId71" w:history="1">
+        <w:r>
+          <w:rPr>
+            <w:rStyle w:val="Lienhypertexte"/>
+          </w:rPr>
+          <w:t>https://account.proton.me/mail</w:t>
+        </w:r>
+      </w:hyperlink>
+    </w:p>
+    <w:p>
+      <w:pPr>
+        <w:pStyle w:val="Paragraphedeliste"/>
+        <w:ind w:left="1080"/>
+      </w:pPr>
+      <w:r>
+        <w:t xml:space="preserve">INFOMANIAK MAIL Suisse : </w:t>
+      </w:r>
+      <w:hyperlink r:id="rId72" w:history="1">
+        <w:r>
+          <w:rPr>
+            <w:rStyle w:val="Lienhypertexte"/>
+          </w:rPr>
+          <w:t>https://www.infomaniak.com/fr/ksuite/service-mail</w:t>
+        </w:r>
+      </w:hyperlink>
+    </w:p>
+    <w:p>
+      <w:pPr>
+        <w:pStyle w:val="Paragraphedeliste"/>
+        <w:ind w:left="1080"/>
+      </w:pPr>
+      <w:r>
+        <w:t>MAILO Fran</w:t>
+      </w:r>
+      <w:r>
+        <w:rPr>
+          <w:rFonts w:hint="cs"/>
+        </w:rPr>
+        <w:t>ç</w:t>
+      </w:r>
+      <w:r>
+        <w:t xml:space="preserve">ais : </w:t>
+      </w:r>
+      <w:hyperlink r:id="rId73" w:history="1">
+        <w:r>
+          <w:rPr>
+            <w:rStyle w:val="Lienhypertexte"/>
+          </w:rPr>
+          <w:t>https://www.mailo.com/fr/</w:t>
+        </w:r>
+      </w:hyperlink>
+      <w:r>
+        <w:t xml:space="preserve"> </w:t>
+      </w:r>
+    </w:p>
+    <w:p>
+      <w:pPr>
+        <w:pStyle w:val="Paragraphedeliste"/>
+        <w:ind w:left="1080"/>
+      </w:pPr>
+      <w:r>
+        <w:t xml:space="preserve">GMX Allemand : </w:t>
+      </w:r>
+      <w:hyperlink r:id="rId74" w:history="1">
+        <w:r>
+          <w:rPr>
+            <w:rStyle w:val="Lienhypertexte"/>
+          </w:rPr>
+          <w:t>https://www.gmx.fr/mail/</w:t>
+        </w:r>
+      </w:hyperlink>
+      <w:r>
+        <w:t xml:space="preserve"> </w:t>
+      </w:r>
+    </w:p>
+    <w:p>
+      <w:pPr>
+        <w:pStyle w:val="Paragraphedeliste"/>
+        <w:ind w:left="1080"/>
+      </w:pPr>
+      <w:r>
+        <w:t xml:space="preserve">MAILFENCE Belgique : </w:t>
+      </w:r>
+      <w:hyperlink r:id="rId75" w:history="1">
+        <w:r>
+          <w:rPr>
+            <w:rStyle w:val="Lienhypertexte"/>
+          </w:rPr>
+          <w:t>https://mailfence.com/</w:t>
+        </w:r>
+      </w:hyperlink>
+      <w:r>
+        <w:t xml:space="preserve"> </w:t>
+      </w:r>
+    </w:p>
+    <w:p>
+      <w:pPr>
+        <w:pStyle w:val="Paragraphedeliste"/>
+        <w:ind w:left="1080"/>
+      </w:pPr>
+      <w:r>
+        <w:t>RUNBOX Norv</w:t>
+      </w:r>
+      <w:r>
+        <w:rPr>
+          <w:rFonts w:hint="cs"/>
+        </w:rPr>
+        <w:t>é</w:t>
+      </w:r>
+      <w:r>
+        <w:t xml:space="preserve">gien : </w:t>
+      </w:r>
+      <w:hyperlink r:id="rId76" w:history="1">
+        <w:r>
+          <w:rPr>
+            <w:rStyle w:val="Lienhypertexte"/>
+          </w:rPr>
+          <w:t>https://runbox.com/</w:t>
+        </w:r>
+      </w:hyperlink>
+      <w:r>
+        <w:t xml:space="preserve"> </w:t>
+      </w:r>
+    </w:p>
+    <w:p>
+      <w:pPr>
+        <w:pStyle w:val="Paragraphedeliste"/>
+        <w:ind w:left="1080"/>
+      </w:pPr>
+      <w:r>
+        <w:t>LA POSTE Fran</w:t>
+      </w:r>
+      <w:r>
+        <w:rPr>
+          <w:rFonts w:hint="cs"/>
+        </w:rPr>
+        <w:t>ç</w:t>
+      </w:r>
+      <w:r>
+        <w:t xml:space="preserve">ais : </w:t>
+      </w:r>
+      <w:hyperlink r:id="rId77" w:history="1">
+        <w:r>
+          <w:rPr>
+            <w:rStyle w:val="Lienhypertexte"/>
+          </w:rPr>
+          <w:t>https://laposte.net/accueil</w:t>
+        </w:r>
+      </w:hyperlink>
+      <w:r>
+        <w:t xml:space="preserve"> </w:t>
+      </w:r>
+    </w:p>
+    <w:p>
+      <w:pPr>
+        <w:pStyle w:val="Paragraphedeliste"/>
+        <w:ind w:left="1080"/>
+      </w:pPr>
+      <w:r>
+        <w:t>MAIL FR Fran</w:t>
+      </w:r>
+      <w:r>
+        <w:rPr>
+          <w:rFonts w:hint="cs"/>
+        </w:rPr>
+        <w:t>ç</w:t>
+      </w:r>
+      <w:r>
+        <w:t xml:space="preserve">ais : </w:t>
+      </w:r>
+      <w:hyperlink r:id="rId78" w:history="1">
+        <w:r>
+          <w:rPr>
+            <w:rStyle w:val="Lienhypertexte"/>
+          </w:rPr>
+          <w:t>https://mail.fr/fr/</w:t>
+        </w:r>
+      </w:hyperlink>
+      <w:r>
+        <w:t xml:space="preserve"> </w:t>
+      </w:r>
+    </w:p>
+    <w:p>
+      <w:pPr>
+        <w:pStyle w:val="Paragraphedeliste"/>
+        <w:ind w:left="1080"/>
+        <w:rPr>
+          <w:lang w:val="it-IT"/>
+        </w:rPr>
+      </w:pPr>
+      <w:r>
+        <w:rPr>
+          <w:lang w:val="it-IT"/>
+        </w:rPr>
+        <w:t xml:space="preserve">TUTA Allemand : </w:t>
+      </w:r>
+      <w:r>
+        <w:rPr>
+          <w:lang w:val="it-IT"/>
+        </w:rPr>
+        <w:fldChar w:fldCharType="begin"/>
+      </w:r>
+      <w:r>
+        <w:rPr>
+          <w:lang w:val="it-IT"/>
+        </w:rPr>
+        <w:instrText>HYPERLINK "</w:instrText>
+      </w:r>
+      <w:r>
+        <w:rPr>
+          <w:lang w:val="it-IT"/>
+        </w:rPr>
+        <w:instrText>https://tuta.com/fr/secure-email</w:instrText>
+      </w:r>
+      <w:r>
+        <w:rPr>
+          <w:lang w:val="it-IT"/>
+        </w:rPr>
+        <w:instrText>"</w:instrText>
+      </w:r>
+      <w:r>
+        <w:rPr>
+          <w:lang w:val="it-IT"/>
+        </w:rPr>
+      </w:r>
+      <w:r>
+        <w:rPr>
+          <w:lang w:val="it-IT"/>
+        </w:rPr>
+        <w:fldChar w:fldCharType="separate"/>
+      </w:r>
+      <w:r>
+        <w:rPr>
+          <w:rStyle w:val="Lienhypertexte"/>
+          <w:lang w:val="it-IT"/>
+        </w:rPr>
+        <w:t>https://tuta.com/fr/secure-email</w:t>
+      </w:r>
+      <w:r>
+        <w:rPr>
+          <w:lang w:val="it-IT"/>
+        </w:rPr>
+        <w:fldChar w:fldCharType="end"/>
+      </w:r>
+      <w:r>
+        <w:rPr>
+          <w:lang w:val="it-IT"/>
+        </w:rPr>
+        <w:t xml:space="preserve"> </w:t>
+      </w:r>
+    </w:p>
+    <w:p>
+      <w:pPr>
+        <w:pStyle w:val="Paragraphedeliste"/>
+        <w:ind w:left="1080"/>
+      </w:pPr>
+      <w:r>
+        <w:t xml:space="preserve">STARTMAIL Hollandais : </w:t>
+      </w:r>
+      <w:hyperlink r:id="rId79" w:history="1">
+        <w:r>
+          <w:rPr>
+            <w:rStyle w:val="Lienhypertexte"/>
+          </w:rPr>
+          <w:t>https://www.startmail.com/</w:t>
+        </w:r>
+      </w:hyperlink>
+      <w:r>
+        <w:t xml:space="preserve"> </w:t>
+      </w:r>
+    </w:p>
+    <w:p>
+      <w:pPr>
+        <w:pStyle w:val="Paragraphedeliste"/>
+        <w:ind w:left="1080"/>
+      </w:pPr>
+      <w:r>
+        <w:t>etc.</w:t>
+      </w:r>
+    </w:p>
+    <w:p>
+      <w:pPr>
+        <w:pStyle w:val="Paragraphedeliste"/>
+        <w:numPr>
+          <w:ilvl w:val="0"/>
+          <w:numId w:val="25"/>
+        </w:numPr>
+      </w:pPr>
+      <w:r>
         <w:t xml:space="preserve">Boîte </w:t>
       </w:r>
       <w:r>
@@ -4963,7 +5240,7 @@
       <w:r>
         <w:t xml:space="preserve">(France) </w:t>
       </w:r>
-      <w:hyperlink r:id="rId67" w:history="1">
+      <w:hyperlink r:id="rId80" w:history="1">
         <w:r>
           <w:rPr>
             <w:rStyle w:val="Lienhypertexte"/>
@@ -4993,7 +5270,7 @@
       <w:r>
         <w:t xml:space="preserve">(Suisse) </w:t>
       </w:r>
-      <w:hyperlink r:id="rId68" w:history="1">
+      <w:hyperlink r:id="rId81" w:history="1">
         <w:r>
           <w:rPr>
             <w:rStyle w:val="Lienhypertexte"/>
@@ -5004,7 +5281,7 @@
       <w:r>
         <w:t xml:space="preserve">, VPN qui n’utilise pas de logs sur disque </w:t>
       </w:r>
-      <w:hyperlink r:id="rId69" w:tooltip="https://protonvpn.com/features/no-logs-policy" w:history="1">
+      <w:hyperlink r:id="rId82" w:tooltip="https://protonvpn.com/features/no-logs-policy" w:history="1">
         <w:r>
           <w:rPr>
             <w:rStyle w:val="Lienhypertexte"/>
@@ -5046,7 +5323,7 @@
       <w:r>
         <w:t xml:space="preserve"> </w:t>
       </w:r>
-      <w:hyperlink r:id="rId70" w:tooltip="https://mullvad.net/fr" w:history="1">
+      <w:hyperlink r:id="rId83" w:tooltip="https://mullvad.net/fr" w:history="1">
         <w:r>
           <w:rPr>
             <w:rStyle w:val="Lienhypertexte"/>
@@ -5084,7 +5361,7 @@
       <w:r>
         <w:t xml:space="preserve">) </w:t>
       </w:r>
-      <w:hyperlink r:id="rId71" w:tooltip="https://telegram.org/" w:history="1">
+      <w:hyperlink r:id="rId84" w:tooltip="https://telegram.org/" w:history="1">
         <w:r>
           <w:rPr>
             <w:rStyle w:val="Lienhypertexte"/>
@@ -5125,7 +5402,7 @@
       <w:r>
         <w:t xml:space="preserve"> par exemple </w:t>
       </w:r>
-      <w:hyperlink r:id="rId72" w:tooltip="https://telegram.org/blog/ultimate-privacy-topics-2-0/fr" w:history="1">
+      <w:hyperlink r:id="rId85" w:tooltip="https://telegram.org/blog/ultimate-privacy-topics-2-0/fr" w:history="1">
         <w:r>
           <w:rPr>
             <w:rStyle w:val="Lienhypertexte"/>
@@ -5170,7 +5447,7 @@
       <w:r>
         <w:t xml:space="preserve"> </w:t>
       </w:r>
-      <w:hyperlink r:id="rId73" w:history="1">
+      <w:hyperlink r:id="rId86" w:history="1">
         <w:r>
           <w:rPr>
             <w:rStyle w:val="Lienhypertexte"/>
@@ -5189,7 +5466,7 @@
       <w:r>
         <w:t xml:space="preserve"> soient hébergés sur le cloud américain Amazon Web Services (voir </w:t>
       </w:r>
-      <w:hyperlink r:id="rId74" w:history="1">
+      <w:hyperlink r:id="rId87" w:history="1">
         <w:r>
           <w:rPr>
             <w:rStyle w:val="Lienhypertexte"/>
@@ -5200,7 +5477,7 @@
       <w:r>
         <w:t xml:space="preserve"> et </w:t>
       </w:r>
-      <w:hyperlink r:id="rId75" w:history="1">
+      <w:hyperlink r:id="rId88" w:history="1">
         <w:r>
           <w:rPr>
             <w:rStyle w:val="Lienhypertexte"/>
@@ -5264,7 +5541,7 @@
       <w:r>
         <w:t xml:space="preserve"> (Pays-Bas) </w:t>
       </w:r>
-      <w:hyperlink r:id="rId76" w:tooltip="https://wego.here.com/" w:history="1">
+      <w:hyperlink r:id="rId89" w:tooltip="https://wego.here.com/" w:history="1">
         <w:r>
           <w:rPr>
             <w:rStyle w:val="Lienhypertexte"/>
@@ -5297,7 +5574,7 @@
       <w:r>
         <w:t xml:space="preserve"> (France) </w:t>
       </w:r>
-      <w:hyperlink r:id="rId77" w:history="1">
+      <w:hyperlink r:id="rId90" w:history="1">
         <w:r>
           <w:rPr>
             <w:rStyle w:val="Lienhypertexte"/>
@@ -5348,7 +5625,7 @@
       <w:r>
         <w:t xml:space="preserve">que) </w:t>
       </w:r>
-      <w:hyperlink r:id="rId78" w:tooltip="https://mapy.com/fr" w:history="1">
+      <w:hyperlink r:id="rId91" w:tooltip="https://mapy.com/fr" w:history="1">
         <w:r>
           <w:rPr>
             <w:rStyle w:val="Lienhypertexte"/>
@@ -5383,7 +5660,7 @@
       <w:r>
         <w:t xml:space="preserve"> (Open source) mais un peu pauvre </w:t>
       </w:r>
-      <w:hyperlink r:id="rId79" w:tooltip="https://www.comaps.app/fr/" w:history="1">
+      <w:hyperlink r:id="rId92" w:tooltip="https://www.comaps.app/fr/" w:history="1">
         <w:r>
           <w:rPr>
             <w:rStyle w:val="Lienhypertexte"/>
@@ -5434,7 +5711,7 @@
       <w:r>
         <w:t xml:space="preserve"> </w:t>
       </w:r>
-      <w:hyperlink r:id="rId80" w:tooltip="https://korben.info/organic-maps-gps-offline-open-source.html" w:history="1">
+      <w:hyperlink r:id="rId93" w:tooltip="https://korben.info/organic-maps-gps-offline-open-source.html" w:history="1">
         <w:r>
           <w:rPr>
             <w:rStyle w:val="Lienhypertexte"/>
@@ -5471,7 +5748,7 @@
         </w:rPr>
         <w:t xml:space="preserve">4EU </w:t>
       </w:r>
-      <w:hyperlink r:id="rId81" w:tooltip="https://korben.info/dns4eu-europe-alternative-google-cloudflare.html" w:history="1">
+      <w:hyperlink r:id="rId94" w:tooltip="https://korben.info/dns4eu-europe-alternative-google-cloudflare.html" w:history="1">
         <w:r>
           <w:rPr>
             <w:rStyle w:val="Lienhypertexte"/>
@@ -5515,7 +5792,7 @@
       <w:r>
         <w:t xml:space="preserve"> (Royaume-Unis, Lettonie/Russie ?) </w:t>
       </w:r>
-      <w:hyperlink r:id="rId82" w:anchor="desktop" w:tooltip="https://www.onlyoffice.com/download-desktop#desktop" w:history="1">
+      <w:hyperlink r:id="rId95" w:anchor="desktop" w:tooltip="https://www.onlyoffice.com/download-desktop#desktop" w:history="1">
         <w:r>
           <w:rPr>
             <w:rStyle w:val="Lienhypertexte"/>
@@ -5556,7 +5833,7 @@
       <w:r>
         <w:t xml:space="preserve">, Open source en cours de stabilisation) </w:t>
       </w:r>
-      <w:hyperlink r:id="rId83" w:tooltip="https://euro-office.github.io/documentation/installation/docker/" w:history="1">
+      <w:hyperlink r:id="rId96" w:tooltip="https://euro-office.github.io/documentation/installation/docker/" w:history="1">
         <w:r>
           <w:rPr>
             <w:rStyle w:val="Lienhypertexte"/>
@@ -5567,7 +5844,7 @@
       <w:r>
         <w:t xml:space="preserve"> et </w:t>
       </w:r>
-      <w:hyperlink r:id="rId84" w:tooltip="https://github.com/Euro-Office" w:history="1">
+      <w:hyperlink r:id="rId97" w:tooltip="https://github.com/Euro-Office" w:history="1">
         <w:r>
           <w:rPr>
             <w:rStyle w:val="Lienhypertexte"/>
@@ -5586,6 +5863,7 @@
         <w:rPr>
           <w:lang w:val="en-US"/>
         </w:rPr>
+        <w:lastRenderedPageBreak/>
         <w:t xml:space="preserve">Alternatives au streaming </w:t>
       </w:r>
       <w:proofErr w:type="spellStart"/>
@@ -5656,7 +5934,7 @@
         </w:rPr>
         <w:t xml:space="preserve">(France) </w:t>
       </w:r>
-      <w:hyperlink r:id="rId85" w:tooltip="https://www.dailymotion.com/fr" w:history="1">
+      <w:hyperlink r:id="rId98" w:tooltip="https://www.dailymotion.com/fr" w:history="1">
         <w:r>
           <w:rPr>
             <w:rStyle w:val="Lienhypertexte"/>
@@ -5700,7 +5978,7 @@
       <w:r>
         <w:t xml:space="preserve"> (France, Allemagne) </w:t>
       </w:r>
-      <w:hyperlink r:id="rId86" w:tooltip="https://www.arte.tv/fr/videos/series-et-fictions/" w:history="1">
+      <w:hyperlink r:id="rId99" w:tooltip="https://www.arte.tv/fr/videos/series-et-fictions/" w:history="1">
         <w:r>
           <w:rPr>
             <w:rStyle w:val="Lienhypertexte"/>
@@ -5739,7 +6017,7 @@
         </w:rPr>
         <w:t xml:space="preserve"> (Open source) </w:t>
       </w:r>
-      <w:hyperlink r:id="rId87" w:tooltip="https://joinpeertube.org/fr_FR" w:history="1">
+      <w:hyperlink r:id="rId100" w:tooltip="https://joinpeertube.org/fr_FR" w:history="1">
         <w:r>
           <w:rPr>
             <w:rStyle w:val="Lienhypertexte"/>
@@ -5792,7 +6070,7 @@
         </w:rPr>
         <w:t xml:space="preserve">) </w:t>
       </w:r>
-      <w:hyperlink r:id="rId88" w:tooltip="https://alugha.com" w:history="1">
+      <w:hyperlink r:id="rId101" w:tooltip="https://alugha.com" w:history="1">
         <w:r>
           <w:rPr>
             <w:rStyle w:val="Lienhypertexte"/>
@@ -5890,7 +6168,7 @@
       <w:r>
         <w:t xml:space="preserve"> (France) </w:t>
       </w:r>
-      <w:hyperlink r:id="rId89" w:tooltip="https://www.deezer.com/fr/" w:history="1">
+      <w:hyperlink r:id="rId102" w:tooltip="https://www.deezer.com/fr/" w:history="1">
         <w:r>
           <w:rPr>
             <w:rStyle w:val="Lienhypertexte"/>
@@ -5917,7 +6195,7 @@
       <w:r>
         <w:t xml:space="preserve"> (Suède) </w:t>
       </w:r>
-      <w:hyperlink r:id="rId90" w:tooltip="https://open.spotify.com/intl-fr" w:history="1">
+      <w:hyperlink r:id="rId103" w:tooltip="https://open.spotify.com/intl-fr" w:history="1">
         <w:r>
           <w:rPr>
             <w:rStyle w:val="Lienhypertexte"/>
@@ -5946,7 +6224,7 @@
       <w:r>
         <w:t xml:space="preserve"> (France) </w:t>
       </w:r>
-      <w:hyperlink r:id="rId91" w:tooltip="https://www.qobuz.com/fr-fr/discover" w:history="1">
+      <w:hyperlink r:id="rId104" w:tooltip="https://www.qobuz.com/fr-fr/discover" w:history="1">
         <w:r>
           <w:rPr>
             <w:rStyle w:val="Lienhypertexte"/>
@@ -5996,7 +6274,7 @@
         </w:rPr>
         <w:t xml:space="preserve"> (Open source) </w:t>
       </w:r>
-      <w:hyperlink r:id="rId92" w:tooltip="https://joinmastodon.org/fr" w:history="1">
+      <w:hyperlink r:id="rId105" w:tooltip="https://joinmastodon.org/fr" w:history="1">
         <w:r>
           <w:rPr>
             <w:rStyle w:val="Lienhypertexte"/>
@@ -6047,7 +6325,7 @@
       <w:r>
         <w:t xml:space="preserve"> </w:t>
       </w:r>
-      <w:hyperlink r:id="rId93" w:tooltip="https://www.linuxmint.com/" w:history="1">
+      <w:hyperlink r:id="rId106" w:tooltip="https://www.linuxmint.com/" w:history="1">
         <w:r>
           <w:rPr>
             <w:rStyle w:val="Lienhypertexte"/>
@@ -6091,7 +6369,7 @@
       <w:r>
         <w:t xml:space="preserve"> Android sans Google </w:t>
       </w:r>
-      <w:hyperlink r:id="rId94" w:tooltip="https://e.foundation/fr/e-os/" w:history="1">
+      <w:hyperlink r:id="rId107" w:tooltip="https://e.foundation/fr/e-os/" w:history="1">
         <w:r>
           <w:rPr>
             <w:rStyle w:val="Lienhypertexte"/>
@@ -6114,7 +6392,7 @@
       <w:r>
         <w:t xml:space="preserve"> </w:t>
       </w:r>
-      <w:hyperlink r:id="rId95" w:history="1">
+      <w:hyperlink r:id="rId108" w:history="1">
         <w:r>
           <w:rPr>
             <w:rStyle w:val="Lienhypertexte"/>
@@ -6175,7 +6453,7 @@
       <w:r>
         <w:br/>
       </w:r>
-      <w:hyperlink r:id="rId96" w:tooltip="https://www.fairphone.com/fr" w:history="1">
+      <w:hyperlink r:id="rId109" w:tooltip="https://www.fairphone.com/fr" w:history="1">
         <w:r>
           <w:rPr>
             <w:rStyle w:val="Lienhypertexte"/>
@@ -6193,7 +6471,7 @@
       <w:r>
         <w:t xml:space="preserve">et </w:t>
       </w:r>
-      <w:hyperlink r:id="rId97" w:tooltip="https://murena.com/fr/smartphones/" w:history="1">
+      <w:hyperlink r:id="rId110" w:tooltip="https://murena.com/fr/smartphones/" w:history="1">
         <w:r>
           <w:rPr>
             <w:rStyle w:val="Lienhypertexte"/>
@@ -6218,7 +6496,7 @@
           <w:numId w:val="17"/>
         </w:numPr>
       </w:pPr>
-      <w:hyperlink r:id="rId98" w:tooltip="https://www.journaux.fr/produits/presse/Informatique-3/Linux%20Inside-162163" w:history="1">
+      <w:hyperlink r:id="rId111" w:tooltip="https://www.journaux.fr/produits/presse/Informatique-3/Linux%20Inside-162163" w:history="1">
         <w:r>
           <w:rPr>
             <w:rStyle w:val="Lienhypertexte"/>
